--- a/docs/studyguides/polarcoordinates2D-degrees.docx
+++ b/docs/studyguides/polarcoordinates2D-degrees.docx
@@ -52,7 +52,7 @@
         </w:rPr>
         <w:t xml:space="preserve"> </w:t>
       </w:r>
-      <w:hyperlink r:id="rId20">
+      <w:hyperlink r:id="rId9">
         <w:r>
           <w:rPr>
             <w:rStyle w:val="Hyperlink"/>
@@ -83,7 +83,7 @@
         </w:rPr>
         <w:t xml:space="preserve"> </w:t>
       </w:r>
-      <w:hyperlink r:id="rId21">
+      <w:hyperlink r:id="rId10">
         <w:r>
           <w:rPr>
             <w:rStyle w:val="Hyperlink"/>
@@ -107,7 +107,7 @@
         </w:rPr>
         <w:t xml:space="preserve"> </w:t>
       </w:r>
-      <w:hyperlink r:id="rId22">
+      <w:hyperlink r:id="rId11">
         <w:r>
           <w:rPr>
             <w:rStyle w:val="Hyperlink"/>
@@ -131,7 +131,7 @@
         </w:rPr>
         <w:t xml:space="preserve"> </w:t>
       </w:r>
-      <w:hyperlink r:id="rId23">
+      <w:hyperlink r:id="rId12">
         <w:r>
           <w:rPr>
             <w:rStyle w:val="Hyperlink"/>
@@ -155,7 +155,7 @@
         </w:rPr>
         <w:t xml:space="preserve"> </w:t>
       </w:r>
-      <w:hyperlink r:id="rId24">
+      <w:hyperlink r:id="rId13">
         <w:r>
           <w:rPr>
             <w:rStyle w:val="Hyperlink"/>
@@ -198,7 +198,7 @@
         </w:rPr>
         <w:t xml:space="preserve"> </w:t>
       </w:r>
-      <w:hyperlink r:id="rId25">
+      <w:hyperlink r:id="rId14">
         <w:r>
           <w:rPr>
             <w:rStyle w:val="Hyperlink"/>
@@ -216,7 +216,7 @@
         <w:t xml:space="preserve">.</w:t>
       </w:r>
     </w:p>
-    <w:bookmarkStart w:id="37" w:name="motivation-for-using-polar-coordinates"/>
+    <w:bookmarkStart w:id="26" w:name="motivation-for-using-polar-coordinates"/>
     <w:p>
       <w:pPr>
         <w:pStyle w:val="Heading1"/>
@@ -372,18 +372,18 @@
                 <wp:inline>
                   <wp:extent cx="152400" cy="152400"/>
                   <wp:effectExtent b="0" l="0" r="0" t="0"/>
-                  <wp:docPr descr="" title="" id="27" name="Picture"/>
+                  <wp:docPr descr="" title="" id="16" name="Picture"/>
                   <a:graphic>
                     <a:graphicData uri="http://schemas.openxmlformats.org/drawingml/2006/picture">
                       <pic:pic>
                         <pic:nvPicPr>
-                          <pic:cNvPr descr="/Applications/quarto/share/formats/docx/note.png" id="28" name="Picture"/>
+                          <pic:cNvPr descr="/Applications/quarto/share/formats/docx/note.png" id="17" name="Picture"/>
                           <pic:cNvPicPr>
                             <a:picLocks noChangeArrowheads="1" noChangeAspect="1"/>
                           </pic:cNvPicPr>
                         </pic:nvPicPr>
                         <pic:blipFill>
-                          <a:blip r:embed="rId26"/>
+                          <a:blip r:embed="rId15"/>
                           <a:stretch>
                             <a:fillRect/>
                           </a:stretch>
@@ -526,18 +526,18 @@
                 <wp:inline>
                   <wp:extent cx="152400" cy="152400"/>
                   <wp:effectExtent b="0" l="0" r="0" t="0"/>
-                  <wp:docPr descr="" title="" id="29" name="Picture"/>
+                  <wp:docPr descr="" title="" id="18" name="Picture"/>
                   <a:graphic>
                     <a:graphicData uri="http://schemas.openxmlformats.org/drawingml/2006/picture">
                       <pic:pic>
                         <pic:nvPicPr>
-                          <pic:cNvPr descr="/Applications/quarto/share/formats/docx/note.png" id="30" name="Picture"/>
+                          <pic:cNvPr descr="/Applications/quarto/share/formats/docx/note.png" id="19" name="Picture"/>
                           <pic:cNvPicPr>
                             <a:picLocks noChangeArrowheads="1" noChangeAspect="1"/>
                           </pic:cNvPicPr>
                         </pic:nvPicPr>
                         <pic:blipFill>
-                          <a:blip r:embed="rId26"/>
+                          <a:blip r:embed="rId15"/>
                           <a:stretch>
                             <a:fillRect/>
                           </a:stretch>
@@ -714,18 +714,18 @@
                 <wp:inline>
                   <wp:extent cx="152400" cy="152400"/>
                   <wp:effectExtent b="0" l="0" r="0" t="0"/>
-                  <wp:docPr descr="" title="" id="31" name="Picture"/>
+                  <wp:docPr descr="" title="" id="20" name="Picture"/>
                   <a:graphic>
                     <a:graphicData uri="http://schemas.openxmlformats.org/drawingml/2006/picture">
                       <pic:pic>
                         <pic:nvPicPr>
-                          <pic:cNvPr descr="/Applications/quarto/share/formats/docx/note.png" id="32" name="Picture"/>
+                          <pic:cNvPr descr="/Applications/quarto/share/formats/docx/note.png" id="21" name="Picture"/>
                           <pic:cNvPicPr>
                             <a:picLocks noChangeArrowheads="1" noChangeAspect="1"/>
                           </pic:cNvPicPr>
                         </pic:nvPicPr>
                         <pic:blipFill>
-                          <a:blip r:embed="rId26"/>
+                          <a:blip r:embed="rId15"/>
                           <a:stretch>
                             <a:fillRect/>
                           </a:stretch>
@@ -804,7 +804,7 @@
             <w:tr>
               <w:tc>
                 <w:tcPr/>
-                <w:bookmarkStart w:id="36" w:name="fig-cartesianagainstpolar"/>
+                <w:bookmarkStart w:id="25" w:name="fig-cartesianagainstpolar"/>
                 <w:p>
                   <w:pPr>
                     <w:pStyle w:val="Compact"/>
@@ -815,18 +815,18 @@
                       <wp:inline>
                         <wp:extent cx="5943600" cy="2686803"/>
                         <wp:effectExtent b="0" l="0" r="0" t="0"/>
-                        <wp:docPr descr="" title="" id="34" name="Picture"/>
+                        <wp:docPr descr="" title="" id="23" name="Picture"/>
                         <a:graphic>
                           <a:graphicData uri="http://schemas.openxmlformats.org/drawingml/2006/picture">
                             <pic:pic>
                               <pic:nvPicPr>
-                                <pic:cNvPr descr="./FiguresPNG/polarcoordinates2D-fig1.png" id="35" name="Picture"/>
+                                <pic:cNvPr descr="./FiguresPNG/polarcoordinates2D-fig1.png" id="24" name="Picture"/>
                                 <pic:cNvPicPr>
                                   <a:picLocks noChangeArrowheads="1" noChangeAspect="1"/>
                                 </pic:cNvPicPr>
                               </pic:nvPicPr>
                               <pic:blipFill>
-                                <a:blip r:embed="rId33"/>
+                                <a:blip r:embed="rId22"/>
                                 <a:stretch>
                                   <a:fillRect/>
                                 </a:stretch>
@@ -866,15 +866,15 @@
                     <w:t xml:space="preserve">Figure 1: A point in both Cartesian and polar coordinates</w:t>
                   </w:r>
                 </w:p>
-                <w:bookmarkEnd w:id="36"/>
+                <w:bookmarkEnd w:id="25"/>
               </w:tc>
             </w:tr>
           </w:tbl>
         </w:tc>
       </w:tr>
     </w:tbl>
-    <w:bookmarkEnd w:id="37"/>
-    <w:bookmarkStart w:id="58" w:name="X2187d42cd7534bf933a0c8110c44249620d122e"/>
+    <w:bookmarkEnd w:id="26"/>
+    <w:bookmarkStart w:id="47" w:name="X2187d42cd7534bf933a0c8110c44249620d122e"/>
     <w:p>
       <w:pPr>
         <w:pStyle w:val="Heading1"/>
@@ -902,28 +902,30 @@
         <w:t xml:space="preserve"> </w:t>
       </w:r>
       <m:oMath>
-        <m:d>
-          <m:dPr>
-            <m:begChr m:val="("/>
-            <m:sepChr m:val=""/>
-            <m:endChr m:val=")"/>
-            <m:grow/>
-          </m:dPr>
-          <m:e>
-            <m:r>
-              <m:t>r</m:t>
-            </m:r>
-            <m:r>
-              <m:rPr>
-                <m:sty m:val="p"/>
-              </m:rPr>
-              <m:t>,</m:t>
-            </m:r>
-            <m:r>
-              <m:t>φ</m:t>
-            </m:r>
-          </m:e>
-        </m:d>
+        <m:r>
+          <m:rPr>
+            <m:sty m:val="p"/>
+          </m:rPr>
+          <m:t>(</m:t>
+        </m:r>
+        <m:r>
+          <m:t>r</m:t>
+        </m:r>
+        <m:r>
+          <m:rPr>
+            <m:sty m:val="p"/>
+          </m:rPr>
+          <m:t>,</m:t>
+        </m:r>
+        <m:r>
+          <m:t>φ</m:t>
+        </m:r>
+        <m:r>
+          <m:rPr>
+            <m:sty m:val="p"/>
+          </m:rPr>
+          <m:t>)</m:t>
+        </m:r>
       </m:oMath>
       <w:r>
         <w:t xml:space="preserve">.</w:t>
@@ -942,7 +944,7 @@
       <w:tr>
         <w:tc>
           <w:tcPr/>
-          <w:bookmarkStart w:id="41" w:name="fig-rightanglepolar"/>
+          <w:bookmarkStart w:id="30" w:name="fig-rightanglepolar"/>
           <w:p>
             <w:pPr>
               <w:pStyle w:val="Compact"/>
@@ -953,18 +955,18 @@
                 <wp:inline>
                   <wp:extent cx="5943600" cy="5731024"/>
                   <wp:effectExtent b="0" l="0" r="0" t="0"/>
-                  <wp:docPr descr="" title="" id="39" name="Picture"/>
+                  <wp:docPr descr="" title="" id="28" name="Picture"/>
                   <a:graphic>
                     <a:graphicData uri="http://schemas.openxmlformats.org/drawingml/2006/picture">
                       <pic:pic>
                         <pic:nvPicPr>
-                          <pic:cNvPr descr="./FiguresPNG/polarcoordinates2D-fig2.png" id="40" name="Picture"/>
+                          <pic:cNvPr descr="./FiguresPNG/polarcoordinates2D-fig2.png" id="29" name="Picture"/>
                           <pic:cNvPicPr>
                             <a:picLocks noChangeArrowheads="1" noChangeAspect="1"/>
                           </pic:cNvPicPr>
                         </pic:nvPicPr>
                         <pic:blipFill>
-                          <a:blip r:embed="rId38"/>
+                          <a:blip r:embed="rId27"/>
                           <a:stretch>
                             <a:fillRect/>
                           </a:stretch>
@@ -1004,7 +1006,7 @@
               <w:t xml:space="preserve">Figure 2: A right-angle triangle from a polar coordinate</w:t>
             </w:r>
           </w:p>
-          <w:bookmarkEnd w:id="41"/>
+          <w:bookmarkEnd w:id="30"/>
         </w:tc>
       </w:tr>
     </w:tbl>
@@ -1065,19 +1067,21 @@
             </m:rPr>
             <m:t>cos</m:t>
           </m:r>
-          <m:d>
-            <m:dPr>
-              <m:begChr m:val="("/>
-              <m:sepChr m:val=""/>
-              <m:endChr m:val=")"/>
-              <m:grow/>
-            </m:dPr>
-            <m:e>
-              <m:r>
-                <m:t>φ</m:t>
-              </m:r>
-            </m:e>
-          </m:d>
+          <m:r>
+            <m:rPr>
+              <m:sty m:val="p"/>
+            </m:rPr>
+            <m:t>(</m:t>
+          </m:r>
+          <m:r>
+            <m:t>φ</m:t>
+          </m:r>
+          <m:r>
+            <m:rPr>
+              <m:sty m:val="p"/>
+            </m:rPr>
+            <m:t>)</m:t>
+          </m:r>
         </m:oMath>
       </m:oMathPara>
     </w:p>
@@ -1116,19 +1120,21 @@
             </m:rPr>
             <m:t>sin</m:t>
           </m:r>
-          <m:d>
-            <m:dPr>
-              <m:begChr m:val="("/>
-              <m:sepChr m:val=""/>
-              <m:endChr m:val=")"/>
-              <m:grow/>
-            </m:dPr>
-            <m:e>
-              <m:r>
-                <m:t>φ</m:t>
-              </m:r>
-            </m:e>
-          </m:d>
+          <m:r>
+            <m:rPr>
+              <m:sty m:val="p"/>
+            </m:rPr>
+            <m:t>(</m:t>
+          </m:r>
+          <m:r>
+            <m:t>φ</m:t>
+          </m:r>
+          <m:r>
+            <m:rPr>
+              <m:sty m:val="p"/>
+            </m:rPr>
+            <m:t>)</m:t>
+          </m:r>
         </m:oMath>
       </m:oMathPara>
     </w:p>
@@ -1180,18 +1186,18 @@
                 <wp:inline>
                   <wp:extent cx="152400" cy="152400"/>
                   <wp:effectExtent b="0" l="0" r="0" t="0"/>
-                  <wp:docPr descr="" title="" id="42" name="Picture"/>
+                  <wp:docPr descr="" title="" id="31" name="Picture"/>
                   <a:graphic>
                     <a:graphicData uri="http://schemas.openxmlformats.org/drawingml/2006/picture">
                       <pic:pic>
                         <pic:nvPicPr>
-                          <pic:cNvPr descr="/Applications/quarto/share/formats/docx/note.png" id="43" name="Picture"/>
+                          <pic:cNvPr descr="/Applications/quarto/share/formats/docx/note.png" id="32" name="Picture"/>
                           <pic:cNvPicPr>
                             <a:picLocks noChangeArrowheads="1" noChangeAspect="1"/>
                           </pic:cNvPicPr>
                         </pic:nvPicPr>
                         <pic:blipFill>
-                          <a:blip r:embed="rId26"/>
+                          <a:blip r:embed="rId15"/>
                           <a:stretch>
                             <a:fillRect/>
                           </a:stretch>
@@ -1249,34 +1255,36 @@
               <w:t xml:space="preserve"> </w:t>
             </w:r>
             <m:oMath>
-              <m:d>
-                <m:dPr>
-                  <m:begChr m:val="("/>
-                  <m:sepChr m:val=""/>
-                  <m:endChr m:val=")"/>
-                  <m:grow/>
-                </m:dPr>
-                <m:e>
-                  <m:r>
-                    <m:t>4</m:t>
-                  </m:r>
-                  <m:r>
-                    <m:rPr>
-                      <m:sty m:val="p"/>
-                    </m:rPr>
-                    <m:t>,</m:t>
-                  </m:r>
-                  <m:r>
-                    <m:t>60</m:t>
-                  </m:r>
-                  <m:r>
-                    <m:rPr>
-                      <m:sty m:val="p"/>
-                    </m:rPr>
-                    <m:t>°</m:t>
-                  </m:r>
-                </m:e>
-              </m:d>
+              <m:r>
+                <m:rPr>
+                  <m:sty m:val="p"/>
+                </m:rPr>
+                <m:t>(</m:t>
+              </m:r>
+              <m:r>
+                <m:t>4</m:t>
+              </m:r>
+              <m:r>
+                <m:rPr>
+                  <m:sty m:val="p"/>
+                </m:rPr>
+                <m:t>,</m:t>
+              </m:r>
+              <m:r>
+                <m:t>60</m:t>
+              </m:r>
+              <m:r>
+                <m:rPr>
+                  <m:sty m:val="p"/>
+                </m:rPr>
+                <m:t>°</m:t>
+              </m:r>
+              <m:r>
+                <m:rPr>
+                  <m:sty m:val="p"/>
+                </m:rPr>
+                <m:t>)</m:t>
+              </m:r>
             </m:oMath>
             <w:r>
               <w:t xml:space="preserve"> </w:t>
@@ -1323,25 +1331,27 @@
                   </m:rPr>
                   <m:t>cos</m:t>
                 </m:r>
-                <m:d>
-                  <m:dPr>
-                    <m:begChr m:val="("/>
-                    <m:sepChr m:val=""/>
-                    <m:endChr m:val=")"/>
-                    <m:grow/>
-                  </m:dPr>
-                  <m:e>
-                    <m:r>
-                      <m:t>60</m:t>
-                    </m:r>
-                    <m:r>
-                      <m:rPr>
-                        <m:sty m:val="p"/>
-                      </m:rPr>
-                      <m:t>°</m:t>
-                    </m:r>
-                  </m:e>
-                </m:d>
+                <m:r>
+                  <m:rPr>
+                    <m:sty m:val="p"/>
+                  </m:rPr>
+                  <m:t>(</m:t>
+                </m:r>
+                <m:r>
+                  <m:t>60</m:t>
+                </m:r>
+                <m:r>
+                  <m:rPr>
+                    <m:sty m:val="p"/>
+                  </m:rPr>
+                  <m:t>°</m:t>
+                </m:r>
+                <m:r>
+                  <m:rPr>
+                    <m:sty m:val="p"/>
+                  </m:rPr>
+                  <m:t>)</m:t>
+                </m:r>
                 <m:r>
                   <m:rPr>
                     <m:sty m:val="p"/>
@@ -1419,25 +1429,27 @@
                   </m:rPr>
                   <m:t>sin</m:t>
                 </m:r>
-                <m:d>
-                  <m:dPr>
-                    <m:begChr m:val="("/>
-                    <m:sepChr m:val=""/>
-                    <m:endChr m:val=")"/>
-                    <m:grow/>
-                  </m:dPr>
-                  <m:e>
-                    <m:r>
-                      <m:t>60</m:t>
-                    </m:r>
-                    <m:r>
-                      <m:rPr>
-                        <m:sty m:val="p"/>
-                      </m:rPr>
-                      <m:t>°</m:t>
-                    </m:r>
-                  </m:e>
-                </m:d>
+                <m:r>
+                  <m:rPr>
+                    <m:sty m:val="p"/>
+                  </m:rPr>
+                  <m:t>(</m:t>
+                </m:r>
+                <m:r>
+                  <m:t>60</m:t>
+                </m:r>
+                <m:r>
+                  <m:rPr>
+                    <m:sty m:val="p"/>
+                  </m:rPr>
+                  <m:t>°</m:t>
+                </m:r>
+                <m:r>
+                  <m:rPr>
+                    <m:sty m:val="p"/>
+                  </m:rPr>
+                  <m:t>)</m:t>
+                </m:r>
                 <m:r>
                   <m:rPr>
                     <m:sty m:val="p"/>
@@ -1510,39 +1522,41 @@
               <w:t xml:space="preserve"> </w:t>
             </w:r>
             <m:oMath>
-              <m:d>
-                <m:dPr>
-                  <m:begChr m:val="("/>
-                  <m:sepChr m:val=""/>
-                  <m:endChr m:val=")"/>
-                  <m:grow/>
-                </m:dPr>
+              <m:r>
+                <m:rPr>
+                  <m:sty m:val="p"/>
+                </m:rPr>
+                <m:t>(</m:t>
+              </m:r>
+              <m:r>
+                <m:t>2</m:t>
+              </m:r>
+              <m:r>
+                <m:rPr>
+                  <m:sty m:val="p"/>
+                </m:rPr>
+                <m:t>,</m:t>
+              </m:r>
+              <m:r>
+                <m:t>2</m:t>
+              </m:r>
+              <m:rad>
+                <m:radPr>
+                  <m:degHide m:val="on"/>
+                </m:radPr>
+                <m:deg/>
                 <m:e>
                   <m:r>
-                    <m:t>2</m:t>
+                    <m:t>3</m:t>
                   </m:r>
-                  <m:r>
-                    <m:rPr>
-                      <m:sty m:val="p"/>
-                    </m:rPr>
-                    <m:t>,</m:t>
-                  </m:r>
-                  <m:r>
-                    <m:t>2</m:t>
-                  </m:r>
-                  <m:rad>
-                    <m:radPr>
-                      <m:degHide m:val="on"/>
-                    </m:radPr>
-                    <m:deg/>
-                    <m:e>
-                      <m:r>
-                        <m:t>3</m:t>
-                      </m:r>
-                    </m:e>
-                  </m:rad>
                 </m:e>
-              </m:d>
+              </m:rad>
+              <m:r>
+                <m:rPr>
+                  <m:sty m:val="p"/>
+                </m:rPr>
+                <m:t>)</m:t>
+              </m:r>
             </m:oMath>
             <w:r>
               <w:t xml:space="preserve">.</w:t>
@@ -1599,18 +1613,18 @@
                 <wp:inline>
                   <wp:extent cx="152400" cy="152400"/>
                   <wp:effectExtent b="0" l="0" r="0" t="0"/>
-                  <wp:docPr descr="" title="" id="44" name="Picture"/>
+                  <wp:docPr descr="" title="" id="33" name="Picture"/>
                   <a:graphic>
                     <a:graphicData uri="http://schemas.openxmlformats.org/drawingml/2006/picture">
                       <pic:pic>
                         <pic:nvPicPr>
-                          <pic:cNvPr descr="/Applications/quarto/share/formats/docx/note.png" id="45" name="Picture"/>
+                          <pic:cNvPr descr="/Applications/quarto/share/formats/docx/note.png" id="34" name="Picture"/>
                           <pic:cNvPicPr>
                             <a:picLocks noChangeArrowheads="1" noChangeAspect="1"/>
                           </pic:cNvPicPr>
                         </pic:nvPicPr>
                         <pic:blipFill>
-                          <a:blip r:embed="rId26"/>
+                          <a:blip r:embed="rId15"/>
                           <a:stretch>
                             <a:fillRect/>
                           </a:stretch>
@@ -1668,34 +1682,36 @@
               <w:t xml:space="preserve"> </w:t>
             </w:r>
             <m:oMath>
-              <m:d>
-                <m:dPr>
-                  <m:begChr m:val="("/>
-                  <m:sepChr m:val=""/>
-                  <m:endChr m:val=")"/>
-                  <m:grow/>
-                </m:dPr>
-                <m:e>
-                  <m:r>
-                    <m:t>5</m:t>
-                  </m:r>
-                  <m:r>
-                    <m:rPr>
-                      <m:sty m:val="p"/>
-                    </m:rPr>
-                    <m:t>,</m:t>
-                  </m:r>
-                  <m:r>
-                    <m:t>135</m:t>
-                  </m:r>
-                  <m:r>
-                    <m:rPr>
-                      <m:sty m:val="p"/>
-                    </m:rPr>
-                    <m:t>°</m:t>
-                  </m:r>
-                </m:e>
-              </m:d>
+              <m:r>
+                <m:rPr>
+                  <m:sty m:val="p"/>
+                </m:rPr>
+                <m:t>(</m:t>
+              </m:r>
+              <m:r>
+                <m:t>5</m:t>
+              </m:r>
+              <m:r>
+                <m:rPr>
+                  <m:sty m:val="p"/>
+                </m:rPr>
+                <m:t>,</m:t>
+              </m:r>
+              <m:r>
+                <m:t>135</m:t>
+              </m:r>
+              <m:r>
+                <m:rPr>
+                  <m:sty m:val="p"/>
+                </m:rPr>
+                <m:t>°</m:t>
+              </m:r>
+              <m:r>
+                <m:rPr>
+                  <m:sty m:val="p"/>
+                </m:rPr>
+                <m:t>)</m:t>
+              </m:r>
             </m:oMath>
             <w:r>
               <w:t xml:space="preserve"> </w:t>
@@ -1721,274 +1737,258 @@
                 <m:jc m:val="center"/>
               </m:oMathParaPr>
               <m:oMath>
-                <m:m>
-                  <m:mPr>
-                    <m:baseJc m:val="center"/>
-                    <m:plcHide m:val="on"/>
-                    <m:mcs>
-                      <m:mc>
-                        <m:mcPr>
-                          <m:mcJc m:val="right"/>
-                          <m:count m:val="1"/>
-                        </m:mcPr>
-                      </m:mc>
-                      <m:mc>
-                        <m:mcPr>
-                          <m:mcJc m:val="left"/>
-                          <m:count m:val="1"/>
-                        </m:mcPr>
-                      </m:mc>
-                    </m:mcs>
-                  </m:mPr>
-                  <m:mr>
-                    <m:e>
-                      <m:r>
-                        <m:t>x</m:t>
-                      </m:r>
-                    </m:e>
-                    <m:e>
-                      <m:r>
-                        <m:rPr>
-                          <m:sty m:val="p"/>
-                        </m:rPr>
-                        <m:t>=</m:t>
-                      </m:r>
-                      <m:r>
-                        <m:t>5</m:t>
-                      </m:r>
-                      <m:r>
-                        <m:rPr>
-                          <m:sty m:val="p"/>
-                        </m:rPr>
-                        <m:t>cos</m:t>
-                      </m:r>
-                      <m:d>
-                        <m:dPr>
-                          <m:begChr m:val="("/>
-                          <m:sepChr m:val=""/>
-                          <m:endChr m:val=")"/>
-                          <m:grow/>
-                        </m:dPr>
-                        <m:e>
-                          <m:r>
-                            <m:t>135</m:t>
-                          </m:r>
-                          <m:r>
-                            <m:rPr>
-                              <m:sty m:val="p"/>
-                            </m:rPr>
-                            <m:t>°</m:t>
-                          </m:r>
-                        </m:e>
-                      </m:d>
-                      <m:r>
-                        <m:rPr>
-                          <m:sty m:val="p"/>
-                        </m:rPr>
-                        <m:t>=</m:t>
-                      </m:r>
-                      <m:r>
-                        <m:t>5</m:t>
-                      </m:r>
-                      <m:r>
-                        <m:rPr>
-                          <m:sty m:val="p"/>
-                        </m:rPr>
-                        <m:t>⋅</m:t>
-                      </m:r>
-                      <m:d>
-                        <m:dPr>
-                          <m:begChr m:val="("/>
-                          <m:sepChr m:val=""/>
-                          <m:endChr m:val=")"/>
-                          <m:grow/>
-                        </m:dPr>
-                        <m:e>
-                          <m:r>
-                            <m:rPr>
-                              <m:sty m:val="p"/>
-                            </m:rPr>
-                            <m:t>−</m:t>
-                          </m:r>
-                          <m:f>
-                            <m:fPr>
-                              <m:type m:val="bar"/>
-                            </m:fPr>
-                            <m:num>
-                              <m:rad>
-                                <m:radPr>
-                                  <m:degHide m:val="on"/>
-                                </m:radPr>
-                                <m:deg/>
-                                <m:e>
-                                  <m:r>
-                                    <m:t>2</m:t>
-                                  </m:r>
-                                </m:e>
-                              </m:rad>
-                            </m:num>
-                            <m:den>
-                              <m:r>
-                                <m:t>2</m:t>
-                              </m:r>
-                            </m:den>
-                          </m:f>
-                        </m:e>
-                      </m:d>
-                      <m:r>
-                        <m:rPr>
-                          <m:sty m:val="p"/>
-                        </m:rPr>
-                        <m:t>=</m:t>
-                      </m:r>
-                      <m:r>
-                        <m:rPr>
-                          <m:sty m:val="p"/>
-                        </m:rPr>
-                        <m:t>−</m:t>
-                      </m:r>
-                      <m:f>
-                        <m:fPr>
-                          <m:type m:val="bar"/>
-                        </m:fPr>
-                        <m:num>
-                          <m:r>
-                            <m:t>5</m:t>
-                          </m:r>
-                          <m:rad>
-                            <m:radPr>
-                              <m:degHide m:val="on"/>
-                            </m:radPr>
-                            <m:deg/>
-                            <m:e>
-                              <m:r>
-                                <m:t>2</m:t>
-                              </m:r>
-                            </m:e>
-                          </m:rad>
-                        </m:num>
-                        <m:den>
-                          <m:r>
-                            <m:t>2</m:t>
-                          </m:r>
-                        </m:den>
-                      </m:f>
-                    </m:e>
-                  </m:mr>
-                  <m:mr>
-                    <m:e>
-                      <m:r>
-                        <m:t>y</m:t>
-                      </m:r>
-                    </m:e>
-                    <m:e>
-                      <m:r>
-                        <m:rPr>
-                          <m:sty m:val="p"/>
-                        </m:rPr>
-                        <m:t>=</m:t>
-                      </m:r>
-                      <m:r>
-                        <m:t>5</m:t>
-                      </m:r>
-                      <m:r>
-                        <m:rPr>
-                          <m:sty m:val="p"/>
-                        </m:rPr>
-                        <m:t>sin</m:t>
-                      </m:r>
-                      <m:d>
-                        <m:dPr>
-                          <m:begChr m:val="("/>
-                          <m:sepChr m:val=""/>
-                          <m:endChr m:val=")"/>
-                          <m:grow/>
-                        </m:dPr>
-                        <m:e>
-                          <m:r>
-                            <m:t>135</m:t>
-                          </m:r>
-                          <m:r>
-                            <m:rPr>
-                              <m:sty m:val="p"/>
-                            </m:rPr>
-                            <m:t>°</m:t>
-                          </m:r>
-                        </m:e>
-                      </m:d>
-                      <m:r>
-                        <m:rPr>
-                          <m:sty m:val="p"/>
-                        </m:rPr>
-                        <m:t>=</m:t>
-                      </m:r>
-                      <m:r>
-                        <m:t>5</m:t>
-                      </m:r>
-                      <m:r>
-                        <m:rPr>
-                          <m:sty m:val="p"/>
-                        </m:rPr>
-                        <m:t>⋅</m:t>
-                      </m:r>
-                      <m:f>
-                        <m:fPr>
-                          <m:type m:val="bar"/>
-                        </m:fPr>
-                        <m:num>
-                          <m:rad>
-                            <m:radPr>
-                              <m:degHide m:val="on"/>
-                            </m:radPr>
-                            <m:deg/>
-                            <m:e>
-                              <m:r>
-                                <m:t>2</m:t>
-                              </m:r>
-                            </m:e>
-                          </m:rad>
-                        </m:num>
-                        <m:den>
-                          <m:r>
-                            <m:t>2</m:t>
-                          </m:r>
-                        </m:den>
-                      </m:f>
-                      <m:r>
-                        <m:rPr>
-                          <m:sty m:val="p"/>
-                        </m:rPr>
-                        <m:t>=</m:t>
-                      </m:r>
-                      <m:f>
-                        <m:fPr>
-                          <m:type m:val="bar"/>
-                        </m:fPr>
-                        <m:num>
-                          <m:r>
-                            <m:t>5</m:t>
-                          </m:r>
-                          <m:rad>
-                            <m:radPr>
-                              <m:degHide m:val="on"/>
-                            </m:radPr>
-                            <m:deg/>
-                            <m:e>
-                              <m:r>
-                                <m:t>2</m:t>
-                              </m:r>
-                            </m:e>
-                          </m:rad>
-                        </m:num>
-                        <m:den>
-                          <m:r>
-                            <m:t>2</m:t>
-                          </m:r>
-                        </m:den>
-                      </m:f>
-                    </m:e>
-                  </m:mr>
-                </m:m>
+                <m:eqArr>
+                  <m:e>
+                    <m:r>
+                      <m:t>x</m:t>
+                    </m:r>
+                    <m:r>
+                      <m:t>&amp;</m:t>
+                    </m:r>
+                    <m:r>
+                      <m:rPr>
+                        <m:sty m:val="p"/>
+                      </m:rPr>
+                      <m:t>=</m:t>
+                    </m:r>
+                    <m:r>
+                      <m:t>5</m:t>
+                    </m:r>
+                    <m:r>
+                      <m:rPr>
+                        <m:sty m:val="p"/>
+                      </m:rPr>
+                      <m:t>cos</m:t>
+                    </m:r>
+                    <m:r>
+                      <m:rPr>
+                        <m:sty m:val="p"/>
+                      </m:rPr>
+                      <m:t>(</m:t>
+                    </m:r>
+                    <m:r>
+                      <m:t>135</m:t>
+                    </m:r>
+                    <m:r>
+                      <m:rPr>
+                        <m:sty m:val="p"/>
+                      </m:rPr>
+                      <m:t>°</m:t>
+                    </m:r>
+                    <m:r>
+                      <m:rPr>
+                        <m:sty m:val="p"/>
+                      </m:rPr>
+                      <m:t>)</m:t>
+                    </m:r>
+                    <m:r>
+                      <m:rPr>
+                        <m:sty m:val="p"/>
+                      </m:rPr>
+                      <m:t>=</m:t>
+                    </m:r>
+                    <m:r>
+                      <m:t>5</m:t>
+                    </m:r>
+                    <m:r>
+                      <m:rPr>
+                        <m:sty m:val="p"/>
+                      </m:rPr>
+                      <m:t>⋅</m:t>
+                    </m:r>
+                    <m:d>
+                      <m:dPr>
+                        <m:begChr m:val="("/>
+                        <m:sepChr m:val=""/>
+                        <m:endChr m:val=")"/>
+                        <m:grow/>
+                      </m:dPr>
+                      <m:e>
+                        <m:r>
+                          <m:rPr>
+                            <m:sty m:val="p"/>
+                          </m:rPr>
+                          <m:t>−</m:t>
+                        </m:r>
+                        <m:f>
+                          <m:fPr>
+                            <m:type m:val="bar"/>
+                          </m:fPr>
+                          <m:num>
+                            <m:rad>
+                              <m:radPr>
+                                <m:degHide m:val="on"/>
+                              </m:radPr>
+                              <m:deg/>
+                              <m:e>
+                                <m:r>
+                                  <m:t>2</m:t>
+                                </m:r>
+                              </m:e>
+                            </m:rad>
+                          </m:num>
+                          <m:den>
+                            <m:r>
+                              <m:t>2</m:t>
+                            </m:r>
+                          </m:den>
+                        </m:f>
+                      </m:e>
+                    </m:d>
+                    <m:r>
+                      <m:rPr>
+                        <m:sty m:val="p"/>
+                      </m:rPr>
+                      <m:t>=</m:t>
+                    </m:r>
+                    <m:r>
+                      <m:rPr>
+                        <m:sty m:val="p"/>
+                      </m:rPr>
+                      <m:t>−</m:t>
+                    </m:r>
+                    <m:f>
+                      <m:fPr>
+                        <m:type m:val="bar"/>
+                      </m:fPr>
+                      <m:num>
+                        <m:r>
+                          <m:t>5</m:t>
+                        </m:r>
+                        <m:rad>
+                          <m:radPr>
+                            <m:degHide m:val="on"/>
+                          </m:radPr>
+                          <m:deg/>
+                          <m:e>
+                            <m:r>
+                              <m:t>2</m:t>
+                            </m:r>
+                          </m:e>
+                        </m:rad>
+                      </m:num>
+                      <m:den>
+                        <m:r>
+                          <m:t>2</m:t>
+                        </m:r>
+                      </m:den>
+                    </m:f>
+                  </m:e>
+                  <m:e>
+                    <m:r>
+                      <m:t>y</m:t>
+                    </m:r>
+                    <m:r>
+                      <m:t>&amp;</m:t>
+                    </m:r>
+                    <m:r>
+                      <m:rPr>
+                        <m:sty m:val="p"/>
+                      </m:rPr>
+                      <m:t>=</m:t>
+                    </m:r>
+                    <m:r>
+                      <m:t>5</m:t>
+                    </m:r>
+                    <m:r>
+                      <m:rPr>
+                        <m:sty m:val="p"/>
+                      </m:rPr>
+                      <m:t>sin</m:t>
+                    </m:r>
+                    <m:r>
+                      <m:rPr>
+                        <m:sty m:val="p"/>
+                      </m:rPr>
+                      <m:t>(</m:t>
+                    </m:r>
+                    <m:r>
+                      <m:t>135</m:t>
+                    </m:r>
+                    <m:r>
+                      <m:rPr>
+                        <m:sty m:val="p"/>
+                      </m:rPr>
+                      <m:t>°</m:t>
+                    </m:r>
+                    <m:r>
+                      <m:rPr>
+                        <m:sty m:val="p"/>
+                      </m:rPr>
+                      <m:t>)</m:t>
+                    </m:r>
+                    <m:r>
+                      <m:rPr>
+                        <m:sty m:val="p"/>
+                      </m:rPr>
+                      <m:t>=</m:t>
+                    </m:r>
+                    <m:r>
+                      <m:t>5</m:t>
+                    </m:r>
+                    <m:r>
+                      <m:rPr>
+                        <m:sty m:val="p"/>
+                      </m:rPr>
+                      <m:t>⋅</m:t>
+                    </m:r>
+                    <m:f>
+                      <m:fPr>
+                        <m:type m:val="bar"/>
+                      </m:fPr>
+                      <m:num>
+                        <m:rad>
+                          <m:radPr>
+                            <m:degHide m:val="on"/>
+                          </m:radPr>
+                          <m:deg/>
+                          <m:e>
+                            <m:r>
+                              <m:t>2</m:t>
+                            </m:r>
+                          </m:e>
+                        </m:rad>
+                      </m:num>
+                      <m:den>
+                        <m:r>
+                          <m:t>2</m:t>
+                        </m:r>
+                      </m:den>
+                    </m:f>
+                    <m:r>
+                      <m:rPr>
+                        <m:sty m:val="p"/>
+                      </m:rPr>
+                      <m:t>=</m:t>
+                    </m:r>
+                    <m:f>
+                      <m:fPr>
+                        <m:type m:val="bar"/>
+                      </m:fPr>
+                      <m:num>
+                        <m:r>
+                          <m:t>5</m:t>
+                        </m:r>
+                        <m:rad>
+                          <m:radPr>
+                            <m:degHide m:val="on"/>
+                          </m:radPr>
+                          <m:deg/>
+                          <m:e>
+                            <m:r>
+                              <m:t>2</m:t>
+                            </m:r>
+                          </m:e>
+                        </m:rad>
+                      </m:num>
+                      <m:den>
+                        <m:r>
+                          <m:t>2</m:t>
+                        </m:r>
+                      </m:den>
+                    </m:f>
+                  </m:e>
+                </m:eqArr>
               </m:oMath>
             </m:oMathPara>
           </w:p>
@@ -2088,7 +2088,7 @@
         </w:tc>
       </w:tr>
     </w:tbl>
-    <w:bookmarkStart w:id="57" w:name="X728c2c0d75f4b08b3c6fe19f66a4de4ca540467"/>
+    <w:bookmarkStart w:id="46" w:name="X728c2c0d75f4b08b3c6fe19f66a4de4ca540467"/>
     <w:p>
       <w:pPr>
         <w:pStyle w:val="Heading2"/>
@@ -2108,28 +2108,30 @@
         <w:t xml:space="preserve"> </w:t>
       </w:r>
       <m:oMath>
-        <m:d>
-          <m:dPr>
-            <m:begChr m:val="("/>
-            <m:sepChr m:val=""/>
-            <m:endChr m:val=")"/>
-            <m:grow/>
-          </m:dPr>
-          <m:e>
-            <m:r>
-              <m:t>x</m:t>
-            </m:r>
-            <m:r>
-              <m:rPr>
-                <m:sty m:val="p"/>
-              </m:rPr>
-              <m:t>,</m:t>
-            </m:r>
-            <m:r>
-              <m:t>y</m:t>
-            </m:r>
-          </m:e>
-        </m:d>
+        <m:r>
+          <m:rPr>
+            <m:sty m:val="p"/>
+          </m:rPr>
+          <m:t>(</m:t>
+        </m:r>
+        <m:r>
+          <m:t>x</m:t>
+        </m:r>
+        <m:r>
+          <m:rPr>
+            <m:sty m:val="p"/>
+          </m:rPr>
+          <m:t>,</m:t>
+        </m:r>
+        <m:r>
+          <m:t>y</m:t>
+        </m:r>
+        <m:r>
+          <m:rPr>
+            <m:sty m:val="p"/>
+          </m:rPr>
+          <m:t>)</m:t>
+        </m:r>
       </m:oMath>
       <w:r>
         <w:t xml:space="preserve"> </w:t>
@@ -2141,28 +2143,30 @@
         <w:t xml:space="preserve"> </w:t>
       </w:r>
       <m:oMath>
-        <m:d>
-          <m:dPr>
-            <m:begChr m:val="("/>
-            <m:sepChr m:val=""/>
-            <m:endChr m:val=")"/>
-            <m:grow/>
-          </m:dPr>
-          <m:e>
-            <m:r>
-              <m:t>r</m:t>
-            </m:r>
-            <m:r>
-              <m:rPr>
-                <m:sty m:val="p"/>
-              </m:rPr>
-              <m:t>,</m:t>
-            </m:r>
-            <m:r>
-              <m:t>φ</m:t>
-            </m:r>
-          </m:e>
-        </m:d>
+        <m:r>
+          <m:rPr>
+            <m:sty m:val="p"/>
+          </m:rPr>
+          <m:t>(</m:t>
+        </m:r>
+        <m:r>
+          <m:t>r</m:t>
+        </m:r>
+        <m:r>
+          <m:rPr>
+            <m:sty m:val="p"/>
+          </m:rPr>
+          <m:t>,</m:t>
+        </m:r>
+        <m:r>
+          <m:t>φ</m:t>
+        </m:r>
+        <m:r>
+          <m:rPr>
+            <m:sty m:val="p"/>
+          </m:rPr>
+          <m:t>)</m:t>
+        </m:r>
       </m:oMath>
       <w:r>
         <w:t xml:space="preserve">.</w:t>
@@ -2286,19 +2290,21 @@
             </m:rPr>
             <m:t>tan</m:t>
           </m:r>
-          <m:d>
-            <m:dPr>
-              <m:begChr m:val="("/>
-              <m:sepChr m:val=""/>
-              <m:endChr m:val=")"/>
-              <m:grow/>
-            </m:dPr>
-            <m:e>
-              <m:r>
-                <m:t>φ</m:t>
-              </m:r>
-            </m:e>
-          </m:d>
+          <m:r>
+            <m:rPr>
+              <m:sty m:val="p"/>
+            </m:rPr>
+            <m:t>(</m:t>
+          </m:r>
+          <m:r>
+            <m:t>φ</m:t>
+          </m:r>
+          <m:r>
+            <m:rPr>
+              <m:sty m:val="p"/>
+            </m:rPr>
+            <m:t>)</m:t>
+          </m:r>
           <m:r>
             <m:rPr>
               <m:sty m:val="p"/>
@@ -2364,18 +2370,18 @@
                 <wp:inline>
                   <wp:extent cx="152400" cy="152400"/>
                   <wp:effectExtent b="0" l="0" r="0" t="0"/>
-                  <wp:docPr descr="" title="" id="47" name="Picture"/>
+                  <wp:docPr descr="" title="" id="36" name="Picture"/>
                   <a:graphic>
                     <a:graphicData uri="http://schemas.openxmlformats.org/drawingml/2006/picture">
                       <pic:pic>
                         <pic:nvPicPr>
-                          <pic:cNvPr descr="/Applications/quarto/share/formats/docx/warning.png" id="48" name="Picture"/>
+                          <pic:cNvPr descr="/Applications/quarto/share/formats/docx/warning.png" id="37" name="Picture"/>
                           <pic:cNvPicPr>
                             <a:picLocks noChangeArrowheads="1" noChangeAspect="1"/>
                           </pic:cNvPicPr>
                         </pic:nvPicPr>
                         <pic:blipFill>
-                          <a:blip r:embed="rId46"/>
+                          <a:blip r:embed="rId35"/>
                           <a:stretch>
                             <a:fillRect/>
                           </a:stretch>
@@ -2444,19 +2450,21 @@
                 </m:rPr>
                 <m:t>tan</m:t>
               </m:r>
-              <m:d>
-                <m:dPr>
-                  <m:begChr m:val="("/>
-                  <m:sepChr m:val=""/>
-                  <m:endChr m:val=")"/>
-                  <m:grow/>
-                </m:dPr>
-                <m:e>
-                  <m:r>
-                    <m:t>φ</m:t>
-                  </m:r>
-                </m:e>
-              </m:d>
+              <m:r>
+                <m:rPr>
+                  <m:sty m:val="p"/>
+                </m:rPr>
+                <m:t>(</m:t>
+              </m:r>
+              <m:r>
+                <m:t>φ</m:t>
+              </m:r>
+              <m:r>
+                <m:rPr>
+                  <m:sty m:val="p"/>
+                </m:rPr>
+                <m:t>)</m:t>
+              </m:r>
               <m:r>
                 <m:rPr>
                   <m:sty m:val="p"/>
@@ -2659,28 +2667,30 @@
         <w:t xml:space="preserve"> </w:t>
       </w:r>
       <m:oMath>
-        <m:d>
-          <m:dPr>
-            <m:begChr m:val="("/>
-            <m:sepChr m:val=""/>
-            <m:endChr m:val=")"/>
-            <m:grow/>
-          </m:dPr>
-          <m:e>
-            <m:r>
-              <m:t>x</m:t>
-            </m:r>
-            <m:r>
-              <m:rPr>
-                <m:sty m:val="p"/>
-              </m:rPr>
-              <m:t>,</m:t>
-            </m:r>
-            <m:r>
-              <m:t>y</m:t>
-            </m:r>
-          </m:e>
-        </m:d>
+        <m:r>
+          <m:rPr>
+            <m:sty m:val="p"/>
+          </m:rPr>
+          <m:t>(</m:t>
+        </m:r>
+        <m:r>
+          <m:t>x</m:t>
+        </m:r>
+        <m:r>
+          <m:rPr>
+            <m:sty m:val="p"/>
+          </m:rPr>
+          <m:t>,</m:t>
+        </m:r>
+        <m:r>
+          <m:t>y</m:t>
+        </m:r>
+        <m:r>
+          <m:rPr>
+            <m:sty m:val="p"/>
+          </m:rPr>
+          <m:t>)</m:t>
+        </m:r>
       </m:oMath>
       <w:r>
         <w:t xml:space="preserve"> </w:t>
@@ -2703,7 +2713,7 @@
       <w:r>
         <w:t xml:space="preserve"> </w:t>
       </w:r>
-      <w:hyperlink r:id="rId20">
+      <w:hyperlink r:id="rId9">
         <w:r>
           <w:rPr>
             <w:rStyle w:val="Hyperlink"/>
@@ -2731,7 +2741,7 @@
       <w:tr>
         <w:tc>
           <w:tcPr/>
-          <w:bookmarkStart w:id="52" w:name="fig-5"/>
+          <w:bookmarkStart w:id="41" w:name="fig-5"/>
           <w:p>
             <w:pPr>
               <w:pStyle w:val="Compact"/>
@@ -2742,18 +2752,18 @@
                 <wp:inline>
                   <wp:extent cx="5755521" cy="3229452"/>
                   <wp:effectExtent b="0" l="0" r="0" t="0"/>
-                  <wp:docPr descr="" title="" id="50" name="Picture"/>
+                  <wp:docPr descr="" title="" id="39" name="Picture"/>
                   <a:graphic>
                     <a:graphicData uri="http://schemas.openxmlformats.org/drawingml/2006/picture">
                       <pic:pic>
                         <pic:nvPicPr>
-                          <pic:cNvPr descr="./FiguresPNG/intrototrig-fig5-5.png" id="51" name="Picture"/>
+                          <pic:cNvPr descr="./FiguresPNG/intrototrig-fig5-5.png" id="40" name="Picture"/>
                           <pic:cNvPicPr>
                             <a:picLocks noChangeArrowheads="1" noChangeAspect="1"/>
                           </pic:cNvPicPr>
                         </pic:nvPicPr>
                         <pic:blipFill>
-                          <a:blip r:embed="rId49"/>
+                          <a:blip r:embed="rId38"/>
                           <a:stretch>
                             <a:fillRect/>
                           </a:stretch>
@@ -2793,7 +2803,7 @@
               <w:t xml:space="preserve">Figure 3: A graphical depiction of signs of trigonometric functions in each quadrant.</w:t>
             </w:r>
           </w:p>
-          <w:bookmarkEnd w:id="52"/>
+          <w:bookmarkEnd w:id="41"/>
         </w:tc>
       </w:tr>
     </w:tbl>
@@ -2845,18 +2855,18 @@
                 <wp:inline>
                   <wp:extent cx="152400" cy="152400"/>
                   <wp:effectExtent b="0" l="0" r="0" t="0"/>
-                  <wp:docPr descr="" title="" id="53" name="Picture"/>
+                  <wp:docPr descr="" title="" id="42" name="Picture"/>
                   <a:graphic>
                     <a:graphicData uri="http://schemas.openxmlformats.org/drawingml/2006/picture">
                       <pic:pic>
                         <pic:nvPicPr>
-                          <pic:cNvPr descr="/Applications/quarto/share/formats/docx/note.png" id="54" name="Picture"/>
+                          <pic:cNvPr descr="/Applications/quarto/share/formats/docx/note.png" id="43" name="Picture"/>
                           <pic:cNvPicPr>
                             <a:picLocks noChangeArrowheads="1" noChangeAspect="1"/>
                           </pic:cNvPicPr>
                         </pic:nvPicPr>
                         <pic:blipFill>
-                          <a:blip r:embed="rId26"/>
+                          <a:blip r:embed="rId15"/>
                           <a:stretch>
                             <a:fillRect/>
                           </a:stretch>
@@ -2914,28 +2924,30 @@
               <w:t xml:space="preserve"> </w:t>
             </w:r>
             <m:oMath>
-              <m:d>
-                <m:dPr>
-                  <m:begChr m:val="("/>
-                  <m:sepChr m:val=""/>
-                  <m:endChr m:val=")"/>
-                  <m:grow/>
-                </m:dPr>
-                <m:e>
-                  <m:r>
-                    <m:t>3</m:t>
-                  </m:r>
-                  <m:r>
-                    <m:rPr>
-                      <m:sty m:val="p"/>
-                    </m:rPr>
-                    <m:t>,</m:t>
-                  </m:r>
-                  <m:r>
-                    <m:t>3</m:t>
-                  </m:r>
-                </m:e>
-              </m:d>
+              <m:r>
+                <m:rPr>
+                  <m:sty m:val="p"/>
+                </m:rPr>
+                <m:t>(</m:t>
+              </m:r>
+              <m:r>
+                <m:t>3</m:t>
+              </m:r>
+              <m:r>
+                <m:rPr>
+                  <m:sty m:val="p"/>
+                </m:rPr>
+                <m:t>,</m:t>
+              </m:r>
+              <m:r>
+                <m:t>3</m:t>
+              </m:r>
+              <m:r>
+                <m:rPr>
+                  <m:sty m:val="p"/>
+                </m:rPr>
+                <m:t>)</m:t>
+              </m:r>
             </m:oMath>
             <w:r>
               <w:t xml:space="preserve"> </w:t>
@@ -3119,19 +3131,21 @@
                   </m:rPr>
                   <m:t>tan</m:t>
                 </m:r>
-                <m:d>
-                  <m:dPr>
-                    <m:begChr m:val="("/>
-                    <m:sepChr m:val=""/>
-                    <m:endChr m:val=")"/>
-                    <m:grow/>
-                  </m:dPr>
-                  <m:e>
-                    <m:r>
-                      <m:t>φ</m:t>
-                    </m:r>
-                  </m:e>
-                </m:d>
+                <m:r>
+                  <m:rPr>
+                    <m:sty m:val="p"/>
+                  </m:rPr>
+                  <m:t>(</m:t>
+                </m:r>
+                <m:r>
+                  <m:t>φ</m:t>
+                </m:r>
+                <m:r>
+                  <m:rPr>
+                    <m:sty m:val="p"/>
+                  </m:rPr>
+                  <m:t>)</m:t>
+                </m:r>
                 <m:r>
                   <m:rPr>
                     <m:sty m:val="p"/>
@@ -3204,19 +3218,21 @@
                     </m:r>
                   </m:sup>
                 </m:sSup>
-                <m:d>
-                  <m:dPr>
-                    <m:begChr m:val="("/>
-                    <m:sepChr m:val=""/>
-                    <m:endChr m:val=")"/>
-                    <m:grow/>
-                  </m:dPr>
-                  <m:e>
-                    <m:r>
-                      <m:t>1</m:t>
-                    </m:r>
-                  </m:e>
-                </m:d>
+                <m:r>
+                  <m:rPr>
+                    <m:sty m:val="p"/>
+                  </m:rPr>
+                  <m:t>(</m:t>
+                </m:r>
+                <m:r>
+                  <m:t>1</m:t>
+                </m:r>
+                <m:r>
+                  <m:rPr>
+                    <m:sty m:val="p"/>
+                  </m:rPr>
+                  <m:t>)</m:t>
+                </m:r>
                 <m:r>
                   <m:rPr>
                     <m:sty m:val="p"/>
@@ -3344,18 +3360,18 @@
                 <wp:inline>
                   <wp:extent cx="152400" cy="152400"/>
                   <wp:effectExtent b="0" l="0" r="0" t="0"/>
-                  <wp:docPr descr="" title="" id="55" name="Picture"/>
+                  <wp:docPr descr="" title="" id="44" name="Picture"/>
                   <a:graphic>
                     <a:graphicData uri="http://schemas.openxmlformats.org/drawingml/2006/picture">
                       <pic:pic>
                         <pic:nvPicPr>
-                          <pic:cNvPr descr="/Applications/quarto/share/formats/docx/note.png" id="56" name="Picture"/>
+                          <pic:cNvPr descr="/Applications/quarto/share/formats/docx/note.png" id="45" name="Picture"/>
                           <pic:cNvPicPr>
                             <a:picLocks noChangeArrowheads="1" noChangeAspect="1"/>
                           </pic:cNvPicPr>
                         </pic:nvPicPr>
                         <pic:blipFill>
-                          <a:blip r:embed="rId26"/>
+                          <a:blip r:embed="rId15"/>
                           <a:stretch>
                             <a:fillRect/>
                           </a:stretch>
@@ -3413,45 +3429,47 @@
               <w:t xml:space="preserve"> </w:t>
             </w:r>
             <m:oMath>
-              <m:d>
-                <m:dPr>
-                  <m:begChr m:val="("/>
-                  <m:sepChr m:val=""/>
-                  <m:endChr m:val=")"/>
-                  <m:grow/>
-                </m:dPr>
+              <m:r>
+                <m:rPr>
+                  <m:sty m:val="p"/>
+                </m:rPr>
+                <m:t>(</m:t>
+              </m:r>
+              <m:r>
+                <m:rPr>
+                  <m:sty m:val="p"/>
+                </m:rPr>
+                <m:t>−</m:t>
+              </m:r>
+              <m:r>
+                <m:t>2</m:t>
+              </m:r>
+              <m:r>
+                <m:rPr>
+                  <m:sty m:val="p"/>
+                </m:rPr>
+                <m:t>,</m:t>
+              </m:r>
+              <m:r>
+                <m:t>2</m:t>
+              </m:r>
+              <m:rad>
+                <m:radPr>
+                  <m:degHide m:val="on"/>
+                </m:radPr>
+                <m:deg/>
                 <m:e>
                   <m:r>
-                    <m:rPr>
-                      <m:sty m:val="p"/>
-                    </m:rPr>
-                    <m:t>−</m:t>
+                    <m:t>3</m:t>
                   </m:r>
-                  <m:r>
-                    <m:t>2</m:t>
-                  </m:r>
-                  <m:r>
-                    <m:rPr>
-                      <m:sty m:val="p"/>
-                    </m:rPr>
-                    <m:t>,</m:t>
-                  </m:r>
-                  <m:r>
-                    <m:t>2</m:t>
-                  </m:r>
-                  <m:rad>
-                    <m:radPr>
-                      <m:degHide m:val="on"/>
-                    </m:radPr>
-                    <m:deg/>
-                    <m:e>
-                      <m:r>
-                        <m:t>3</m:t>
-                      </m:r>
-                    </m:e>
-                  </m:rad>
                 </m:e>
-              </m:d>
+              </m:rad>
+              <m:r>
+                <m:rPr>
+                  <m:sty m:val="p"/>
+                </m:rPr>
+                <m:t>)</m:t>
+              </m:r>
             </m:oMath>
             <w:r>
               <w:t xml:space="preserve"> </w:t>
@@ -3503,27 +3521,29 @@
                   </m:radPr>
                   <m:deg/>
                   <m:e>
+                    <m:r>
+                      <m:rPr>
+                        <m:sty m:val="p"/>
+                      </m:rPr>
+                      <m:t>(</m:t>
+                    </m:r>
+                    <m:r>
+                      <m:rPr>
+                        <m:sty m:val="p"/>
+                      </m:rPr>
+                      <m:t>−</m:t>
+                    </m:r>
+                    <m:r>
+                      <m:t>2</m:t>
+                    </m:r>
                     <m:sSup>
                       <m:e>
-                        <m:d>
-                          <m:dPr>
-                            <m:begChr m:val="("/>
-                            <m:sepChr m:val=""/>
-                            <m:endChr m:val=")"/>
-                            <m:grow/>
-                          </m:dPr>
-                          <m:e>
-                            <m:r>
-                              <m:rPr>
-                                <m:sty m:val="p"/>
-                              </m:rPr>
-                              <m:t>−</m:t>
-                            </m:r>
-                            <m:r>
-                              <m:t>2</m:t>
-                            </m:r>
-                          </m:e>
-                        </m:d>
+                        <m:r>
+                          <m:rPr>
+                            <m:sty m:val="p"/>
+                          </m:rPr>
+                          <m:t>)</m:t>
+                        </m:r>
                       </m:e>
                       <m:sup>
                         <m:r>
@@ -3537,32 +3557,34 @@
                       </m:rPr>
                       <m:t>+</m:t>
                     </m:r>
+                    <m:r>
+                      <m:rPr>
+                        <m:sty m:val="p"/>
+                      </m:rPr>
+                      <m:t>(</m:t>
+                    </m:r>
+                    <m:r>
+                      <m:t>2</m:t>
+                    </m:r>
+                    <m:rad>
+                      <m:radPr>
+                        <m:degHide m:val="on"/>
+                      </m:radPr>
+                      <m:deg/>
+                      <m:e>
+                        <m:r>
+                          <m:t>3</m:t>
+                        </m:r>
+                      </m:e>
+                    </m:rad>
                     <m:sSup>
                       <m:e>
-                        <m:d>
-                          <m:dPr>
-                            <m:begChr m:val="("/>
-                            <m:sepChr m:val=""/>
-                            <m:endChr m:val=")"/>
-                            <m:grow/>
-                          </m:dPr>
-                          <m:e>
-                            <m:r>
-                              <m:t>2</m:t>
-                            </m:r>
-                            <m:rad>
-                              <m:radPr>
-                                <m:degHide m:val="on"/>
-                              </m:radPr>
-                              <m:deg/>
-                              <m:e>
-                                <m:r>
-                                  <m:t>3</m:t>
-                                </m:r>
-                              </m:e>
-                            </m:rad>
-                          </m:e>
-                        </m:d>
+                        <m:r>
+                          <m:rPr>
+                            <m:sty m:val="p"/>
+                          </m:rPr>
+                          <m:t>)</m:t>
+                        </m:r>
                       </m:e>
                       <m:sup>
                         <m:r>
@@ -3661,19 +3683,21 @@
                   </m:rPr>
                   <m:t>tan</m:t>
                 </m:r>
-                <m:d>
-                  <m:dPr>
-                    <m:begChr m:val="("/>
-                    <m:sepChr m:val=""/>
-                    <m:endChr m:val=")"/>
-                    <m:grow/>
-                  </m:dPr>
-                  <m:e>
-                    <m:r>
-                      <m:t>φ</m:t>
-                    </m:r>
-                  </m:e>
-                </m:d>
+                <m:r>
+                  <m:rPr>
+                    <m:sty m:val="p"/>
+                  </m:rPr>
+                  <m:t>(</m:t>
+                </m:r>
+                <m:r>
+                  <m:t>φ</m:t>
+                </m:r>
+                <m:r>
+                  <m:rPr>
+                    <m:sty m:val="p"/>
+                  </m:rPr>
+                  <m:t>)</m:t>
+                </m:r>
                 <m:r>
                   <m:rPr>
                     <m:sty m:val="p"/>
@@ -3768,33 +3792,35 @@
                     </m:r>
                   </m:sup>
                 </m:sSup>
-                <m:d>
-                  <m:dPr>
-                    <m:begChr m:val="("/>
-                    <m:sepChr m:val=""/>
-                    <m:endChr m:val=")"/>
-                    <m:grow/>
-                  </m:dPr>
+                <m:r>
+                  <m:rPr>
+                    <m:sty m:val="p"/>
+                  </m:rPr>
+                  <m:t>(</m:t>
+                </m:r>
+                <m:r>
+                  <m:rPr>
+                    <m:sty m:val="p"/>
+                  </m:rPr>
+                  <m:t>−</m:t>
+                </m:r>
+                <m:rad>
+                  <m:radPr>
+                    <m:degHide m:val="on"/>
+                  </m:radPr>
+                  <m:deg/>
                   <m:e>
                     <m:r>
-                      <m:rPr>
-                        <m:sty m:val="p"/>
-                      </m:rPr>
-                      <m:t>−</m:t>
+                      <m:t>3</m:t>
                     </m:r>
-                    <m:rad>
-                      <m:radPr>
-                        <m:degHide m:val="on"/>
-                      </m:radPr>
-                      <m:deg/>
-                      <m:e>
-                        <m:r>
-                          <m:t>3</m:t>
-                        </m:r>
-                      </m:e>
-                    </m:rad>
                   </m:e>
-                </m:d>
+                </m:rad>
+                <m:r>
+                  <m:rPr>
+                    <m:sty m:val="p"/>
+                  </m:rPr>
+                  <m:t>)</m:t>
+                </m:r>
                 <m:r>
                   <m:rPr>
                     <m:sty m:val="p"/>
@@ -3954,9 +3980,9 @@
         </w:tc>
       </w:tr>
     </w:tbl>
-    <w:bookmarkEnd w:id="57"/>
-    <w:bookmarkEnd w:id="58"/>
-    <w:bookmarkStart w:id="69" w:name="X0a1dfeff04507d0d5cba59ae4dfc737e53e4523"/>
+    <w:bookmarkEnd w:id="46"/>
+    <w:bookmarkEnd w:id="47"/>
+    <w:bookmarkStart w:id="58" w:name="X0a1dfeff04507d0d5cba59ae4dfc737e53e4523"/>
     <w:p>
       <w:pPr>
         <w:pStyle w:val="Heading1"/>
@@ -4013,19 +4039,21 @@
         <m:r>
           <m:t>r</m:t>
         </m:r>
-        <m:d>
-          <m:dPr>
-            <m:begChr m:val="("/>
-            <m:sepChr m:val=""/>
-            <m:endChr m:val=")"/>
-            <m:grow/>
-          </m:dPr>
-          <m:e>
-            <m:r>
-              <m:t>φ</m:t>
-            </m:r>
-          </m:e>
-        </m:d>
+        <m:r>
+          <m:rPr>
+            <m:sty m:val="p"/>
+          </m:rPr>
+          <m:t>(</m:t>
+        </m:r>
+        <m:r>
+          <m:t>φ</m:t>
+        </m:r>
+        <m:r>
+          <m:rPr>
+            <m:sty m:val="p"/>
+          </m:rPr>
+          <m:t>)</m:t>
+        </m:r>
       </m:oMath>
       <w:r>
         <w:t xml:space="preserve">.</w:t>
@@ -4081,19 +4109,21 @@
                   </m:rPr>
                   <m:t>cos</m:t>
                 </m:r>
-                <m:d>
-                  <m:dPr>
-                    <m:begChr m:val="("/>
-                    <m:sepChr m:val=""/>
-                    <m:endChr m:val=")"/>
-                    <m:grow/>
-                  </m:dPr>
-                  <m:e>
-                    <m:r>
-                      <m:t>φ</m:t>
-                    </m:r>
-                  </m:e>
-                </m:d>
+                <m:r>
+                  <m:rPr>
+                    <m:sty m:val="p"/>
+                  </m:rPr>
+                  <m:t>(</m:t>
+                </m:r>
+                <m:r>
+                  <m:t>φ</m:t>
+                </m:r>
+                <m:r>
+                  <m:rPr>
+                    <m:sty m:val="p"/>
+                  </m:rPr>
+                  <m:t>)</m:t>
+                </m:r>
               </m:e>
             </m:mr>
             <m:mr>
@@ -4116,19 +4146,21 @@
                   </m:rPr>
                   <m:t>sin</m:t>
                 </m:r>
-                <m:d>
-                  <m:dPr>
-                    <m:begChr m:val="("/>
-                    <m:sepChr m:val=""/>
-                    <m:endChr m:val=")"/>
-                    <m:grow/>
-                  </m:dPr>
-                  <m:e>
-                    <m:r>
-                      <m:t>φ</m:t>
-                    </m:r>
-                  </m:e>
-                </m:d>
+                <m:r>
+                  <m:rPr>
+                    <m:sty m:val="p"/>
+                  </m:rPr>
+                  <m:t>(</m:t>
+                </m:r>
+                <m:r>
+                  <m:t>φ</m:t>
+                </m:r>
+                <m:r>
+                  <m:rPr>
+                    <m:sty m:val="p"/>
+                  </m:rPr>
+                  <m:t>)</m:t>
+                </m:r>
               </m:e>
             </m:mr>
             <m:mr>
@@ -4190,19 +4222,21 @@
                   </m:rPr>
                   <m:t>tan</m:t>
                 </m:r>
-                <m:d>
-                  <m:dPr>
-                    <m:begChr m:val="("/>
-                    <m:sepChr m:val=""/>
-                    <m:endChr m:val=")"/>
-                    <m:grow/>
-                  </m:dPr>
-                  <m:e>
-                    <m:r>
-                      <m:t>φ</m:t>
-                    </m:r>
-                  </m:e>
-                </m:d>
+                <m:r>
+                  <m:rPr>
+                    <m:sty m:val="p"/>
+                  </m:rPr>
+                  <m:t>(</m:t>
+                </m:r>
+                <m:r>
+                  <m:t>φ</m:t>
+                </m:r>
+                <m:r>
+                  <m:rPr>
+                    <m:sty m:val="p"/>
+                  </m:rPr>
+                  <m:t>)</m:t>
+                </m:r>
                 <m:r>
                   <m:rPr>
                     <m:sty m:val="p"/>
@@ -4270,18 +4304,18 @@
                 <wp:inline>
                   <wp:extent cx="152400" cy="152400"/>
                   <wp:effectExtent b="0" l="0" r="0" t="0"/>
-                  <wp:docPr descr="" title="" id="59" name="Picture"/>
+                  <wp:docPr descr="" title="" id="48" name="Picture"/>
                   <a:graphic>
                     <a:graphicData uri="http://schemas.openxmlformats.org/drawingml/2006/picture">
                       <pic:pic>
                         <pic:nvPicPr>
-                          <pic:cNvPr descr="/Applications/quarto/share/formats/docx/note.png" id="60" name="Picture"/>
+                          <pic:cNvPr descr="/Applications/quarto/share/formats/docx/note.png" id="49" name="Picture"/>
                           <pic:cNvPicPr>
                             <a:picLocks noChangeArrowheads="1" noChangeAspect="1"/>
                           </pic:cNvPicPr>
                         </pic:nvPicPr>
                         <pic:blipFill>
-                          <a:blip r:embed="rId26"/>
+                          <a:blip r:embed="rId15"/>
                           <a:stretch>
                             <a:fillRect/>
                           </a:stretch>
@@ -4353,28 +4387,30 @@
               <w:t xml:space="preserve"> </w:t>
             </w:r>
             <m:oMath>
-              <m:d>
-                <m:dPr>
-                  <m:begChr m:val="("/>
-                  <m:sepChr m:val=""/>
-                  <m:endChr m:val=")"/>
-                  <m:grow/>
-                </m:dPr>
-                <m:e>
-                  <m:r>
-                    <m:t>0</m:t>
-                  </m:r>
-                  <m:r>
-                    <m:rPr>
-                      <m:sty m:val="p"/>
-                    </m:rPr>
-                    <m:t>,</m:t>
-                  </m:r>
-                  <m:r>
-                    <m:t>0</m:t>
-                  </m:r>
-                </m:e>
-              </m:d>
+              <m:r>
+                <m:rPr>
+                  <m:sty m:val="p"/>
+                </m:rPr>
+                <m:t>(</m:t>
+              </m:r>
+              <m:r>
+                <m:t>0</m:t>
+              </m:r>
+              <m:r>
+                <m:rPr>
+                  <m:sty m:val="p"/>
+                </m:rPr>
+                <m:t>,</m:t>
+              </m:r>
+              <m:r>
+                <m:t>0</m:t>
+              </m:r>
+              <m:r>
+                <m:rPr>
+                  <m:sty m:val="p"/>
+                </m:rPr>
+                <m:t>)</m:t>
+              </m:r>
             </m:oMath>
             <w:r>
               <w:t xml:space="preserve">.</w:t>
@@ -4467,40 +4503,44 @@
                   </m:mPr>
                   <m:mr>
                     <m:e>
+                      <m:r>
+                        <m:rPr>
+                          <m:sty m:val="p"/>
+                        </m:rPr>
+                        <m:t>(</m:t>
+                      </m:r>
+                      <m:r>
+                        <m:t>r</m:t>
+                      </m:r>
+                      <m:r>
+                        <m:rPr>
+                          <m:sty m:val="p"/>
+                        </m:rPr>
+                        <m:t>cos</m:t>
+                      </m:r>
+                      <m:r>
+                        <m:rPr>
+                          <m:sty m:val="p"/>
+                        </m:rPr>
+                        <m:t>(</m:t>
+                      </m:r>
+                      <m:r>
+                        <m:t>φ</m:t>
+                      </m:r>
+                      <m:r>
+                        <m:rPr>
+                          <m:sty m:val="p"/>
+                        </m:rPr>
+                        <m:t>)</m:t>
+                      </m:r>
                       <m:sSup>
                         <m:e>
-                          <m:d>
-                            <m:dPr>
-                              <m:begChr m:val="("/>
-                              <m:sepChr m:val=""/>
-                              <m:endChr m:val=")"/>
-                              <m:grow/>
-                            </m:dPr>
-                            <m:e>
-                              <m:r>
-                                <m:t>r</m:t>
-                              </m:r>
-                              <m:r>
-                                <m:rPr>
-                                  <m:sty m:val="p"/>
-                                </m:rPr>
-                                <m:t>cos</m:t>
-                              </m:r>
-                              <m:d>
-                                <m:dPr>
-                                  <m:begChr m:val="("/>
-                                  <m:sepChr m:val=""/>
-                                  <m:endChr m:val=")"/>
-                                  <m:grow/>
-                                </m:dPr>
-                                <m:e>
-                                  <m:r>
-                                    <m:t>φ</m:t>
-                                  </m:r>
-                                </m:e>
-                              </m:d>
-                            </m:e>
-                          </m:d>
+                          <m:r>
+                            <m:rPr>
+                              <m:sty m:val="p"/>
+                            </m:rPr>
+                            <m:t>)</m:t>
+                          </m:r>
                         </m:e>
                         <m:sup>
                           <m:r>
@@ -4514,40 +4554,44 @@
                         </m:rPr>
                         <m:t>+</m:t>
                       </m:r>
+                      <m:r>
+                        <m:rPr>
+                          <m:sty m:val="p"/>
+                        </m:rPr>
+                        <m:t>(</m:t>
+                      </m:r>
+                      <m:r>
+                        <m:t>r</m:t>
+                      </m:r>
+                      <m:r>
+                        <m:rPr>
+                          <m:sty m:val="p"/>
+                        </m:rPr>
+                        <m:t>sin</m:t>
+                      </m:r>
+                      <m:r>
+                        <m:rPr>
+                          <m:sty m:val="p"/>
+                        </m:rPr>
+                        <m:t>(</m:t>
+                      </m:r>
+                      <m:r>
+                        <m:t>φ</m:t>
+                      </m:r>
+                      <m:r>
+                        <m:rPr>
+                          <m:sty m:val="p"/>
+                        </m:rPr>
+                        <m:t>)</m:t>
+                      </m:r>
                       <m:sSup>
                         <m:e>
-                          <m:d>
-                            <m:dPr>
-                              <m:begChr m:val="("/>
-                              <m:sepChr m:val=""/>
-                              <m:endChr m:val=")"/>
-                              <m:grow/>
-                            </m:dPr>
-                            <m:e>
-                              <m:r>
-                                <m:t>r</m:t>
-                              </m:r>
-                              <m:r>
-                                <m:rPr>
-                                  <m:sty m:val="p"/>
-                                </m:rPr>
-                                <m:t>sin</m:t>
-                              </m:r>
-                              <m:d>
-                                <m:dPr>
-                                  <m:begChr m:val="("/>
-                                  <m:sepChr m:val=""/>
-                                  <m:endChr m:val=")"/>
-                                  <m:grow/>
-                                </m:dPr>
-                                <m:e>
-                                  <m:r>
-                                    <m:t>φ</m:t>
-                                  </m:r>
-                                </m:e>
-                              </m:d>
-                            </m:e>
-                          </m:d>
+                          <m:r>
+                            <m:rPr>
+                              <m:sty m:val="p"/>
+                            </m:rPr>
+                            <m:t>)</m:t>
+                          </m:r>
                         </m:e>
                         <m:sup>
                           <m:r>
@@ -4595,19 +4639,21 @@
                           </m:r>
                         </m:sup>
                       </m:sSup>
-                      <m:d>
-                        <m:dPr>
-                          <m:begChr m:val="("/>
-                          <m:sepChr m:val=""/>
-                          <m:endChr m:val=")"/>
-                          <m:grow/>
-                        </m:dPr>
-                        <m:e>
-                          <m:r>
-                            <m:t>φ</m:t>
-                          </m:r>
-                        </m:e>
-                      </m:d>
+                      <m:r>
+                        <m:rPr>
+                          <m:sty m:val="p"/>
+                        </m:rPr>
+                        <m:t>(</m:t>
+                      </m:r>
+                      <m:r>
+                        <m:t>φ</m:t>
+                      </m:r>
+                      <m:r>
+                        <m:rPr>
+                          <m:sty m:val="p"/>
+                        </m:rPr>
+                        <m:t>)</m:t>
+                      </m:r>
                       <m:r>
                         <m:rPr>
                           <m:sty m:val="p"/>
@@ -4641,19 +4687,21 @@
                           </m:r>
                         </m:sup>
                       </m:sSup>
-                      <m:d>
-                        <m:dPr>
-                          <m:begChr m:val="("/>
-                          <m:sepChr m:val=""/>
-                          <m:endChr m:val=")"/>
-                          <m:grow/>
-                        </m:dPr>
-                        <m:e>
-                          <m:r>
-                            <m:t>φ</m:t>
-                          </m:r>
-                        </m:e>
-                      </m:d>
+                      <m:r>
+                        <m:rPr>
+                          <m:sty m:val="p"/>
+                        </m:rPr>
+                        <m:t>(</m:t>
+                      </m:r>
+                      <m:r>
+                        <m:t>φ</m:t>
+                      </m:r>
+                      <m:r>
+                        <m:rPr>
+                          <m:sty m:val="p"/>
+                        </m:rPr>
+                        <m:t>)</m:t>
+                      </m:r>
                       <m:r>
                         <m:rPr>
                           <m:sty m:val="p"/>
@@ -4679,78 +4727,84 @@
                           </m:r>
                         </m:sup>
                       </m:sSup>
-                      <m:d>
-                        <m:dPr>
-                          <m:begChr m:val="("/>
-                          <m:sepChr m:val=""/>
-                          <m:endChr m:val=")"/>
-                          <m:grow/>
-                        </m:dPr>
+                      <m:r>
+                        <m:rPr>
+                          <m:sty m:val="p"/>
+                        </m:rPr>
+                        <m:t>(</m:t>
+                      </m:r>
+                      <m:sSup>
                         <m:e>
-                          <m:sSup>
-                            <m:e>
-                              <m:r>
-                                <m:rPr>
-                                  <m:sty m:val="p"/>
-                                </m:rPr>
-                                <m:t>cos</m:t>
-                              </m:r>
-                            </m:e>
-                            <m:sup>
-                              <m:r>
-                                <m:t>2</m:t>
-                              </m:r>
-                            </m:sup>
-                          </m:sSup>
-                          <m:d>
-                            <m:dPr>
-                              <m:begChr m:val="("/>
-                              <m:sepChr m:val=""/>
-                              <m:endChr m:val=")"/>
-                              <m:grow/>
-                            </m:dPr>
-                            <m:e>
-                              <m:r>
-                                <m:t>φ</m:t>
-                              </m:r>
-                            </m:e>
-                          </m:d>
                           <m:r>
                             <m:rPr>
                               <m:sty m:val="p"/>
                             </m:rPr>
-                            <m:t>+</m:t>
+                            <m:t>cos</m:t>
                           </m:r>
-                          <m:sSup>
-                            <m:e>
-                              <m:r>
-                                <m:rPr>
-                                  <m:sty m:val="p"/>
-                                </m:rPr>
-                                <m:t>sin</m:t>
-                              </m:r>
-                            </m:e>
-                            <m:sup>
-                              <m:r>
-                                <m:t>2</m:t>
-                              </m:r>
-                            </m:sup>
-                          </m:sSup>
-                          <m:d>
-                            <m:dPr>
-                              <m:begChr m:val="("/>
-                              <m:sepChr m:val=""/>
-                              <m:endChr m:val=")"/>
-                              <m:grow/>
-                            </m:dPr>
-                            <m:e>
-                              <m:r>
-                                <m:t>φ</m:t>
-                              </m:r>
-                            </m:e>
-                          </m:d>
                         </m:e>
-                      </m:d>
+                        <m:sup>
+                          <m:r>
+                            <m:t>2</m:t>
+                          </m:r>
+                        </m:sup>
+                      </m:sSup>
+                      <m:r>
+                        <m:rPr>
+                          <m:sty m:val="p"/>
+                        </m:rPr>
+                        <m:t>(</m:t>
+                      </m:r>
+                      <m:r>
+                        <m:t>φ</m:t>
+                      </m:r>
+                      <m:r>
+                        <m:rPr>
+                          <m:sty m:val="p"/>
+                        </m:rPr>
+                        <m:t>)</m:t>
+                      </m:r>
+                      <m:r>
+                        <m:rPr>
+                          <m:sty m:val="p"/>
+                        </m:rPr>
+                        <m:t>+</m:t>
+                      </m:r>
+                      <m:sSup>
+                        <m:e>
+                          <m:r>
+                            <m:rPr>
+                              <m:sty m:val="p"/>
+                            </m:rPr>
+                            <m:t>sin</m:t>
+                          </m:r>
+                        </m:e>
+                        <m:sup>
+                          <m:r>
+                            <m:t>2</m:t>
+                          </m:r>
+                        </m:sup>
+                      </m:sSup>
+                      <m:r>
+                        <m:rPr>
+                          <m:sty m:val="p"/>
+                        </m:rPr>
+                        <m:t>(</m:t>
+                      </m:r>
+                      <m:r>
+                        <m:t>φ</m:t>
+                      </m:r>
+                      <m:r>
+                        <m:rPr>
+                          <m:sty m:val="p"/>
+                        </m:rPr>
+                        <m:t>)</m:t>
+                      </m:r>
+                      <m:r>
+                        <m:rPr>
+                          <m:sty m:val="p"/>
+                        </m:rPr>
+                        <m:t>)</m:t>
+                      </m:r>
                       <m:r>
                         <m:rPr>
                           <m:sty m:val="p"/>
@@ -4810,19 +4864,21 @@
                           </m:r>
                         </m:sup>
                       </m:sSup>
-                      <m:d>
-                        <m:dPr>
-                          <m:begChr m:val="("/>
-                          <m:sepChr m:val=""/>
-                          <m:endChr m:val=")"/>
-                          <m:grow/>
-                        </m:dPr>
-                        <m:e>
-                          <m:r>
-                            <m:t>1</m:t>
-                          </m:r>
-                        </m:e>
-                      </m:d>
+                      <m:r>
+                        <m:rPr>
+                          <m:sty m:val="p"/>
+                        </m:rPr>
+                        <m:t>(</m:t>
+                      </m:r>
+                      <m:r>
+                        <m:t>1</m:t>
+                      </m:r>
+                      <m:r>
+                        <m:rPr>
+                          <m:sty m:val="p"/>
+                        </m:rPr>
+                        <m:t>)</m:t>
+                      </m:r>
                       <m:r>
                         <m:rPr>
                           <m:sty m:val="p"/>
@@ -5000,18 +5056,18 @@
                 <wp:inline>
                   <wp:extent cx="152400" cy="152400"/>
                   <wp:effectExtent b="0" l="0" r="0" t="0"/>
-                  <wp:docPr descr="" title="" id="61" name="Picture"/>
+                  <wp:docPr descr="" title="" id="50" name="Picture"/>
                   <a:graphic>
                     <a:graphicData uri="http://schemas.openxmlformats.org/drawingml/2006/picture">
                       <pic:pic>
                         <pic:nvPicPr>
-                          <pic:cNvPr descr="/Applications/quarto/share/formats/docx/note.png" id="62" name="Picture"/>
+                          <pic:cNvPr descr="/Applications/quarto/share/formats/docx/note.png" id="51" name="Picture"/>
                           <pic:cNvPicPr>
                             <a:picLocks noChangeArrowheads="1" noChangeAspect="1"/>
                           </pic:cNvPicPr>
                         </pic:nvPicPr>
                         <pic:blipFill>
-                          <a:blip r:embed="rId26"/>
+                          <a:blip r:embed="rId15"/>
                           <a:stretch>
                             <a:fillRect/>
                           </a:stretch>
@@ -5139,19 +5195,21 @@
                         </m:rPr>
                         <m:t>sin</m:t>
                       </m:r>
-                      <m:d>
-                        <m:dPr>
-                          <m:begChr m:val="("/>
-                          <m:sepChr m:val=""/>
-                          <m:endChr m:val=")"/>
-                          <m:grow/>
-                        </m:dPr>
-                        <m:e>
-                          <m:r>
-                            <m:t>φ</m:t>
-                          </m:r>
-                        </m:e>
-                      </m:d>
+                      <m:r>
+                        <m:rPr>
+                          <m:sty m:val="p"/>
+                        </m:rPr>
+                        <m:t>(</m:t>
+                      </m:r>
+                      <m:r>
+                        <m:t>φ</m:t>
+                      </m:r>
+                      <m:r>
+                        <m:rPr>
+                          <m:sty m:val="p"/>
+                        </m:rPr>
+                        <m:t>)</m:t>
+                      </m:r>
                       <m:r>
                         <m:rPr>
                           <m:sty m:val="p"/>
@@ -5161,40 +5219,44 @@
                       <m:r>
                         <m:t>2</m:t>
                       </m:r>
+                      <m:r>
+                        <m:rPr>
+                          <m:sty m:val="p"/>
+                        </m:rPr>
+                        <m:t>(</m:t>
+                      </m:r>
+                      <m:r>
+                        <m:t>r</m:t>
+                      </m:r>
+                      <m:r>
+                        <m:rPr>
+                          <m:sty m:val="p"/>
+                        </m:rPr>
+                        <m:t>cos</m:t>
+                      </m:r>
+                      <m:r>
+                        <m:rPr>
+                          <m:sty m:val="p"/>
+                        </m:rPr>
+                        <m:t>(</m:t>
+                      </m:r>
+                      <m:r>
+                        <m:t>φ</m:t>
+                      </m:r>
+                      <m:r>
+                        <m:rPr>
+                          <m:sty m:val="p"/>
+                        </m:rPr>
+                        <m:t>)</m:t>
+                      </m:r>
                       <m:sSup>
                         <m:e>
-                          <m:d>
-                            <m:dPr>
-                              <m:begChr m:val="("/>
-                              <m:sepChr m:val=""/>
-                              <m:endChr m:val=")"/>
-                              <m:grow/>
-                            </m:dPr>
-                            <m:e>
-                              <m:r>
-                                <m:t>r</m:t>
-                              </m:r>
-                              <m:r>
-                                <m:rPr>
-                                  <m:sty m:val="p"/>
-                                </m:rPr>
-                                <m:t>cos</m:t>
-                              </m:r>
-                              <m:d>
-                                <m:dPr>
-                                  <m:begChr m:val="("/>
-                                  <m:sepChr m:val=""/>
-                                  <m:endChr m:val=")"/>
-                                  <m:grow/>
-                                </m:dPr>
-                                <m:e>
-                                  <m:r>
-                                    <m:t>φ</m:t>
-                                  </m:r>
-                                </m:e>
-                              </m:d>
-                            </m:e>
-                          </m:d>
+                          <m:r>
+                            <m:rPr>
+                              <m:sty m:val="p"/>
+                            </m:rPr>
+                            <m:t>)</m:t>
+                          </m:r>
                         </m:e>
                         <m:sup>
                           <m:r>
@@ -5215,19 +5277,21 @@
                         </m:rPr>
                         <m:t>sin</m:t>
                       </m:r>
-                      <m:d>
-                        <m:dPr>
-                          <m:begChr m:val="("/>
-                          <m:sepChr m:val=""/>
-                          <m:endChr m:val=")"/>
-                          <m:grow/>
-                        </m:dPr>
-                        <m:e>
-                          <m:r>
-                            <m:t>φ</m:t>
-                          </m:r>
-                        </m:e>
-                      </m:d>
+                      <m:r>
+                        <m:rPr>
+                          <m:sty m:val="p"/>
+                        </m:rPr>
+                        <m:t>(</m:t>
+                      </m:r>
+                      <m:r>
+                        <m:t>φ</m:t>
+                      </m:r>
+                      <m:r>
+                        <m:rPr>
+                          <m:sty m:val="p"/>
+                        </m:rPr>
+                        <m:t>)</m:t>
+                      </m:r>
                       <m:r>
                         <m:rPr>
                           <m:sty m:val="p"/>
@@ -5264,19 +5328,21 @@
                           </m:r>
                         </m:sup>
                       </m:sSup>
-                      <m:d>
-                        <m:dPr>
-                          <m:begChr m:val="("/>
-                          <m:sepChr m:val=""/>
-                          <m:endChr m:val=")"/>
-                          <m:grow/>
-                        </m:dPr>
-                        <m:e>
-                          <m:r>
-                            <m:t>φ</m:t>
-                          </m:r>
-                        </m:e>
-                      </m:d>
+                      <m:r>
+                        <m:rPr>
+                          <m:sty m:val="p"/>
+                        </m:rPr>
+                        <m:t>(</m:t>
+                      </m:r>
+                      <m:r>
+                        <m:t>φ</m:t>
+                      </m:r>
+                      <m:r>
+                        <m:rPr>
+                          <m:sty m:val="p"/>
+                        </m:rPr>
+                        <m:t>)</m:t>
+                      </m:r>
                     </m:e>
                   </m:mr>
                   <m:mr>
@@ -5287,19 +5353,21 @@
                         </m:rPr>
                         <m:t>sin</m:t>
                       </m:r>
-                      <m:d>
-                        <m:dPr>
-                          <m:begChr m:val="("/>
-                          <m:sepChr m:val=""/>
-                          <m:endChr m:val=")"/>
-                          <m:grow/>
-                        </m:dPr>
-                        <m:e>
-                          <m:r>
-                            <m:t>φ</m:t>
-                          </m:r>
-                        </m:e>
-                      </m:d>
+                      <m:r>
+                        <m:rPr>
+                          <m:sty m:val="p"/>
+                        </m:rPr>
+                        <m:t>(</m:t>
+                      </m:r>
+                      <m:r>
+                        <m:t>φ</m:t>
+                      </m:r>
+                      <m:r>
+                        <m:rPr>
+                          <m:sty m:val="p"/>
+                        </m:rPr>
+                        <m:t>)</m:t>
+                      </m:r>
                       <m:r>
                         <m:rPr>
                           <m:sty m:val="p"/>
@@ -5327,19 +5395,21 @@
                           </m:r>
                         </m:sup>
                       </m:sSup>
-                      <m:d>
-                        <m:dPr>
-                          <m:begChr m:val="("/>
-                          <m:sepChr m:val=""/>
-                          <m:endChr m:val=")"/>
-                          <m:grow/>
-                        </m:dPr>
-                        <m:e>
-                          <m:r>
-                            <m:t>φ</m:t>
-                          </m:r>
-                        </m:e>
-                      </m:d>
+                      <m:r>
+                        <m:rPr>
+                          <m:sty m:val="p"/>
+                        </m:rPr>
+                        <m:t>(</m:t>
+                      </m:r>
+                      <m:r>
+                        <m:t>φ</m:t>
+                      </m:r>
+                      <m:r>
+                        <m:rPr>
+                          <m:sty m:val="p"/>
+                        </m:rPr>
+                        <m:t>)</m:t>
+                      </m:r>
                     </m:e>
                   </m:mr>
                   <m:mr>
@@ -5350,19 +5420,21 @@
                         </m:rPr>
                         <m:t>sin</m:t>
                       </m:r>
-                      <m:d>
-                        <m:dPr>
-                          <m:begChr m:val="("/>
-                          <m:sepChr m:val=""/>
-                          <m:endChr m:val=")"/>
-                          <m:grow/>
-                        </m:dPr>
-                        <m:e>
-                          <m:r>
-                            <m:t>φ</m:t>
-                          </m:r>
-                        </m:e>
-                      </m:d>
+                      <m:r>
+                        <m:rPr>
+                          <m:sty m:val="p"/>
+                        </m:rPr>
+                        <m:t>(</m:t>
+                      </m:r>
+                      <m:r>
+                        <m:t>φ</m:t>
+                      </m:r>
+                      <m:r>
+                        <m:rPr>
+                          <m:sty m:val="p"/>
+                        </m:rPr>
+                        <m:t>)</m:t>
+                      </m:r>
                       <m:r>
                         <m:rPr>
                           <m:sty m:val="p"/>
@@ -5387,19 +5459,21 @@
                         </m:rPr>
                         <m:t>cos</m:t>
                       </m:r>
-                      <m:d>
-                        <m:dPr>
-                          <m:begChr m:val="("/>
-                          <m:sepChr m:val=""/>
-                          <m:endChr m:val=")"/>
-                          <m:grow/>
-                        </m:dPr>
-                        <m:e>
-                          <m:r>
-                            <m:t>φ</m:t>
-                          </m:r>
-                        </m:e>
-                      </m:d>
+                      <m:r>
+                        <m:rPr>
+                          <m:sty m:val="p"/>
+                        </m:rPr>
+                        <m:t>(</m:t>
+                      </m:r>
+                      <m:r>
+                        <m:t>φ</m:t>
+                      </m:r>
+                      <m:r>
+                        <m:rPr>
+                          <m:sty m:val="p"/>
+                        </m:rPr>
+                        <m:t>)</m:t>
+                      </m:r>
                       <m:r>
                         <m:rPr>
                           <m:sty m:val="p"/>
@@ -5412,19 +5486,21 @@
                         </m:rPr>
                         <m:t>cos</m:t>
                       </m:r>
-                      <m:d>
-                        <m:dPr>
-                          <m:begChr m:val="("/>
-                          <m:sepChr m:val=""/>
-                          <m:endChr m:val=")"/>
-                          <m:grow/>
-                        </m:dPr>
-                        <m:e>
-                          <m:r>
-                            <m:t>φ</m:t>
-                          </m:r>
-                        </m:e>
-                      </m:d>
+                      <m:r>
+                        <m:rPr>
+                          <m:sty m:val="p"/>
+                        </m:rPr>
+                        <m:t>(</m:t>
+                      </m:r>
+                      <m:r>
+                        <m:t>φ</m:t>
+                      </m:r>
+                      <m:r>
+                        <m:rPr>
+                          <m:sty m:val="p"/>
+                        </m:rPr>
+                        <m:t>)</m:t>
+                      </m:r>
                     </m:e>
                   </m:mr>
                 </m:m>
@@ -5448,19 +5524,21 @@
                 </m:rPr>
                 <m:t>sin</m:t>
               </m:r>
-              <m:d>
-                <m:dPr>
-                  <m:begChr m:val="("/>
-                  <m:sepChr m:val=""/>
-                  <m:endChr m:val=")"/>
-                  <m:grow/>
-                </m:dPr>
-                <m:e>
-                  <m:r>
-                    <m:t>φ</m:t>
-                  </m:r>
-                </m:e>
-              </m:d>
+              <m:r>
+                <m:rPr>
+                  <m:sty m:val="p"/>
+                </m:rPr>
+                <m:t>(</m:t>
+              </m:r>
+              <m:r>
+                <m:t>φ</m:t>
+              </m:r>
+              <m:r>
+                <m:rPr>
+                  <m:sty m:val="p"/>
+                </m:rPr>
+                <m:t>)</m:t>
+              </m:r>
             </m:oMath>
             <w:r>
               <w:t xml:space="preserve"> </w:t>
@@ -5504,19 +5582,21 @@
                             </m:rPr>
                             <m:t>sin</m:t>
                           </m:r>
-                          <m:d>
-                            <m:dPr>
-                              <m:begChr m:val="("/>
-                              <m:sepChr m:val=""/>
-                              <m:endChr m:val=")"/>
-                              <m:grow/>
-                            </m:dPr>
-                            <m:e>
-                              <m:r>
-                                <m:t>φ</m:t>
-                              </m:r>
-                            </m:e>
-                          </m:d>
+                          <m:r>
+                            <m:rPr>
+                              <m:sty m:val="p"/>
+                            </m:rPr>
+                            <m:t>(</m:t>
+                          </m:r>
+                          <m:r>
+                            <m:t>φ</m:t>
+                          </m:r>
+                          <m:r>
+                            <m:rPr>
+                              <m:sty m:val="p"/>
+                            </m:rPr>
+                            <m:t>)</m:t>
+                          </m:r>
                         </m:num>
                         <m:den>
                           <m:r>
@@ -5525,19 +5605,21 @@
                             </m:rPr>
                             <m:t>sin</m:t>
                           </m:r>
-                          <m:d>
-                            <m:dPr>
-                              <m:begChr m:val="("/>
-                              <m:sepChr m:val=""/>
-                              <m:endChr m:val=")"/>
-                              <m:grow/>
-                            </m:dPr>
-                            <m:e>
-                              <m:r>
-                                <m:t>φ</m:t>
-                              </m:r>
-                            </m:e>
-                          </m:d>
+                          <m:r>
+                            <m:rPr>
+                              <m:sty m:val="p"/>
+                            </m:rPr>
+                            <m:t>(</m:t>
+                          </m:r>
+                          <m:r>
+                            <m:t>φ</m:t>
+                          </m:r>
+                          <m:r>
+                            <m:rPr>
+                              <m:sty m:val="p"/>
+                            </m:rPr>
+                            <m:t>)</m:t>
+                          </m:r>
                         </m:den>
                       </m:f>
                       <m:r>
@@ -5569,19 +5651,21 @@
                             </m:rPr>
                             <m:t>cos</m:t>
                           </m:r>
-                          <m:d>
-                            <m:dPr>
-                              <m:begChr m:val="("/>
-                              <m:sepChr m:val=""/>
-                              <m:endChr m:val=")"/>
-                              <m:grow/>
-                            </m:dPr>
-                            <m:e>
-                              <m:r>
-                                <m:t>φ</m:t>
-                              </m:r>
-                            </m:e>
-                          </m:d>
+                          <m:r>
+                            <m:rPr>
+                              <m:sty m:val="p"/>
+                            </m:rPr>
+                            <m:t>(</m:t>
+                          </m:r>
+                          <m:r>
+                            <m:t>φ</m:t>
+                          </m:r>
+                          <m:r>
+                            <m:rPr>
+                              <m:sty m:val="p"/>
+                            </m:rPr>
+                            <m:t>)</m:t>
+                          </m:r>
                           <m:r>
                             <m:rPr>
                               <m:sty m:val="p"/>
@@ -5594,19 +5678,21 @@
                             </m:rPr>
                             <m:t>cos</m:t>
                           </m:r>
-                          <m:d>
-                            <m:dPr>
-                              <m:begChr m:val="("/>
-                              <m:sepChr m:val=""/>
-                              <m:endChr m:val=")"/>
-                              <m:grow/>
-                            </m:dPr>
-                            <m:e>
-                              <m:r>
-                                <m:t>φ</m:t>
-                              </m:r>
-                            </m:e>
-                          </m:d>
+                          <m:r>
+                            <m:rPr>
+                              <m:sty m:val="p"/>
+                            </m:rPr>
+                            <m:t>(</m:t>
+                          </m:r>
+                          <m:r>
+                            <m:t>φ</m:t>
+                          </m:r>
+                          <m:r>
+                            <m:rPr>
+                              <m:sty m:val="p"/>
+                            </m:rPr>
+                            <m:t>)</m:t>
+                          </m:r>
                         </m:num>
                         <m:den>
                           <m:r>
@@ -5615,19 +5701,21 @@
                             </m:rPr>
                             <m:t>sin</m:t>
                           </m:r>
-                          <m:d>
-                            <m:dPr>
-                              <m:begChr m:val="("/>
-                              <m:sepChr m:val=""/>
-                              <m:endChr m:val=")"/>
-                              <m:grow/>
-                            </m:dPr>
-                            <m:e>
-                              <m:r>
-                                <m:t>φ</m:t>
-                              </m:r>
-                            </m:e>
-                          </m:d>
+                          <m:r>
+                            <m:rPr>
+                              <m:sty m:val="p"/>
+                            </m:rPr>
+                            <m:t>(</m:t>
+                          </m:r>
+                          <m:r>
+                            <m:t>φ</m:t>
+                          </m:r>
+                          <m:r>
+                            <m:rPr>
+                              <m:sty m:val="p"/>
+                            </m:rPr>
+                            <m:t>)</m:t>
+                          </m:r>
                         </m:den>
                       </m:f>
                     </m:e>
@@ -5661,19 +5749,21 @@
                         </m:rPr>
                         <m:t>cos</m:t>
                       </m:r>
-                      <m:d>
-                        <m:dPr>
-                          <m:begChr m:val="("/>
-                          <m:sepChr m:val=""/>
-                          <m:endChr m:val=")"/>
-                          <m:grow/>
-                        </m:dPr>
-                        <m:e>
-                          <m:r>
-                            <m:t>φ</m:t>
-                          </m:r>
-                        </m:e>
-                      </m:d>
+                      <m:r>
+                        <m:rPr>
+                          <m:sty m:val="p"/>
+                        </m:rPr>
+                        <m:t>(</m:t>
+                      </m:r>
+                      <m:r>
+                        <m:t>φ</m:t>
+                      </m:r>
+                      <m:r>
+                        <m:rPr>
+                          <m:sty m:val="p"/>
+                        </m:rPr>
+                        <m:t>)</m:t>
+                      </m:r>
                       <m:r>
                         <m:rPr>
                           <m:sty m:val="p"/>
@@ -5691,19 +5781,21 @@
                             </m:rPr>
                             <m:t>cos</m:t>
                           </m:r>
-                          <m:d>
-                            <m:dPr>
-                              <m:begChr m:val="("/>
-                              <m:sepChr m:val=""/>
-                              <m:endChr m:val=")"/>
-                              <m:grow/>
-                            </m:dPr>
-                            <m:e>
-                              <m:r>
-                                <m:t>φ</m:t>
-                              </m:r>
-                            </m:e>
-                          </m:d>
+                          <m:r>
+                            <m:rPr>
+                              <m:sty m:val="p"/>
+                            </m:rPr>
+                            <m:t>(</m:t>
+                          </m:r>
+                          <m:r>
+                            <m:t>φ</m:t>
+                          </m:r>
+                          <m:r>
+                            <m:rPr>
+                              <m:sty m:val="p"/>
+                            </m:rPr>
+                            <m:t>)</m:t>
+                          </m:r>
                         </m:num>
                         <m:den>
                           <m:r>
@@ -5712,19 +5804,21 @@
                             </m:rPr>
                             <m:t>sin</m:t>
                           </m:r>
-                          <m:d>
-                            <m:dPr>
-                              <m:begChr m:val="("/>
-                              <m:sepChr m:val=""/>
-                              <m:endChr m:val=")"/>
-                              <m:grow/>
-                            </m:dPr>
-                            <m:e>
-                              <m:r>
-                                <m:t>φ</m:t>
-                              </m:r>
-                            </m:e>
-                          </m:d>
+                          <m:r>
+                            <m:rPr>
+                              <m:sty m:val="p"/>
+                            </m:rPr>
+                            <m:t>(</m:t>
+                          </m:r>
+                          <m:r>
+                            <m:t>φ</m:t>
+                          </m:r>
+                          <m:r>
+                            <m:rPr>
+                              <m:sty m:val="p"/>
+                            </m:rPr>
+                            <m:t>)</m:t>
+                          </m:r>
                         </m:den>
                       </m:f>
                     </m:e>
@@ -5758,19 +5852,21 @@
                         </m:rPr>
                         <m:t>cos</m:t>
                       </m:r>
-                      <m:d>
-                        <m:dPr>
-                          <m:begChr m:val="("/>
-                          <m:sepChr m:val=""/>
-                          <m:endChr m:val=")"/>
-                          <m:grow/>
-                        </m:dPr>
-                        <m:e>
-                          <m:r>
-                            <m:t>φ</m:t>
-                          </m:r>
-                        </m:e>
-                      </m:d>
+                      <m:r>
+                        <m:rPr>
+                          <m:sty m:val="p"/>
+                        </m:rPr>
+                        <m:t>(</m:t>
+                      </m:r>
+                      <m:r>
+                        <m:t>φ</m:t>
+                      </m:r>
+                      <m:r>
+                        <m:rPr>
+                          <m:sty m:val="p"/>
+                        </m:rPr>
+                        <m:t>)</m:t>
+                      </m:r>
                       <m:r>
                         <m:rPr>
                           <m:sty m:val="p"/>
@@ -5783,19 +5879,21 @@
                         </m:rPr>
                         <m:t>cot</m:t>
                       </m:r>
-                      <m:d>
-                        <m:dPr>
-                          <m:begChr m:val="("/>
-                          <m:sepChr m:val=""/>
-                          <m:endChr m:val=")"/>
-                          <m:grow/>
-                        </m:dPr>
-                        <m:e>
-                          <m:r>
-                            <m:t>φ</m:t>
-                          </m:r>
-                        </m:e>
-                      </m:d>
+                      <m:r>
+                        <m:rPr>
+                          <m:sty m:val="p"/>
+                        </m:rPr>
+                        <m:t>(</m:t>
+                      </m:r>
+                      <m:r>
+                        <m:t>φ</m:t>
+                      </m:r>
+                      <m:r>
+                        <m:rPr>
+                          <m:sty m:val="p"/>
+                        </m:rPr>
+                        <m:t>)</m:t>
+                      </m:r>
                     </m:e>
                   </m:mr>
                 </m:m>
@@ -5819,38 +5917,42 @@
                 </m:rPr>
                 <m:t>cos</m:t>
               </m:r>
-              <m:d>
-                <m:dPr>
-                  <m:begChr m:val="("/>
-                  <m:sepChr m:val=""/>
-                  <m:endChr m:val=")"/>
-                  <m:grow/>
-                </m:dPr>
-                <m:e>
-                  <m:r>
-                    <m:t>φ</m:t>
-                  </m:r>
-                </m:e>
-              </m:d>
+              <m:r>
+                <m:rPr>
+                  <m:sty m:val="p"/>
+                </m:rPr>
+                <m:t>(</m:t>
+              </m:r>
+              <m:r>
+                <m:t>φ</m:t>
+              </m:r>
+              <m:r>
+                <m:rPr>
+                  <m:sty m:val="p"/>
+                </m:rPr>
+                <m:t>)</m:t>
+              </m:r>
               <m:r>
                 <m:rPr>
                   <m:sty m:val="p"/>
                 </m:rPr>
                 <m:t>cot</m:t>
               </m:r>
-              <m:d>
-                <m:dPr>
-                  <m:begChr m:val="("/>
-                  <m:sepChr m:val=""/>
-                  <m:endChr m:val=")"/>
-                  <m:grow/>
-                </m:dPr>
-                <m:e>
-                  <m:r>
-                    <m:t>φ</m:t>
-                  </m:r>
-                </m:e>
-              </m:d>
+              <m:r>
+                <m:rPr>
+                  <m:sty m:val="p"/>
+                </m:rPr>
+                <m:t>(</m:t>
+              </m:r>
+              <m:r>
+                <m:t>φ</m:t>
+              </m:r>
+              <m:r>
+                <m:rPr>
+                  <m:sty m:val="p"/>
+                </m:rPr>
+                <m:t>)</m:t>
+              </m:r>
             </m:oMath>
             <w:r>
               <w:t xml:space="preserve"> </w:t>
@@ -5899,38 +6001,42 @@
                             </m:rPr>
                             <m:t>cos</m:t>
                           </m:r>
-                          <m:d>
-                            <m:dPr>
-                              <m:begChr m:val="("/>
-                              <m:sepChr m:val=""/>
-                              <m:endChr m:val=")"/>
-                              <m:grow/>
-                            </m:dPr>
-                            <m:e>
-                              <m:r>
-                                <m:t>φ</m:t>
-                              </m:r>
-                            </m:e>
-                          </m:d>
+                          <m:r>
+                            <m:rPr>
+                              <m:sty m:val="p"/>
+                            </m:rPr>
+                            <m:t>(</m:t>
+                          </m:r>
+                          <m:r>
+                            <m:t>φ</m:t>
+                          </m:r>
+                          <m:r>
+                            <m:rPr>
+                              <m:sty m:val="p"/>
+                            </m:rPr>
+                            <m:t>)</m:t>
+                          </m:r>
                           <m:r>
                             <m:rPr>
                               <m:sty m:val="p"/>
                             </m:rPr>
                             <m:t>cot</m:t>
                           </m:r>
-                          <m:d>
-                            <m:dPr>
-                              <m:begChr m:val="("/>
-                              <m:sepChr m:val=""/>
-                              <m:endChr m:val=")"/>
-                              <m:grow/>
-                            </m:dPr>
-                            <m:e>
-                              <m:r>
-                                <m:t>φ</m:t>
-                              </m:r>
-                            </m:e>
-                          </m:d>
+                          <m:r>
+                            <m:rPr>
+                              <m:sty m:val="p"/>
+                            </m:rPr>
+                            <m:t>(</m:t>
+                          </m:r>
+                          <m:r>
+                            <m:t>φ</m:t>
+                          </m:r>
+                          <m:r>
+                            <m:rPr>
+                              <m:sty m:val="p"/>
+                            </m:rPr>
+                            <m:t>)</m:t>
+                          </m:r>
                         </m:den>
                       </m:f>
                       <m:r>
@@ -5965,19 +6071,21 @@
                             </m:rPr>
                             <m:t>cos</m:t>
                           </m:r>
-                          <m:d>
-                            <m:dPr>
-                              <m:begChr m:val="("/>
-                              <m:sepChr m:val=""/>
-                              <m:endChr m:val=")"/>
-                              <m:grow/>
-                            </m:dPr>
-                            <m:e>
-                              <m:r>
-                                <m:t>φ</m:t>
-                              </m:r>
-                            </m:e>
-                          </m:d>
+                          <m:r>
+                            <m:rPr>
+                              <m:sty m:val="p"/>
+                            </m:rPr>
+                            <m:t>(</m:t>
+                          </m:r>
+                          <m:r>
+                            <m:t>φ</m:t>
+                          </m:r>
+                          <m:r>
+                            <m:rPr>
+                              <m:sty m:val="p"/>
+                            </m:rPr>
+                            <m:t>)</m:t>
+                          </m:r>
                         </m:den>
                       </m:f>
                       <m:r>
@@ -6002,19 +6110,21 @@
                             </m:rPr>
                             <m:t>cot</m:t>
                           </m:r>
-                          <m:d>
-                            <m:dPr>
-                              <m:begChr m:val="("/>
-                              <m:sepChr m:val=""/>
-                              <m:endChr m:val=")"/>
-                              <m:grow/>
-                            </m:dPr>
-                            <m:e>
-                              <m:r>
-                                <m:t>φ</m:t>
-                              </m:r>
-                            </m:e>
-                          </m:d>
+                          <m:r>
+                            <m:rPr>
+                              <m:sty m:val="p"/>
+                            </m:rPr>
+                            <m:t>(</m:t>
+                          </m:r>
+                          <m:r>
+                            <m:t>φ</m:t>
+                          </m:r>
+                          <m:r>
+                            <m:rPr>
+                              <m:sty m:val="p"/>
+                            </m:rPr>
+                            <m:t>)</m:t>
+                          </m:r>
                         </m:den>
                       </m:f>
                       <m:r>
@@ -6039,19 +6149,21 @@
                         </m:rPr>
                         <m:t>sec</m:t>
                       </m:r>
-                      <m:d>
-                        <m:dPr>
-                          <m:begChr m:val="("/>
-                          <m:sepChr m:val=""/>
-                          <m:endChr m:val=")"/>
-                          <m:grow/>
-                        </m:dPr>
-                        <m:e>
-                          <m:r>
-                            <m:t>φ</m:t>
-                          </m:r>
-                        </m:e>
-                      </m:d>
+                      <m:r>
+                        <m:rPr>
+                          <m:sty m:val="p"/>
+                        </m:rPr>
+                        <m:t>(</m:t>
+                      </m:r>
+                      <m:r>
+                        <m:t>φ</m:t>
+                      </m:r>
+                      <m:r>
+                        <m:rPr>
+                          <m:sty m:val="p"/>
+                        </m:rPr>
+                        <m:t>)</m:t>
+                      </m:r>
                       <m:r>
                         <m:rPr>
                           <m:sty m:val="p"/>
@@ -6064,19 +6176,21 @@
                         </m:rPr>
                         <m:t>tan</m:t>
                       </m:r>
-                      <m:d>
-                        <m:dPr>
-                          <m:begChr m:val="("/>
-                          <m:sepChr m:val=""/>
-                          <m:endChr m:val=")"/>
-                          <m:grow/>
-                        </m:dPr>
-                        <m:e>
-                          <m:r>
-                            <m:t>φ</m:t>
-                          </m:r>
-                        </m:e>
-                      </m:d>
+                      <m:r>
+                        <m:rPr>
+                          <m:sty m:val="p"/>
+                        </m:rPr>
+                        <m:t>(</m:t>
+                      </m:r>
+                      <m:r>
+                        <m:t>φ</m:t>
+                      </m:r>
+                      <m:r>
+                        <m:rPr>
+                          <m:sty m:val="p"/>
+                        </m:rPr>
+                        <m:t>)</m:t>
+                      </m:r>
                       <m:r>
                         <m:rPr>
                           <m:sty m:val="p"/>
@@ -6114,38 +6228,42 @@
                         </m:rPr>
                         <m:t>sec</m:t>
                       </m:r>
-                      <m:d>
-                        <m:dPr>
-                          <m:begChr m:val="("/>
-                          <m:sepChr m:val=""/>
-                          <m:endChr m:val=")"/>
-                          <m:grow/>
-                        </m:dPr>
-                        <m:e>
-                          <m:r>
-                            <m:t>φ</m:t>
-                          </m:r>
-                        </m:e>
-                      </m:d>
+                      <m:r>
+                        <m:rPr>
+                          <m:sty m:val="p"/>
+                        </m:rPr>
+                        <m:t>(</m:t>
+                      </m:r>
+                      <m:r>
+                        <m:t>φ</m:t>
+                      </m:r>
+                      <m:r>
+                        <m:rPr>
+                          <m:sty m:val="p"/>
+                        </m:rPr>
+                        <m:t>)</m:t>
+                      </m:r>
                       <m:r>
                         <m:rPr>
                           <m:sty m:val="p"/>
                         </m:rPr>
                         <m:t>tan</m:t>
                       </m:r>
-                      <m:d>
-                        <m:dPr>
-                          <m:begChr m:val="("/>
-                          <m:sepChr m:val=""/>
-                          <m:endChr m:val=")"/>
-                          <m:grow/>
-                        </m:dPr>
-                        <m:e>
-                          <m:r>
-                            <m:t>φ</m:t>
-                          </m:r>
-                        </m:e>
-                      </m:d>
+                      <m:r>
+                        <m:rPr>
+                          <m:sty m:val="p"/>
+                        </m:rPr>
+                        <m:t>(</m:t>
+                      </m:r>
+                      <m:r>
+                        <m:t>φ</m:t>
+                      </m:r>
+                      <m:r>
+                        <m:rPr>
+                          <m:sty m:val="p"/>
+                        </m:rPr>
+                        <m:t>)</m:t>
+                      </m:r>
                       <m:r>
                         <m:rPr>
                           <m:sty m:val="p"/>
@@ -6189,38 +6307,42 @@
                         </m:rPr>
                         <m:t>sec</m:t>
                       </m:r>
-                      <m:d>
-                        <m:dPr>
-                          <m:begChr m:val="("/>
-                          <m:sepChr m:val=""/>
-                          <m:endChr m:val=")"/>
-                          <m:grow/>
-                        </m:dPr>
-                        <m:e>
-                          <m:r>
-                            <m:t>φ</m:t>
-                          </m:r>
-                        </m:e>
-                      </m:d>
+                      <m:r>
+                        <m:rPr>
+                          <m:sty m:val="p"/>
+                        </m:rPr>
+                        <m:t>(</m:t>
+                      </m:r>
+                      <m:r>
+                        <m:t>φ</m:t>
+                      </m:r>
+                      <m:r>
+                        <m:rPr>
+                          <m:sty m:val="p"/>
+                        </m:rPr>
+                        <m:t>)</m:t>
+                      </m:r>
                       <m:r>
                         <m:rPr>
                           <m:sty m:val="p"/>
                         </m:rPr>
                         <m:t>tan</m:t>
                       </m:r>
-                      <m:d>
-                        <m:dPr>
-                          <m:begChr m:val="("/>
-                          <m:sepChr m:val=""/>
-                          <m:endChr m:val=")"/>
-                          <m:grow/>
-                        </m:dPr>
-                        <m:e>
-                          <m:r>
-                            <m:t>φ</m:t>
-                          </m:r>
-                        </m:e>
-                      </m:d>
+                      <m:r>
+                        <m:rPr>
+                          <m:sty m:val="p"/>
+                        </m:rPr>
+                        <m:t>(</m:t>
+                      </m:r>
+                      <m:r>
+                        <m:t>φ</m:t>
+                      </m:r>
+                      <m:r>
+                        <m:rPr>
+                          <m:sty m:val="p"/>
+                        </m:rPr>
+                        <m:t>)</m:t>
+                      </m:r>
                     </m:e>
                   </m:mr>
                 </m:m>
@@ -6268,38 +6390,42 @@
                 </m:rPr>
                 <m:t>sec</m:t>
               </m:r>
-              <m:d>
-                <m:dPr>
-                  <m:begChr m:val="("/>
-                  <m:sepChr m:val=""/>
-                  <m:endChr m:val=")"/>
-                  <m:grow/>
-                </m:dPr>
-                <m:e>
-                  <m:r>
-                    <m:t>φ</m:t>
-                  </m:r>
-                </m:e>
-              </m:d>
+              <m:r>
+                <m:rPr>
+                  <m:sty m:val="p"/>
+                </m:rPr>
+                <m:t>(</m:t>
+              </m:r>
+              <m:r>
+                <m:t>φ</m:t>
+              </m:r>
+              <m:r>
+                <m:rPr>
+                  <m:sty m:val="p"/>
+                </m:rPr>
+                <m:t>)</m:t>
+              </m:r>
               <m:r>
                 <m:rPr>
                   <m:sty m:val="p"/>
                 </m:rPr>
                 <m:t>tan</m:t>
               </m:r>
-              <m:d>
-                <m:dPr>
-                  <m:begChr m:val="("/>
-                  <m:sepChr m:val=""/>
-                  <m:endChr m:val=")"/>
-                  <m:grow/>
-                </m:dPr>
-                <m:e>
-                  <m:r>
-                    <m:t>φ</m:t>
-                  </m:r>
-                </m:e>
-              </m:d>
+              <m:r>
+                <m:rPr>
+                  <m:sty m:val="p"/>
+                </m:rPr>
+                <m:t>(</m:t>
+              </m:r>
+              <m:r>
+                <m:t>φ</m:t>
+              </m:r>
+              <m:r>
+                <m:rPr>
+                  <m:sty m:val="p"/>
+                </m:rPr>
+                <m:t>)</m:t>
+              </m:r>
             </m:oMath>
             <w:r>
               <w:t xml:space="preserve">.</w:t>
@@ -6367,18 +6493,18 @@
                 <wp:inline>
                   <wp:extent cx="152400" cy="152400"/>
                   <wp:effectExtent b="0" l="0" r="0" t="0"/>
-                  <wp:docPr descr="" title="" id="63" name="Picture"/>
+                  <wp:docPr descr="" title="" id="52" name="Picture"/>
                   <a:graphic>
                     <a:graphicData uri="http://schemas.openxmlformats.org/drawingml/2006/picture">
                       <pic:pic>
                         <pic:nvPicPr>
-                          <pic:cNvPr descr="/Applications/quarto/share/formats/docx/note.png" id="64" name="Picture"/>
+                          <pic:cNvPr descr="/Applications/quarto/share/formats/docx/note.png" id="53" name="Picture"/>
                           <pic:cNvPicPr>
                             <a:picLocks noChangeArrowheads="1" noChangeAspect="1"/>
                           </pic:cNvPicPr>
                         </pic:nvPicPr>
                         <pic:blipFill>
-                          <a:blip r:embed="rId26"/>
+                          <a:blip r:embed="rId15"/>
                           <a:stretch>
                             <a:fillRect/>
                           </a:stretch>
@@ -6454,19 +6580,21 @@
                 </m:rPr>
                 <m:t>sin</m:t>
               </m:r>
-              <m:d>
-                <m:dPr>
-                  <m:begChr m:val="("/>
-                  <m:sepChr m:val=""/>
-                  <m:endChr m:val=")"/>
-                  <m:grow/>
-                </m:dPr>
-                <m:e>
-                  <m:r>
-                    <m:t>φ</m:t>
-                  </m:r>
-                </m:e>
-              </m:d>
+              <m:r>
+                <m:rPr>
+                  <m:sty m:val="p"/>
+                </m:rPr>
+                <m:t>(</m:t>
+              </m:r>
+              <m:r>
+                <m:t>φ</m:t>
+              </m:r>
+              <m:r>
+                <m:rPr>
+                  <m:sty m:val="p"/>
+                </m:rPr>
+                <m:t>)</m:t>
+              </m:r>
             </m:oMath>
             <w:r>
               <w:t xml:space="preserve"> </w:t>
@@ -6492,19 +6620,21 @@
                 </m:rPr>
                 <m:t>sin</m:t>
               </m:r>
-              <m:d>
-                <m:dPr>
-                  <m:begChr m:val="("/>
-                  <m:sepChr m:val=""/>
-                  <m:endChr m:val=")"/>
-                  <m:grow/>
-                </m:dPr>
-                <m:e>
-                  <m:r>
-                    <m:t>φ</m:t>
-                  </m:r>
-                </m:e>
-              </m:d>
+              <m:r>
+                <m:rPr>
+                  <m:sty m:val="p"/>
+                </m:rPr>
+                <m:t>(</m:t>
+              </m:r>
+              <m:r>
+                <m:t>φ</m:t>
+              </m:r>
+              <m:r>
+                <m:rPr>
+                  <m:sty m:val="p"/>
+                </m:rPr>
+                <m:t>)</m:t>
+              </m:r>
             </m:oMath>
             <w:r>
               <w:t xml:space="preserve"> </w:t>
@@ -6522,19 +6652,21 @@
                 </m:rPr>
                 <m:t>sin</m:t>
               </m:r>
-              <m:d>
-                <m:dPr>
-                  <m:begChr m:val="("/>
-                  <m:sepChr m:val=""/>
-                  <m:endChr m:val=")"/>
-                  <m:grow/>
-                </m:dPr>
-                <m:e>
-                  <m:r>
-                    <m:t>φ</m:t>
-                  </m:r>
-                </m:e>
-              </m:d>
+              <m:r>
+                <m:rPr>
+                  <m:sty m:val="p"/>
+                </m:rPr>
+                <m:t>(</m:t>
+              </m:r>
+              <m:r>
+                <m:t>φ</m:t>
+              </m:r>
+              <m:r>
+                <m:rPr>
+                  <m:sty m:val="p"/>
+                </m:rPr>
+                <m:t>)</m:t>
+              </m:r>
             </m:oMath>
             <w:r>
               <w:t xml:space="preserve"> </w:t>
@@ -6597,19 +6729,21 @@
                 </m:rPr>
                 <m:t>sin</m:t>
               </m:r>
-              <m:d>
-                <m:dPr>
-                  <m:begChr m:val="("/>
-                  <m:sepChr m:val=""/>
-                  <m:endChr m:val=")"/>
-                  <m:grow/>
-                </m:dPr>
-                <m:e>
-                  <m:r>
-                    <m:t>φ</m:t>
-                  </m:r>
-                </m:e>
-              </m:d>
+              <m:r>
+                <m:rPr>
+                  <m:sty m:val="p"/>
+                </m:rPr>
+                <m:t>(</m:t>
+              </m:r>
+              <m:r>
+                <m:t>φ</m:t>
+              </m:r>
+              <m:r>
+                <m:rPr>
+                  <m:sty m:val="p"/>
+                </m:rPr>
+                <m:t>)</m:t>
+              </m:r>
             </m:oMath>
             <w:r>
               <w:t xml:space="preserve">, we get</w:t>
@@ -6624,19 +6758,21 @@
                 </m:rPr>
                 <m:t>sin</m:t>
               </m:r>
-              <m:d>
-                <m:dPr>
-                  <m:begChr m:val="("/>
-                  <m:sepChr m:val=""/>
-                  <m:endChr m:val=")"/>
-                  <m:grow/>
-                </m:dPr>
-                <m:e>
-                  <m:r>
-                    <m:t>φ</m:t>
-                  </m:r>
-                </m:e>
-              </m:d>
+              <m:r>
+                <m:rPr>
+                  <m:sty m:val="p"/>
+                </m:rPr>
+                <m:t>(</m:t>
+              </m:r>
+              <m:r>
+                <m:t>φ</m:t>
+              </m:r>
+              <m:r>
+                <m:rPr>
+                  <m:sty m:val="p"/>
+                </m:rPr>
+                <m:t>)</m:t>
+              </m:r>
               <m:r>
                 <m:rPr>
                   <m:sty m:val="p"/>
@@ -6849,56 +6985,58 @@
                   </m:mPr>
                   <m:mr>
                     <m:e>
+                      <m:r>
+                        <m:rPr>
+                          <m:sty m:val="p"/>
+                        </m:rPr>
+                        <m:t>(</m:t>
+                      </m:r>
+                      <m:rad>
+                        <m:radPr>
+                          <m:degHide m:val="on"/>
+                        </m:radPr>
+                        <m:deg/>
+                        <m:e>
+                          <m:sSup>
+                            <m:e>
+                              <m:r>
+                                <m:t>x</m:t>
+                              </m:r>
+                            </m:e>
+                            <m:sup>
+                              <m:r>
+                                <m:t>2</m:t>
+                              </m:r>
+                            </m:sup>
+                          </m:sSup>
+                          <m:r>
+                            <m:rPr>
+                              <m:sty m:val="p"/>
+                            </m:rPr>
+                            <m:t>+</m:t>
+                          </m:r>
+                          <m:sSup>
+                            <m:e>
+                              <m:r>
+                                <m:t>y</m:t>
+                              </m:r>
+                            </m:e>
+                            <m:sup>
+                              <m:r>
+                                <m:t>2</m:t>
+                              </m:r>
+                            </m:sup>
+                          </m:sSup>
+                        </m:e>
+                      </m:rad>
                       <m:sSup>
                         <m:e>
-                          <m:d>
-                            <m:dPr>
-                              <m:begChr m:val="("/>
-                              <m:sepChr m:val=""/>
-                              <m:endChr m:val=")"/>
-                              <m:grow/>
-                            </m:dPr>
-                            <m:e>
-                              <m:rad>
-                                <m:radPr>
-                                  <m:degHide m:val="on"/>
-                                </m:radPr>
-                                <m:deg/>
-                                <m:e>
-                                  <m:sSup>
-                                    <m:e>
-                                      <m:r>
-                                        <m:t>x</m:t>
-                                      </m:r>
-                                    </m:e>
-                                    <m:sup>
-                                      <m:r>
-                                        <m:t>2</m:t>
-                                      </m:r>
-                                    </m:sup>
-                                  </m:sSup>
-                                  <m:r>
-                                    <m:rPr>
-                                      <m:sty m:val="p"/>
-                                    </m:rPr>
-                                    <m:t>+</m:t>
-                                  </m:r>
-                                  <m:sSup>
-                                    <m:e>
-                                      <m:r>
-                                        <m:t>y</m:t>
-                                      </m:r>
-                                    </m:e>
-                                    <m:sup>
-                                      <m:r>
-                                        <m:t>2</m:t>
-                                      </m:r>
-                                    </m:sup>
-                                  </m:sSup>
-                                </m:e>
-                              </m:rad>
-                            </m:e>
-                          </m:d>
+                          <m:r>
+                            <m:rPr>
+                              <m:sty m:val="p"/>
+                            </m:rPr>
+                            <m:t>)</m:t>
+                          </m:r>
                         </m:e>
                         <m:sup>
                           <m:r>
@@ -7075,30 +7213,32 @@
                         </m:rPr>
                         <m:t>+</m:t>
                       </m:r>
+                      <m:r>
+                        <m:rPr>
+                          <m:sty m:val="p"/>
+                        </m:rPr>
+                        <m:t>(</m:t>
+                      </m:r>
+                      <m:r>
+                        <m:t>y</m:t>
+                      </m:r>
+                      <m:r>
+                        <m:rPr>
+                          <m:sty m:val="p"/>
+                        </m:rPr>
+                        <m:t>−</m:t>
+                      </m:r>
+                      <m:r>
+                        <m:t>4</m:t>
+                      </m:r>
                       <m:sSup>
                         <m:e>
-                          <m:d>
-                            <m:dPr>
-                              <m:begChr m:val="("/>
-                              <m:sepChr m:val=""/>
-                              <m:endChr m:val=")"/>
-                              <m:grow/>
-                            </m:dPr>
-                            <m:e>
-                              <m:r>
-                                <m:t>y</m:t>
-                              </m:r>
-                              <m:r>
-                                <m:rPr>
-                                  <m:sty m:val="p"/>
-                                </m:rPr>
-                                <m:t>−</m:t>
-                              </m:r>
-                              <m:r>
-                                <m:t>4</m:t>
-                              </m:r>
-                            </m:e>
-                          </m:d>
+                          <m:r>
+                            <m:rPr>
+                              <m:sty m:val="p"/>
+                            </m:rPr>
+                            <m:t>)</m:t>
+                          </m:r>
                         </m:e>
                         <m:sup>
                           <m:r>
@@ -7146,30 +7286,32 @@
                         </m:rPr>
                         <m:t>+</m:t>
                       </m:r>
+                      <m:r>
+                        <m:rPr>
+                          <m:sty m:val="p"/>
+                        </m:rPr>
+                        <m:t>(</m:t>
+                      </m:r>
+                      <m:r>
+                        <m:t>y</m:t>
+                      </m:r>
+                      <m:r>
+                        <m:rPr>
+                          <m:sty m:val="p"/>
+                        </m:rPr>
+                        <m:t>−</m:t>
+                      </m:r>
+                      <m:r>
+                        <m:t>4</m:t>
+                      </m:r>
                       <m:sSup>
                         <m:e>
-                          <m:d>
-                            <m:dPr>
-                              <m:begChr m:val="("/>
-                              <m:sepChr m:val=""/>
-                              <m:endChr m:val=")"/>
-                              <m:grow/>
-                            </m:dPr>
-                            <m:e>
-                              <m:r>
-                                <m:t>y</m:t>
-                              </m:r>
-                              <m:r>
-                                <m:rPr>
-                                  <m:sty m:val="p"/>
-                                </m:rPr>
-                                <m:t>−</m:t>
-                              </m:r>
-                              <m:r>
-                                <m:t>4</m:t>
-                              </m:r>
-                            </m:e>
-                          </m:d>
+                          <m:r>
+                            <m:rPr>
+                              <m:sty m:val="p"/>
+                            </m:rPr>
+                            <m:t>)</m:t>
+                          </m:r>
                         </m:e>
                         <m:sup>
                           <m:r>
@@ -7208,30 +7350,32 @@
                         </m:rPr>
                         <m:t>+</m:t>
                       </m:r>
+                      <m:r>
+                        <m:rPr>
+                          <m:sty m:val="p"/>
+                        </m:rPr>
+                        <m:t>(</m:t>
+                      </m:r>
+                      <m:r>
+                        <m:t>y</m:t>
+                      </m:r>
+                      <m:r>
+                        <m:rPr>
+                          <m:sty m:val="p"/>
+                        </m:rPr>
+                        <m:t>−</m:t>
+                      </m:r>
+                      <m:r>
+                        <m:t>4</m:t>
+                      </m:r>
                       <m:sSup>
                         <m:e>
-                          <m:d>
-                            <m:dPr>
-                              <m:begChr m:val="("/>
-                              <m:sepChr m:val=""/>
-                              <m:endChr m:val=")"/>
-                              <m:grow/>
-                            </m:dPr>
-                            <m:e>
-                              <m:r>
-                                <m:t>y</m:t>
-                              </m:r>
-                              <m:r>
-                                <m:rPr>
-                                  <m:sty m:val="p"/>
-                                </m:rPr>
-                                <m:t>−</m:t>
-                              </m:r>
-                              <m:r>
-                                <m:t>4</m:t>
-                              </m:r>
-                            </m:e>
-                          </m:d>
+                          <m:r>
+                            <m:rPr>
+                              <m:sty m:val="p"/>
+                            </m:rPr>
+                            <m:t>)</m:t>
+                          </m:r>
                         </m:e>
                         <m:sup>
                           <m:r>
@@ -7292,30 +7436,32 @@
                 </m:rPr>
                 <m:t>+</m:t>
               </m:r>
+              <m:r>
+                <m:rPr>
+                  <m:sty m:val="p"/>
+                </m:rPr>
+                <m:t>(</m:t>
+              </m:r>
+              <m:r>
+                <m:t>y</m:t>
+              </m:r>
+              <m:r>
+                <m:rPr>
+                  <m:sty m:val="p"/>
+                </m:rPr>
+                <m:t>−</m:t>
+              </m:r>
+              <m:r>
+                <m:t>4</m:t>
+              </m:r>
               <m:sSup>
                 <m:e>
-                  <m:d>
-                    <m:dPr>
-                      <m:begChr m:val="("/>
-                      <m:sepChr m:val=""/>
-                      <m:endChr m:val=")"/>
-                      <m:grow/>
-                    </m:dPr>
-                    <m:e>
-                      <m:r>
-                        <m:t>y</m:t>
-                      </m:r>
-                      <m:r>
-                        <m:rPr>
-                          <m:sty m:val="p"/>
-                        </m:rPr>
-                        <m:t>−</m:t>
-                      </m:r>
-                      <m:r>
-                        <m:t>4</m:t>
-                      </m:r>
-                    </m:e>
-                  </m:d>
+                  <m:r>
+                    <m:rPr>
+                      <m:sty m:val="p"/>
+                    </m:rPr>
+                    <m:t>)</m:t>
+                  </m:r>
                 </m:e>
                 <m:sup>
                   <m:r>
@@ -7351,28 +7497,30 @@
               <w:t xml:space="preserve"> </w:t>
             </w:r>
             <m:oMath>
-              <m:d>
-                <m:dPr>
-                  <m:begChr m:val="("/>
-                  <m:sepChr m:val=""/>
-                  <m:endChr m:val=")"/>
-                  <m:grow/>
-                </m:dPr>
-                <m:e>
-                  <m:r>
-                    <m:t>0</m:t>
-                  </m:r>
-                  <m:r>
-                    <m:rPr>
-                      <m:sty m:val="p"/>
-                    </m:rPr>
-                    <m:t>,</m:t>
-                  </m:r>
-                  <m:r>
-                    <m:t>4</m:t>
-                  </m:r>
-                </m:e>
-              </m:d>
+              <m:r>
+                <m:rPr>
+                  <m:sty m:val="p"/>
+                </m:rPr>
+                <m:t>(</m:t>
+              </m:r>
+              <m:r>
+                <m:t>0</m:t>
+              </m:r>
+              <m:r>
+                <m:rPr>
+                  <m:sty m:val="p"/>
+                </m:rPr>
+                <m:t>,</m:t>
+              </m:r>
+              <m:r>
+                <m:t>4</m:t>
+              </m:r>
+              <m:r>
+                <m:rPr>
+                  <m:sty m:val="p"/>
+                </m:rPr>
+                <m:t>)</m:t>
+              </m:r>
             </m:oMath>
             <w:r>
               <w:t xml:space="preserve"> </w:t>
@@ -7443,18 +7591,18 @@
                 <wp:inline>
                   <wp:extent cx="152400" cy="152400"/>
                   <wp:effectExtent b="0" l="0" r="0" t="0"/>
-                  <wp:docPr descr="" title="" id="65" name="Picture"/>
+                  <wp:docPr descr="" title="" id="54" name="Picture"/>
                   <a:graphic>
                     <a:graphicData uri="http://schemas.openxmlformats.org/drawingml/2006/picture">
                       <pic:pic>
                         <pic:nvPicPr>
-                          <pic:cNvPr descr="/Applications/quarto/share/formats/docx/note.png" id="66" name="Picture"/>
+                          <pic:cNvPr descr="/Applications/quarto/share/formats/docx/note.png" id="55" name="Picture"/>
                           <pic:cNvPicPr>
                             <a:picLocks noChangeArrowheads="1" noChangeAspect="1"/>
                           </pic:cNvPicPr>
                         </pic:nvPicPr>
                         <pic:blipFill>
-                          <a:blip r:embed="rId26"/>
+                          <a:blip r:embed="rId15"/>
                           <a:stretch>
                             <a:fillRect/>
                           </a:stretch>
@@ -7554,19 +7702,21 @@
                   </m:r>
                 </m:sup>
               </m:sSup>
-              <m:d>
-                <m:dPr>
-                  <m:begChr m:val="("/>
-                  <m:sepChr m:val=""/>
-                  <m:endChr m:val=")"/>
-                  <m:grow/>
-                </m:dPr>
-                <m:e>
-                  <m:r>
-                    <m:t>φ</m:t>
-                  </m:r>
-                </m:e>
-              </m:d>
+              <m:r>
+                <m:rPr>
+                  <m:sty m:val="p"/>
+                </m:rPr>
+                <m:t>(</m:t>
+              </m:r>
+              <m:r>
+                <m:t>φ</m:t>
+              </m:r>
+              <m:r>
+                <m:rPr>
+                  <m:sty m:val="p"/>
+                </m:rPr>
+                <m:t>)</m:t>
+              </m:r>
             </m:oMath>
             <w:r>
               <w:t xml:space="preserve"> </w:t>
@@ -7607,56 +7757,58 @@
                   </m:mPr>
                   <m:mr>
                     <m:e>
+                      <m:r>
+                        <m:rPr>
+                          <m:sty m:val="p"/>
+                        </m:rPr>
+                        <m:t>(</m:t>
+                      </m:r>
+                      <m:rad>
+                        <m:radPr>
+                          <m:degHide m:val="on"/>
+                        </m:radPr>
+                        <m:deg/>
+                        <m:e>
+                          <m:sSup>
+                            <m:e>
+                              <m:r>
+                                <m:t>x</m:t>
+                              </m:r>
+                            </m:e>
+                            <m:sup>
+                              <m:r>
+                                <m:t>2</m:t>
+                              </m:r>
+                            </m:sup>
+                          </m:sSup>
+                          <m:r>
+                            <m:rPr>
+                              <m:sty m:val="p"/>
+                            </m:rPr>
+                            <m:t>+</m:t>
+                          </m:r>
+                          <m:sSup>
+                            <m:e>
+                              <m:r>
+                                <m:t>y</m:t>
+                              </m:r>
+                            </m:e>
+                            <m:sup>
+                              <m:r>
+                                <m:t>2</m:t>
+                              </m:r>
+                            </m:sup>
+                          </m:sSup>
+                        </m:e>
+                      </m:rad>
                       <m:sSup>
                         <m:e>
-                          <m:d>
-                            <m:dPr>
-                              <m:begChr m:val="("/>
-                              <m:sepChr m:val=""/>
-                              <m:endChr m:val=")"/>
-                              <m:grow/>
-                            </m:dPr>
-                            <m:e>
-                              <m:rad>
-                                <m:radPr>
-                                  <m:degHide m:val="on"/>
-                                </m:radPr>
-                                <m:deg/>
-                                <m:e>
-                                  <m:sSup>
-                                    <m:e>
-                                      <m:r>
-                                        <m:t>x</m:t>
-                                      </m:r>
-                                    </m:e>
-                                    <m:sup>
-                                      <m:r>
-                                        <m:t>2</m:t>
-                                      </m:r>
-                                    </m:sup>
-                                  </m:sSup>
-                                  <m:r>
-                                    <m:rPr>
-                                      <m:sty m:val="p"/>
-                                    </m:rPr>
-                                    <m:t>+</m:t>
-                                  </m:r>
-                                  <m:sSup>
-                                    <m:e>
-                                      <m:r>
-                                        <m:t>y</m:t>
-                                      </m:r>
-                                    </m:e>
-                                    <m:sup>
-                                      <m:r>
-                                        <m:t>2</m:t>
-                                      </m:r>
-                                    </m:sup>
-                                  </m:sSup>
-                                </m:e>
-                              </m:rad>
-                            </m:e>
-                          </m:d>
+                          <m:r>
+                            <m:rPr>
+                              <m:sty m:val="p"/>
+                            </m:rPr>
+                            <m:t>)</m:t>
+                          </m:r>
                         </m:e>
                         <m:sup>
                           <m:r>
@@ -8037,18 +8189,18 @@
                 <wp:inline>
                   <wp:extent cx="152400" cy="152400"/>
                   <wp:effectExtent b="0" l="0" r="0" t="0"/>
-                  <wp:docPr descr="" title="" id="67" name="Picture"/>
+                  <wp:docPr descr="" title="" id="56" name="Picture"/>
                   <a:graphic>
                     <a:graphicData uri="http://schemas.openxmlformats.org/drawingml/2006/picture">
                       <pic:pic>
                         <pic:nvPicPr>
-                          <pic:cNvPr descr="/Applications/quarto/share/formats/docx/note.png" id="68" name="Picture"/>
+                          <pic:cNvPr descr="/Applications/quarto/share/formats/docx/note.png" id="57" name="Picture"/>
                           <pic:cNvPicPr>
                             <a:picLocks noChangeArrowheads="1" noChangeAspect="1"/>
                           </pic:cNvPicPr>
                         </pic:nvPicPr>
                         <pic:blipFill>
-                          <a:blip r:embed="rId26"/>
+                          <a:blip r:embed="rId15"/>
                           <a:stretch>
                             <a:fillRect/>
                           </a:stretch>
@@ -8130,22 +8282,24 @@
                 </m:rPr>
                 <m:t>cos</m:t>
               </m:r>
-              <m:d>
-                <m:dPr>
-                  <m:begChr m:val="("/>
-                  <m:sepChr m:val=""/>
-                  <m:endChr m:val=")"/>
-                  <m:grow/>
-                </m:dPr>
-                <m:e>
-                  <m:r>
-                    <m:t>2</m:t>
-                  </m:r>
-                  <m:r>
-                    <m:t>φ</m:t>
-                  </m:r>
-                </m:e>
-              </m:d>
+              <m:r>
+                <m:rPr>
+                  <m:sty m:val="p"/>
+                </m:rPr>
+                <m:t>(</m:t>
+              </m:r>
+              <m:r>
+                <m:t>2</m:t>
+              </m:r>
+              <m:r>
+                <m:t>φ</m:t>
+              </m:r>
+              <m:r>
+                <m:rPr>
+                  <m:sty m:val="p"/>
+                </m:rPr>
+                <m:t>)</m:t>
+              </m:r>
             </m:oMath>
             <w:r>
               <w:t xml:space="preserve"> </w:t>
@@ -8171,22 +8325,24 @@
                 </m:rPr>
                 <m:t>cos</m:t>
               </m:r>
-              <m:d>
-                <m:dPr>
-                  <m:begChr m:val="("/>
-                  <m:sepChr m:val=""/>
-                  <m:endChr m:val=")"/>
-                  <m:grow/>
-                </m:dPr>
-                <m:e>
-                  <m:r>
-                    <m:t>2</m:t>
-                  </m:r>
-                  <m:r>
-                    <m:t>φ</m:t>
-                  </m:r>
-                </m:e>
-              </m:d>
+              <m:r>
+                <m:rPr>
+                  <m:sty m:val="p"/>
+                </m:rPr>
+                <m:t>(</m:t>
+              </m:r>
+              <m:r>
+                <m:t>2</m:t>
+              </m:r>
+              <m:r>
+                <m:t>φ</m:t>
+              </m:r>
+              <m:r>
+                <m:rPr>
+                  <m:sty m:val="p"/>
+                </m:rPr>
+                <m:t>)</m:t>
+              </m:r>
             </m:oMath>
             <w:r>
               <w:t xml:space="preserve"> </w:t>
@@ -8204,19 +8360,21 @@
                 </m:rPr>
                 <m:t>cos</m:t>
               </m:r>
-              <m:d>
-                <m:dPr>
-                  <m:begChr m:val="("/>
-                  <m:sepChr m:val=""/>
-                  <m:endChr m:val=")"/>
-                  <m:grow/>
-                </m:dPr>
-                <m:e>
-                  <m:r>
-                    <m:t>φ</m:t>
-                  </m:r>
-                </m:e>
-              </m:d>
+              <m:r>
+                <m:rPr>
+                  <m:sty m:val="p"/>
+                </m:rPr>
+                <m:t>(</m:t>
+              </m:r>
+              <m:r>
+                <m:t>φ</m:t>
+              </m:r>
+              <m:r>
+                <m:rPr>
+                  <m:sty m:val="p"/>
+                </m:rPr>
+                <m:t>)</m:t>
+              </m:r>
             </m:oMath>
             <w:r>
               <w:t xml:space="preserve"> </w:t>
@@ -8234,19 +8392,21 @@
                 </m:rPr>
                 <m:t>sin</m:t>
               </m:r>
-              <m:d>
-                <m:dPr>
-                  <m:begChr m:val="("/>
-                  <m:sepChr m:val=""/>
-                  <m:endChr m:val=")"/>
-                  <m:grow/>
-                </m:dPr>
-                <m:e>
-                  <m:r>
-                    <m:t>φ</m:t>
-                  </m:r>
-                </m:e>
-              </m:d>
+              <m:r>
+                <m:rPr>
+                  <m:sty m:val="p"/>
+                </m:rPr>
+                <m:t>(</m:t>
+              </m:r>
+              <m:r>
+                <m:t>φ</m:t>
+              </m:r>
+              <m:r>
+                <m:rPr>
+                  <m:sty m:val="p"/>
+                </m:rPr>
+                <m:t>)</m:t>
+              </m:r>
             </m:oMath>
             <w:r>
               <w:t xml:space="preserve"> </w:t>
@@ -8264,22 +8424,24 @@
                 </m:rPr>
                 <m:t>cos</m:t>
               </m:r>
-              <m:d>
-                <m:dPr>
-                  <m:begChr m:val="("/>
-                  <m:sepChr m:val=""/>
-                  <m:endChr m:val=")"/>
-                  <m:grow/>
-                </m:dPr>
-                <m:e>
-                  <m:r>
-                    <m:t>2</m:t>
-                  </m:r>
-                  <m:r>
-                    <m:t>φ</m:t>
-                  </m:r>
-                </m:e>
-              </m:d>
+              <m:r>
+                <m:rPr>
+                  <m:sty m:val="p"/>
+                </m:rPr>
+                <m:t>(</m:t>
+              </m:r>
+              <m:r>
+                <m:t>2</m:t>
+              </m:r>
+              <m:r>
+                <m:t>φ</m:t>
+              </m:r>
+              <m:r>
+                <m:rPr>
+                  <m:sty m:val="p"/>
+                </m:rPr>
+                <m:t>)</m:t>
+              </m:r>
             </m:oMath>
             <w:r>
               <w:t xml:space="preserve"> </w:t>
@@ -8305,22 +8467,24 @@
                 </m:rPr>
                 <m:t>cos</m:t>
               </m:r>
-              <m:d>
-                <m:dPr>
-                  <m:begChr m:val="("/>
-                  <m:sepChr m:val=""/>
-                  <m:endChr m:val=")"/>
-                  <m:grow/>
-                </m:dPr>
-                <m:e>
-                  <m:r>
-                    <m:t>2</m:t>
-                  </m:r>
-                  <m:r>
-                    <m:t>φ</m:t>
-                  </m:r>
-                </m:e>
-              </m:d>
+              <m:r>
+                <m:rPr>
+                  <m:sty m:val="p"/>
+                </m:rPr>
+                <m:t>(</m:t>
+              </m:r>
+              <m:r>
+                <m:t>2</m:t>
+              </m:r>
+              <m:r>
+                <m:t>φ</m:t>
+              </m:r>
+              <m:r>
+                <m:rPr>
+                  <m:sty m:val="p"/>
+                </m:rPr>
+                <m:t>)</m:t>
+              </m:r>
               <m:r>
                 <m:rPr>
                   <m:sty m:val="p"/>
@@ -8342,19 +8506,21 @@
                   </m:r>
                 </m:sup>
               </m:sSup>
-              <m:d>
-                <m:dPr>
-                  <m:begChr m:val="("/>
-                  <m:sepChr m:val=""/>
-                  <m:endChr m:val=")"/>
-                  <m:grow/>
-                </m:dPr>
-                <m:e>
-                  <m:r>
-                    <m:t>φ</m:t>
-                  </m:r>
-                </m:e>
-              </m:d>
+              <m:r>
+                <m:rPr>
+                  <m:sty m:val="p"/>
+                </m:rPr>
+                <m:t>(</m:t>
+              </m:r>
+              <m:r>
+                <m:t>φ</m:t>
+              </m:r>
+              <m:r>
+                <m:rPr>
+                  <m:sty m:val="p"/>
+                </m:rPr>
+                <m:t>)</m:t>
+              </m:r>
               <m:r>
                 <m:rPr>
                   <m:sty m:val="p"/>
@@ -8376,19 +8542,21 @@
                   </m:r>
                 </m:sup>
               </m:sSup>
-              <m:d>
-                <m:dPr>
-                  <m:begChr m:val="("/>
-                  <m:sepChr m:val=""/>
-                  <m:endChr m:val=")"/>
-                  <m:grow/>
-                </m:dPr>
-                <m:e>
-                  <m:r>
-                    <m:t>φ</m:t>
-                  </m:r>
-                </m:e>
-              </m:d>
+              <m:r>
+                <m:rPr>
+                  <m:sty m:val="p"/>
+                </m:rPr>
+                <m:t>(</m:t>
+              </m:r>
+              <m:r>
+                <m:t>φ</m:t>
+              </m:r>
+              <m:r>
+                <m:rPr>
+                  <m:sty m:val="p"/>
+                </m:rPr>
+                <m:t>)</m:t>
+              </m:r>
             </m:oMath>
             <w:r>
               <w:t xml:space="preserve">.</w:t>
@@ -8444,99 +8612,11 @@
                         </m:rPr>
                         <m:t>−</m:t>
                       </m:r>
-                      <m:d>
-                        <m:dPr>
-                          <m:begChr m:val="("/>
-                          <m:sepChr m:val=""/>
-                          <m:endChr m:val=")"/>
-                          <m:grow/>
-                        </m:dPr>
-                        <m:e>
-                          <m:sSup>
-                            <m:e>
-                              <m:r>
-                                <m:rPr>
-                                  <m:sty m:val="p"/>
-                                </m:rPr>
-                                <m:t>cos</m:t>
-                              </m:r>
-                            </m:e>
-                            <m:sup>
-                              <m:r>
-                                <m:t>2</m:t>
-                              </m:r>
-                            </m:sup>
-                          </m:sSup>
-                          <m:d>
-                            <m:dPr>
-                              <m:begChr m:val="("/>
-                              <m:sepChr m:val=""/>
-                              <m:endChr m:val=")"/>
-                              <m:grow/>
-                            </m:dPr>
-                            <m:e>
-                              <m:r>
-                                <m:t>φ</m:t>
-                              </m:r>
-                            </m:e>
-                          </m:d>
-                          <m:r>
-                            <m:rPr>
-                              <m:sty m:val="p"/>
-                            </m:rPr>
-                            <m:t>−</m:t>
-                          </m:r>
-                          <m:sSup>
-                            <m:e>
-                              <m:r>
-                                <m:rPr>
-                                  <m:sty m:val="p"/>
-                                </m:rPr>
-                                <m:t>sin</m:t>
-                              </m:r>
-                            </m:e>
-                            <m:sup>
-                              <m:r>
-                                <m:t>2</m:t>
-                              </m:r>
-                            </m:sup>
-                          </m:sSup>
-                          <m:d>
-                            <m:dPr>
-                              <m:begChr m:val="("/>
-                              <m:sepChr m:val=""/>
-                              <m:endChr m:val=")"/>
-                              <m:grow/>
-                            </m:dPr>
-                            <m:e>
-                              <m:r>
-                                <m:t>φ</m:t>
-                              </m:r>
-                            </m:e>
-                          </m:d>
-                        </m:e>
-                      </m:d>
-                    </m:e>
-                  </m:mr>
-                  <m:mr>
-                    <m:e>
-                      <m:r>
-                        <m:t>r</m:t>
-                      </m:r>
                       <m:r>
                         <m:rPr>
                           <m:sty m:val="p"/>
                         </m:rPr>
-                        <m:t>=</m:t>
-                      </m:r>
-                      <m:r>
-                        <m:t>1</m:t>
-                      </m:r>
-                      <m:r>
-                        <m:rPr>
-                          <m:sty m:val="p"/>
-                        </m:rPr>
-                        <m:t>−</m:t>
+                        <m:t>(</m:t>
                       </m:r>
                       <m:sSup>
                         <m:e>
@@ -8553,24 +8633,26 @@
                           </m:r>
                         </m:sup>
                       </m:sSup>
-                      <m:d>
-                        <m:dPr>
-                          <m:begChr m:val="("/>
-                          <m:sepChr m:val=""/>
-                          <m:endChr m:val=")"/>
-                          <m:grow/>
-                        </m:dPr>
-                        <m:e>
-                          <m:r>
-                            <m:t>φ</m:t>
-                          </m:r>
-                        </m:e>
-                      </m:d>
                       <m:r>
                         <m:rPr>
                           <m:sty m:val="p"/>
                         </m:rPr>
-                        <m:t>+</m:t>
+                        <m:t>(</m:t>
+                      </m:r>
+                      <m:r>
+                        <m:t>φ</m:t>
+                      </m:r>
+                      <m:r>
+                        <m:rPr>
+                          <m:sty m:val="p"/>
+                        </m:rPr>
+                        <m:t>)</m:t>
+                      </m:r>
+                      <m:r>
+                        <m:rPr>
+                          <m:sty m:val="p"/>
+                        </m:rPr>
+                        <m:t>−</m:t>
                       </m:r>
                       <m:sSup>
                         <m:e>
@@ -8587,19 +8669,27 @@
                           </m:r>
                         </m:sup>
                       </m:sSup>
-                      <m:d>
-                        <m:dPr>
-                          <m:begChr m:val="("/>
-                          <m:sepChr m:val=""/>
-                          <m:endChr m:val=")"/>
-                          <m:grow/>
-                        </m:dPr>
-                        <m:e>
-                          <m:r>
-                            <m:t>φ</m:t>
-                          </m:r>
-                        </m:e>
-                      </m:d>
+                      <m:r>
+                        <m:rPr>
+                          <m:sty m:val="p"/>
+                        </m:rPr>
+                        <m:t>(</m:t>
+                      </m:r>
+                      <m:r>
+                        <m:t>φ</m:t>
+                      </m:r>
+                      <m:r>
+                        <m:rPr>
+                          <m:sty m:val="p"/>
+                        </m:rPr>
+                        <m:t>)</m:t>
+                      </m:r>
+                      <m:r>
+                        <m:rPr>
+                          <m:sty m:val="p"/>
+                        </m:rPr>
+                        <m:t>)</m:t>
+                      </m:r>
                     </m:e>
                   </m:mr>
                   <m:mr>
@@ -8613,53 +8703,45 @@
                         </m:rPr>
                         <m:t>=</m:t>
                       </m:r>
-                      <m:d>
-                        <m:dPr>
-                          <m:begChr m:val="("/>
-                          <m:sepChr m:val=""/>
-                          <m:endChr m:val=")"/>
-                          <m:grow/>
-                        </m:dPr>
+                      <m:r>
+                        <m:t>1</m:t>
+                      </m:r>
+                      <m:r>
+                        <m:rPr>
+                          <m:sty m:val="p"/>
+                        </m:rPr>
+                        <m:t>−</m:t>
+                      </m:r>
+                      <m:sSup>
                         <m:e>
-                          <m:r>
-                            <m:t>1</m:t>
-                          </m:r>
                           <m:r>
                             <m:rPr>
                               <m:sty m:val="p"/>
                             </m:rPr>
-                            <m:t>−</m:t>
+                            <m:t>cos</m:t>
                           </m:r>
-                          <m:sSup>
-                            <m:e>
-                              <m:r>
-                                <m:rPr>
-                                  <m:sty m:val="p"/>
-                                </m:rPr>
-                                <m:t>cos</m:t>
-                              </m:r>
-                            </m:e>
-                            <m:sup>
-                              <m:r>
-                                <m:t>2</m:t>
-                              </m:r>
-                            </m:sup>
-                          </m:sSup>
-                          <m:d>
-                            <m:dPr>
-                              <m:begChr m:val="("/>
-                              <m:sepChr m:val=""/>
-                              <m:endChr m:val=")"/>
-                              <m:grow/>
-                            </m:dPr>
-                            <m:e>
-                              <m:r>
-                                <m:t>φ</m:t>
-                              </m:r>
-                            </m:e>
-                          </m:d>
                         </m:e>
-                      </m:d>
+                        <m:sup>
+                          <m:r>
+                            <m:t>2</m:t>
+                          </m:r>
+                        </m:sup>
+                      </m:sSup>
+                      <m:r>
+                        <m:rPr>
+                          <m:sty m:val="p"/>
+                        </m:rPr>
+                        <m:t>(</m:t>
+                      </m:r>
+                      <m:r>
+                        <m:t>φ</m:t>
+                      </m:r>
+                      <m:r>
+                        <m:rPr>
+                          <m:sty m:val="p"/>
+                        </m:rPr>
+                        <m:t>)</m:t>
+                      </m:r>
                       <m:r>
                         <m:rPr>
                           <m:sty m:val="p"/>
@@ -8681,19 +8763,21 @@
                           </m:r>
                         </m:sup>
                       </m:sSup>
-                      <m:d>
-                        <m:dPr>
-                          <m:begChr m:val="("/>
-                          <m:sepChr m:val=""/>
-                          <m:endChr m:val=")"/>
-                          <m:grow/>
-                        </m:dPr>
-                        <m:e>
-                          <m:r>
-                            <m:t>φ</m:t>
-                          </m:r>
-                        </m:e>
-                      </m:d>
+                      <m:r>
+                        <m:rPr>
+                          <m:sty m:val="p"/>
+                        </m:rPr>
+                        <m:t>(</m:t>
+                      </m:r>
+                      <m:r>
+                        <m:t>φ</m:t>
+                      </m:r>
+                      <m:r>
+                        <m:rPr>
+                          <m:sty m:val="p"/>
+                        </m:rPr>
+                        <m:t>)</m:t>
+                      </m:r>
                     </m:e>
                   </m:mr>
                   <m:mr>
@@ -8706,6 +8790,63 @@
                           <m:sty m:val="p"/>
                         </m:rPr>
                         <m:t>=</m:t>
+                      </m:r>
+                      <m:r>
+                        <m:rPr>
+                          <m:sty m:val="p"/>
+                        </m:rPr>
+                        <m:t>(</m:t>
+                      </m:r>
+                      <m:r>
+                        <m:t>1</m:t>
+                      </m:r>
+                      <m:r>
+                        <m:rPr>
+                          <m:sty m:val="p"/>
+                        </m:rPr>
+                        <m:t>−</m:t>
+                      </m:r>
+                      <m:sSup>
+                        <m:e>
+                          <m:r>
+                            <m:rPr>
+                              <m:sty m:val="p"/>
+                            </m:rPr>
+                            <m:t>cos</m:t>
+                          </m:r>
+                        </m:e>
+                        <m:sup>
+                          <m:r>
+                            <m:t>2</m:t>
+                          </m:r>
+                        </m:sup>
+                      </m:sSup>
+                      <m:r>
+                        <m:rPr>
+                          <m:sty m:val="p"/>
+                        </m:rPr>
+                        <m:t>(</m:t>
+                      </m:r>
+                      <m:r>
+                        <m:t>φ</m:t>
+                      </m:r>
+                      <m:r>
+                        <m:rPr>
+                          <m:sty m:val="p"/>
+                        </m:rPr>
+                        <m:t>)</m:t>
+                      </m:r>
+                      <m:r>
+                        <m:rPr>
+                          <m:sty m:val="p"/>
+                        </m:rPr>
+                        <m:t>)</m:t>
+                      </m:r>
+                      <m:r>
+                        <m:rPr>
+                          <m:sty m:val="p"/>
+                        </m:rPr>
+                        <m:t>+</m:t>
                       </m:r>
                       <m:sSup>
                         <m:e>
@@ -8722,24 +8863,33 @@
                           </m:r>
                         </m:sup>
                       </m:sSup>
-                      <m:d>
-                        <m:dPr>
-                          <m:begChr m:val="("/>
-                          <m:sepChr m:val=""/>
-                          <m:endChr m:val=")"/>
-                          <m:grow/>
-                        </m:dPr>
-                        <m:e>
-                          <m:r>
-                            <m:t>φ</m:t>
-                          </m:r>
-                        </m:e>
-                      </m:d>
                       <m:r>
                         <m:rPr>
                           <m:sty m:val="p"/>
                         </m:rPr>
-                        <m:t>+</m:t>
+                        <m:t>(</m:t>
+                      </m:r>
+                      <m:r>
+                        <m:t>φ</m:t>
+                      </m:r>
+                      <m:r>
+                        <m:rPr>
+                          <m:sty m:val="p"/>
+                        </m:rPr>
+                        <m:t>)</m:t>
+                      </m:r>
+                    </m:e>
+                  </m:mr>
+                  <m:mr>
+                    <m:e>
+                      <m:r>
+                        <m:t>r</m:t>
+                      </m:r>
+                      <m:r>
+                        <m:rPr>
+                          <m:sty m:val="p"/>
+                        </m:rPr>
+                        <m:t>=</m:t>
                       </m:r>
                       <m:sSup>
                         <m:e>
@@ -8756,34 +8906,26 @@
                           </m:r>
                         </m:sup>
                       </m:sSup>
-                      <m:d>
-                        <m:dPr>
-                          <m:begChr m:val="("/>
-                          <m:sepChr m:val=""/>
-                          <m:endChr m:val=")"/>
-                          <m:grow/>
-                        </m:dPr>
-                        <m:e>
-                          <m:r>
-                            <m:t>φ</m:t>
-                          </m:r>
-                        </m:e>
-                      </m:d>
-                    </m:e>
-                  </m:mr>
-                  <m:mr>
-                    <m:e>
-                      <m:r>
-                        <m:t>r</m:t>
-                      </m:r>
                       <m:r>
                         <m:rPr>
                           <m:sty m:val="p"/>
                         </m:rPr>
-                        <m:t>=</m:t>
-                      </m:r>
-                      <m:r>
-                        <m:t>2</m:t>
+                        <m:t>(</m:t>
+                      </m:r>
+                      <m:r>
+                        <m:t>φ</m:t>
+                      </m:r>
+                      <m:r>
+                        <m:rPr>
+                          <m:sty m:val="p"/>
+                        </m:rPr>
+                        <m:t>)</m:t>
+                      </m:r>
+                      <m:r>
+                        <m:rPr>
+                          <m:sty m:val="p"/>
+                        </m:rPr>
+                        <m:t>+</m:t>
                       </m:r>
                       <m:sSup>
                         <m:e>
@@ -8800,19 +8942,67 @@
                           </m:r>
                         </m:sup>
                       </m:sSup>
-                      <m:d>
-                        <m:dPr>
-                          <m:begChr m:val="("/>
-                          <m:sepChr m:val=""/>
-                          <m:endChr m:val=")"/>
-                          <m:grow/>
-                        </m:dPr>
+                      <m:r>
+                        <m:rPr>
+                          <m:sty m:val="p"/>
+                        </m:rPr>
+                        <m:t>(</m:t>
+                      </m:r>
+                      <m:r>
+                        <m:t>φ</m:t>
+                      </m:r>
+                      <m:r>
+                        <m:rPr>
+                          <m:sty m:val="p"/>
+                        </m:rPr>
+                        <m:t>)</m:t>
+                      </m:r>
+                    </m:e>
+                  </m:mr>
+                  <m:mr>
+                    <m:e>
+                      <m:r>
+                        <m:t>r</m:t>
+                      </m:r>
+                      <m:r>
+                        <m:rPr>
+                          <m:sty m:val="p"/>
+                        </m:rPr>
+                        <m:t>=</m:t>
+                      </m:r>
+                      <m:r>
+                        <m:t>2</m:t>
+                      </m:r>
+                      <m:sSup>
                         <m:e>
                           <m:r>
-                            <m:t>φ</m:t>
+                            <m:rPr>
+                              <m:sty m:val="p"/>
+                            </m:rPr>
+                            <m:t>sin</m:t>
                           </m:r>
                         </m:e>
-                      </m:d>
+                        <m:sup>
+                          <m:r>
+                            <m:t>2</m:t>
+                          </m:r>
+                        </m:sup>
+                      </m:sSup>
+                      <m:r>
+                        <m:rPr>
+                          <m:sty m:val="p"/>
+                        </m:rPr>
+                        <m:t>(</m:t>
+                      </m:r>
+                      <m:r>
+                        <m:t>φ</m:t>
+                      </m:r>
+                      <m:r>
+                        <m:rPr>
+                          <m:sty m:val="p"/>
+                        </m:rPr>
+                        <m:t>)</m:t>
+                      </m:r>
                     </m:e>
                   </m:mr>
                 </m:m>
@@ -8999,56 +9189,58 @@
                   </m:mr>
                   <m:mr>
                     <m:e>
+                      <m:r>
+                        <m:rPr>
+                          <m:sty m:val="p"/>
+                        </m:rPr>
+                        <m:t>(</m:t>
+                      </m:r>
+                      <m:rad>
+                        <m:radPr>
+                          <m:degHide m:val="on"/>
+                        </m:radPr>
+                        <m:deg/>
+                        <m:e>
+                          <m:sSup>
+                            <m:e>
+                              <m:r>
+                                <m:t>x</m:t>
+                              </m:r>
+                            </m:e>
+                            <m:sup>
+                              <m:r>
+                                <m:t>2</m:t>
+                              </m:r>
+                            </m:sup>
+                          </m:sSup>
+                          <m:r>
+                            <m:rPr>
+                              <m:sty m:val="p"/>
+                            </m:rPr>
+                            <m:t>+</m:t>
+                          </m:r>
+                          <m:sSup>
+                            <m:e>
+                              <m:r>
+                                <m:t>y</m:t>
+                              </m:r>
+                            </m:e>
+                            <m:sup>
+                              <m:r>
+                                <m:t>2</m:t>
+                              </m:r>
+                            </m:sup>
+                          </m:sSup>
+                        </m:e>
+                      </m:rad>
                       <m:sSup>
                         <m:e>
-                          <m:d>
-                            <m:dPr>
-                              <m:begChr m:val="("/>
-                              <m:sepChr m:val=""/>
-                              <m:endChr m:val=")"/>
-                              <m:grow/>
-                            </m:dPr>
-                            <m:e>
-                              <m:rad>
-                                <m:radPr>
-                                  <m:degHide m:val="on"/>
-                                </m:radPr>
-                                <m:deg/>
-                                <m:e>
-                                  <m:sSup>
-                                    <m:e>
-                                      <m:r>
-                                        <m:t>x</m:t>
-                                      </m:r>
-                                    </m:e>
-                                    <m:sup>
-                                      <m:r>
-                                        <m:t>2</m:t>
-                                      </m:r>
-                                    </m:sup>
-                                  </m:sSup>
-                                  <m:r>
-                                    <m:rPr>
-                                      <m:sty m:val="p"/>
-                                    </m:rPr>
-                                    <m:t>+</m:t>
-                                  </m:r>
-                                  <m:sSup>
-                                    <m:e>
-                                      <m:r>
-                                        <m:t>y</m:t>
-                                      </m:r>
-                                    </m:e>
-                                    <m:sup>
-                                      <m:r>
-                                        <m:t>2</m:t>
-                                      </m:r>
-                                    </m:sup>
-                                  </m:sSup>
-                                </m:e>
-                              </m:rad>
-                            </m:e>
-                          </m:d>
+                          <m:r>
+                            <m:rPr>
+                              <m:sty m:val="p"/>
+                            </m:rPr>
+                            <m:t>)</m:t>
+                          </m:r>
                         </m:e>
                         <m:sup>
                           <m:r>
@@ -9081,48 +9273,50 @@
                   </m:mr>
                   <m:mr>
                     <m:e>
+                      <m:r>
+                        <m:rPr>
+                          <m:sty m:val="p"/>
+                        </m:rPr>
+                        <m:t>(</m:t>
+                      </m:r>
                       <m:sSup>
                         <m:e>
-                          <m:d>
-                            <m:dPr>
-                              <m:begChr m:val="("/>
-                              <m:sepChr m:val=""/>
-                              <m:endChr m:val=")"/>
-                              <m:grow/>
-                            </m:dPr>
-                            <m:e>
-                              <m:sSup>
-                                <m:e>
-                                  <m:r>
-                                    <m:t>x</m:t>
-                                  </m:r>
-                                </m:e>
-                                <m:sup>
-                                  <m:r>
-                                    <m:t>2</m:t>
-                                  </m:r>
-                                </m:sup>
-                              </m:sSup>
-                              <m:r>
-                                <m:rPr>
-                                  <m:sty m:val="p"/>
-                                </m:rPr>
-                                <m:t>+</m:t>
-                              </m:r>
-                              <m:sSup>
-                                <m:e>
-                                  <m:r>
-                                    <m:t>y</m:t>
-                                  </m:r>
-                                </m:e>
-                                <m:sup>
-                                  <m:r>
-                                    <m:t>2</m:t>
-                                  </m:r>
-                                </m:sup>
-                              </m:sSup>
-                            </m:e>
-                          </m:d>
+                          <m:r>
+                            <m:t>x</m:t>
+                          </m:r>
+                        </m:e>
+                        <m:sup>
+                          <m:r>
+                            <m:t>2</m:t>
+                          </m:r>
+                        </m:sup>
+                      </m:sSup>
+                      <m:r>
+                        <m:rPr>
+                          <m:sty m:val="p"/>
+                        </m:rPr>
+                        <m:t>+</m:t>
+                      </m:r>
+                      <m:sSup>
+                        <m:e>
+                          <m:r>
+                            <m:t>y</m:t>
+                          </m:r>
+                        </m:e>
+                        <m:sup>
+                          <m:r>
+                            <m:t>2</m:t>
+                          </m:r>
+                        </m:sup>
+                      </m:sSup>
+                      <m:sSup>
+                        <m:e>
+                          <m:r>
+                            <m:rPr>
+                              <m:sty m:val="p"/>
+                            </m:rPr>
+                            <m:t>)</m:t>
+                          </m:r>
                         </m:e>
                         <m:sup>
                           <m:f>
@@ -9183,48 +9377,50 @@
               <w:t xml:space="preserve"> </w:t>
             </w:r>
             <m:oMath>
+              <m:r>
+                <m:rPr>
+                  <m:sty m:val="p"/>
+                </m:rPr>
+                <m:t>(</m:t>
+              </m:r>
               <m:sSup>
                 <m:e>
-                  <m:d>
-                    <m:dPr>
-                      <m:begChr m:val="("/>
-                      <m:sepChr m:val=""/>
-                      <m:endChr m:val=")"/>
-                      <m:grow/>
-                    </m:dPr>
-                    <m:e>
-                      <m:sSup>
-                        <m:e>
-                          <m:r>
-                            <m:t>x</m:t>
-                          </m:r>
-                        </m:e>
-                        <m:sup>
-                          <m:r>
-                            <m:t>2</m:t>
-                          </m:r>
-                        </m:sup>
-                      </m:sSup>
-                      <m:r>
-                        <m:rPr>
-                          <m:sty m:val="p"/>
-                        </m:rPr>
-                        <m:t>+</m:t>
-                      </m:r>
-                      <m:sSup>
-                        <m:e>
-                          <m:r>
-                            <m:t>y</m:t>
-                          </m:r>
-                        </m:e>
-                        <m:sup>
-                          <m:r>
-                            <m:t>2</m:t>
-                          </m:r>
-                        </m:sup>
-                      </m:sSup>
-                    </m:e>
-                  </m:d>
+                  <m:r>
+                    <m:t>x</m:t>
+                  </m:r>
+                </m:e>
+                <m:sup>
+                  <m:r>
+                    <m:t>2</m:t>
+                  </m:r>
+                </m:sup>
+              </m:sSup>
+              <m:r>
+                <m:rPr>
+                  <m:sty m:val="p"/>
+                </m:rPr>
+                <m:t>+</m:t>
+              </m:r>
+              <m:sSup>
+                <m:e>
+                  <m:r>
+                    <m:t>y</m:t>
+                  </m:r>
+                </m:e>
+                <m:sup>
+                  <m:r>
+                    <m:t>2</m:t>
+                  </m:r>
+                </m:sup>
+              </m:sSup>
+              <m:sSup>
+                <m:e>
+                  <m:r>
+                    <m:rPr>
+                      <m:sty m:val="p"/>
+                    </m:rPr>
+                    <m:t>)</m:t>
+                  </m:r>
                 </m:e>
                 <m:sup>
                   <m:f>
@@ -9273,8 +9469,8 @@
         </w:tc>
       </w:tr>
     </w:tbl>
-    <w:bookmarkEnd w:id="69"/>
-    <w:bookmarkStart w:id="75" w:name="common-polar-curves"/>
+    <w:bookmarkEnd w:id="58"/>
+    <w:bookmarkStart w:id="64" w:name="common-polar-curves"/>
     <w:p>
       <w:pPr>
         <w:pStyle w:val="Heading1"/>
@@ -9319,7 +9515,7 @@
         <w:t xml:space="preserve">as the angle.</w:t>
       </w:r>
     </w:p>
-    <w:bookmarkStart w:id="70" w:name="circles"/>
+    <w:bookmarkStart w:id="59" w:name="circles"/>
     <w:p>
       <w:pPr>
         <w:pStyle w:val="Heading2"/>
@@ -9370,8 +9566,8 @@
         <w:t xml:space="preserve">. This is seen in Example 6.</w:t>
       </w:r>
     </w:p>
-    <w:bookmarkEnd w:id="70"/>
-    <w:bookmarkStart w:id="71" w:name="archimedean-spirals"/>
+    <w:bookmarkEnd w:id="59"/>
+    <w:bookmarkStart w:id="60" w:name="archimedean-spirals"/>
     <w:p>
       <w:pPr>
         <w:pStyle w:val="Heading2"/>
@@ -9380,8 +9576,8 @@
         <w:t xml:space="preserve">Archimedean Spirals</w:t>
       </w:r>
     </w:p>
-    <w:bookmarkEnd w:id="71"/>
-    <w:bookmarkStart w:id="72" w:name="limaçons"/>
+    <w:bookmarkEnd w:id="60"/>
+    <w:bookmarkStart w:id="61" w:name="limaçons"/>
     <w:p>
       <w:pPr>
         <w:pStyle w:val="Heading2"/>
@@ -9413,47 +9609,51 @@
         <m:r>
           <m:t>a</m:t>
         </m:r>
-        <m:d>
-          <m:dPr>
-            <m:begChr m:val="("/>
-            <m:sepChr m:val=""/>
-            <m:endChr m:val=")"/>
-            <m:grow/>
-          </m:dPr>
-          <m:e>
-            <m:r>
-              <m:t>p</m:t>
-            </m:r>
-            <m:r>
-              <m:rPr>
-                <m:sty m:val="p"/>
-              </m:rPr>
-              <m:t>+</m:t>
-            </m:r>
-            <m:r>
-              <m:t>q</m:t>
-            </m:r>
-            <m:r>
-              <m:rPr>
-                <m:sty m:val="p"/>
-              </m:rPr>
-              <m:t>cos</m:t>
-            </m:r>
-            <m:d>
-              <m:dPr>
-                <m:begChr m:val="("/>
-                <m:sepChr m:val=""/>
-                <m:endChr m:val=")"/>
-                <m:grow/>
-              </m:dPr>
-              <m:e>
-                <m:r>
-                  <m:t>φ</m:t>
-                </m:r>
-              </m:e>
-            </m:d>
-          </m:e>
-        </m:d>
+        <m:r>
+          <m:rPr>
+            <m:sty m:val="p"/>
+          </m:rPr>
+          <m:t>(</m:t>
+        </m:r>
+        <m:r>
+          <m:t>p</m:t>
+        </m:r>
+        <m:r>
+          <m:rPr>
+            <m:sty m:val="p"/>
+          </m:rPr>
+          <m:t>+</m:t>
+        </m:r>
+        <m:r>
+          <m:t>q</m:t>
+        </m:r>
+        <m:r>
+          <m:rPr>
+            <m:sty m:val="p"/>
+          </m:rPr>
+          <m:t>cos</m:t>
+        </m:r>
+        <m:r>
+          <m:rPr>
+            <m:sty m:val="p"/>
+          </m:rPr>
+          <m:t>(</m:t>
+        </m:r>
+        <m:r>
+          <m:t>φ</m:t>
+        </m:r>
+        <m:r>
+          <m:rPr>
+            <m:sty m:val="p"/>
+          </m:rPr>
+          <m:t>)</m:t>
+        </m:r>
+        <m:r>
+          <m:rPr>
+            <m:sty m:val="p"/>
+          </m:rPr>
+          <m:t>)</m:t>
+        </m:r>
       </m:oMath>
       <w:r>
         <w:t xml:space="preserve">. They are also known as Pascal’s Snail, having been studied by Étienne Pascal in the 1600s. Depending on the values of</w:t>
@@ -9631,8 +9831,8 @@
         <w:t xml:space="preserve">shape</w:t>
       </w:r>
     </w:p>
-    <w:bookmarkEnd w:id="72"/>
-    <w:bookmarkStart w:id="74" w:name="butterfly-curve"/>
+    <w:bookmarkEnd w:id="61"/>
+    <w:bookmarkStart w:id="63" w:name="butterfly-curve"/>
     <w:p>
       <w:pPr>
         <w:pStyle w:val="Heading2"/>
@@ -9649,8 +9849,8 @@
         <w:t xml:space="preserve">This isn’t a standard curve but is interesting nonetheless. The curve was discovered in 1989 and curiously does not satisfy a polynomial equation!</w:t>
       </w:r>
     </w:p>
-    <w:bookmarkStart w:id="73" w:name="calculator5"/>
-    <w:bookmarkEnd w:id="73"/>
+    <w:bookmarkStart w:id="62" w:name="calculator5"/>
+    <w:bookmarkEnd w:id="62"/>
     <w:p>
       <w:pPr>
         <w:pStyle w:val="BodyText"/>
@@ -9659,9 +9859,9 @@
         <w:t xml:space="preserve">:::</w:t>
       </w:r>
     </w:p>
-    <w:bookmarkEnd w:id="74"/>
-    <w:bookmarkEnd w:id="75"/>
-    <w:bookmarkStart w:id="78" w:name="representing-ellipses-using-polar-curves"/>
+    <w:bookmarkEnd w:id="63"/>
+    <w:bookmarkEnd w:id="64"/>
+    <w:bookmarkStart w:id="67" w:name="representing-ellipses-using-polar-curves"/>
     <w:p>
       <w:pPr>
         <w:pStyle w:val="Heading1"/>
@@ -9815,18 +10015,18 @@
                 <wp:inline>
                   <wp:extent cx="152400" cy="152400"/>
                   <wp:effectExtent b="0" l="0" r="0" t="0"/>
-                  <wp:docPr descr="" title="" id="76" name="Picture"/>
+                  <wp:docPr descr="" title="" id="65" name="Picture"/>
                   <a:graphic>
                     <a:graphicData uri="http://schemas.openxmlformats.org/drawingml/2006/picture">
                       <pic:pic>
                         <pic:nvPicPr>
-                          <pic:cNvPr descr="/Applications/quarto/share/formats/docx/note.png" id="77" name="Picture"/>
+                          <pic:cNvPr descr="/Applications/quarto/share/formats/docx/note.png" id="66" name="Picture"/>
                           <pic:cNvPicPr>
                             <a:picLocks noChangeArrowheads="1" noChangeAspect="1"/>
                           </pic:cNvPicPr>
                         </pic:nvPicPr>
                         <pic:blipFill>
-                          <a:blip r:embed="rId26"/>
+                          <a:blip r:embed="rId15"/>
                           <a:stretch>
                             <a:fillRect/>
                           </a:stretch>
@@ -9935,19 +10135,21 @@
                         </m:rPr>
                         <m:t>cos</m:t>
                       </m:r>
-                      <m:d>
-                        <m:dPr>
-                          <m:begChr m:val="("/>
-                          <m:sepChr m:val=""/>
-                          <m:endChr m:val=")"/>
-                          <m:grow/>
-                        </m:dPr>
-                        <m:e>
-                          <m:r>
-                            <m:t>θ</m:t>
-                          </m:r>
-                        </m:e>
-                      </m:d>
+                      <m:r>
+                        <m:rPr>
+                          <m:sty m:val="p"/>
+                        </m:rPr>
+                        <m:t>(</m:t>
+                      </m:r>
+                      <m:r>
+                        <m:t>θ</m:t>
+                      </m:r>
+                      <m:r>
+                        <m:rPr>
+                          <m:sty m:val="p"/>
+                        </m:rPr>
+                        <m:t>)</m:t>
+                      </m:r>
                     </m:e>
                   </m:mr>
                 </m:m>
@@ -10016,19 +10218,21 @@
                         </m:rPr>
                         <m:t>sin</m:t>
                       </m:r>
-                      <m:d>
-                        <m:dPr>
-                          <m:begChr m:val="("/>
-                          <m:sepChr m:val=""/>
-                          <m:endChr m:val=")"/>
-                          <m:grow/>
-                        </m:dPr>
-                        <m:e>
-                          <m:r>
-                            <m:t>θ</m:t>
-                          </m:r>
-                        </m:e>
-                      </m:d>
+                      <m:r>
+                        <m:rPr>
+                          <m:sty m:val="p"/>
+                        </m:rPr>
+                        <m:t>(</m:t>
+                      </m:r>
+                      <m:r>
+                        <m:t>θ</m:t>
+                      </m:r>
+                      <m:r>
+                        <m:rPr>
+                          <m:sty m:val="p"/>
+                        </m:rPr>
+                        <m:t>)</m:t>
+                      </m:r>
                     </m:e>
                   </m:mr>
                 </m:m>
@@ -10201,40 +10405,44 @@
                   </m:mr>
                   <m:mr>
                     <m:e>
+                      <m:r>
+                        <m:rPr>
+                          <m:sty m:val="p"/>
+                        </m:rPr>
+                        <m:t>(</m:t>
+                      </m:r>
+                      <m:r>
+                        <m:t>r</m:t>
+                      </m:r>
+                      <m:r>
+                        <m:rPr>
+                          <m:sty m:val="p"/>
+                        </m:rPr>
+                        <m:t>cos</m:t>
+                      </m:r>
+                      <m:r>
+                        <m:rPr>
+                          <m:sty m:val="p"/>
+                        </m:rPr>
+                        <m:t>(</m:t>
+                      </m:r>
+                      <m:r>
+                        <m:t>θ</m:t>
+                      </m:r>
+                      <m:r>
+                        <m:rPr>
+                          <m:sty m:val="p"/>
+                        </m:rPr>
+                        <m:t>)</m:t>
+                      </m:r>
                       <m:sSup>
                         <m:e>
-                          <m:d>
-                            <m:dPr>
-                              <m:begChr m:val="("/>
-                              <m:sepChr m:val=""/>
-                              <m:endChr m:val=")"/>
-                              <m:grow/>
-                            </m:dPr>
-                            <m:e>
-                              <m:r>
-                                <m:t>r</m:t>
-                              </m:r>
-                              <m:r>
-                                <m:rPr>
-                                  <m:sty m:val="p"/>
-                                </m:rPr>
-                                <m:t>cos</m:t>
-                              </m:r>
-                              <m:d>
-                                <m:dPr>
-                                  <m:begChr m:val="("/>
-                                  <m:sepChr m:val=""/>
-                                  <m:endChr m:val=")"/>
-                                  <m:grow/>
-                                </m:dPr>
-                                <m:e>
-                                  <m:r>
-                                    <m:t>θ</m:t>
-                                  </m:r>
-                                </m:e>
-                              </m:d>
-                            </m:e>
-                          </m:d>
+                          <m:r>
+                            <m:rPr>
+                              <m:sty m:val="p"/>
+                            </m:rPr>
+                            <m:t>)</m:t>
+                          </m:r>
                         </m:e>
                         <m:sup>
                           <m:r>
@@ -10248,40 +10456,44 @@
                         </m:rPr>
                         <m:t>+</m:t>
                       </m:r>
+                      <m:r>
+                        <m:rPr>
+                          <m:sty m:val="p"/>
+                        </m:rPr>
+                        <m:t>(</m:t>
+                      </m:r>
+                      <m:r>
+                        <m:t>r</m:t>
+                      </m:r>
+                      <m:r>
+                        <m:rPr>
+                          <m:sty m:val="p"/>
+                        </m:rPr>
+                        <m:t>sin</m:t>
+                      </m:r>
+                      <m:r>
+                        <m:rPr>
+                          <m:sty m:val="p"/>
+                        </m:rPr>
+                        <m:t>(</m:t>
+                      </m:r>
+                      <m:r>
+                        <m:t>θ</m:t>
+                      </m:r>
+                      <m:r>
+                        <m:rPr>
+                          <m:sty m:val="p"/>
+                        </m:rPr>
+                        <m:t>)</m:t>
+                      </m:r>
                       <m:sSup>
                         <m:e>
-                          <m:d>
-                            <m:dPr>
-                              <m:begChr m:val="("/>
-                              <m:sepChr m:val=""/>
-                              <m:endChr m:val=")"/>
-                              <m:grow/>
-                            </m:dPr>
-                            <m:e>
-                              <m:r>
-                                <m:t>r</m:t>
-                              </m:r>
-                              <m:r>
-                                <m:rPr>
-                                  <m:sty m:val="p"/>
-                                </m:rPr>
-                                <m:t>sin</m:t>
-                              </m:r>
-                              <m:d>
-                                <m:dPr>
-                                  <m:begChr m:val="("/>
-                                  <m:sepChr m:val=""/>
-                                  <m:endChr m:val=")"/>
-                                  <m:grow/>
-                                </m:dPr>
-                                <m:e>
-                                  <m:r>
-                                    <m:t>θ</m:t>
-                                  </m:r>
-                                </m:e>
-                              </m:d>
-                            </m:e>
-                          </m:d>
+                          <m:r>
+                            <m:rPr>
+                              <m:sty m:val="p"/>
+                            </m:rPr>
+                            <m:t>)</m:t>
+                          </m:r>
                         </m:e>
                         <m:sup>
                           <m:r>
@@ -10329,19 +10541,21 @@
                           </m:r>
                         </m:sup>
                       </m:sSup>
-                      <m:d>
-                        <m:dPr>
-                          <m:begChr m:val="("/>
-                          <m:sepChr m:val=""/>
-                          <m:endChr m:val=")"/>
-                          <m:grow/>
-                        </m:dPr>
-                        <m:e>
-                          <m:r>
-                            <m:t>θ</m:t>
-                          </m:r>
-                        </m:e>
-                      </m:d>
+                      <m:r>
+                        <m:rPr>
+                          <m:sty m:val="p"/>
+                        </m:rPr>
+                        <m:t>(</m:t>
+                      </m:r>
+                      <m:r>
+                        <m:t>θ</m:t>
+                      </m:r>
+                      <m:r>
+                        <m:rPr>
+                          <m:sty m:val="p"/>
+                        </m:rPr>
+                        <m:t>)</m:t>
+                      </m:r>
                       <m:r>
                         <m:rPr>
                           <m:sty m:val="p"/>
@@ -10375,19 +10589,21 @@
                           </m:r>
                         </m:sup>
                       </m:sSup>
-                      <m:d>
-                        <m:dPr>
-                          <m:begChr m:val="("/>
-                          <m:sepChr m:val=""/>
-                          <m:endChr m:val=")"/>
-                          <m:grow/>
-                        </m:dPr>
-                        <m:e>
-                          <m:r>
-                            <m:t>θ</m:t>
-                          </m:r>
-                        </m:e>
-                      </m:d>
+                      <m:r>
+                        <m:rPr>
+                          <m:sty m:val="p"/>
+                        </m:rPr>
+                        <m:t>(</m:t>
+                      </m:r>
+                      <m:r>
+                        <m:t>θ</m:t>
+                      </m:r>
+                      <m:r>
+                        <m:rPr>
+                          <m:sty m:val="p"/>
+                        </m:rPr>
+                        <m:t>)</m:t>
+                      </m:r>
                       <m:r>
                         <m:rPr>
                           <m:sty m:val="p"/>
@@ -10413,78 +10629,84 @@
                           </m:r>
                         </m:sup>
                       </m:sSup>
-                      <m:d>
-                        <m:dPr>
-                          <m:begChr m:val="("/>
-                          <m:sepChr m:val=""/>
-                          <m:endChr m:val=")"/>
-                          <m:grow/>
-                        </m:dPr>
+                      <m:r>
+                        <m:rPr>
+                          <m:sty m:val="p"/>
+                        </m:rPr>
+                        <m:t>(</m:t>
+                      </m:r>
+                      <m:sSup>
                         <m:e>
-                          <m:sSup>
-                            <m:e>
-                              <m:r>
-                                <m:rPr>
-                                  <m:sty m:val="p"/>
-                                </m:rPr>
-                                <m:t>cos</m:t>
-                              </m:r>
-                            </m:e>
-                            <m:sup>
-                              <m:r>
-                                <m:t>2</m:t>
-                              </m:r>
-                            </m:sup>
-                          </m:sSup>
-                          <m:d>
-                            <m:dPr>
-                              <m:begChr m:val="("/>
-                              <m:sepChr m:val=""/>
-                              <m:endChr m:val=")"/>
-                              <m:grow/>
-                            </m:dPr>
-                            <m:e>
-                              <m:r>
-                                <m:t>θ</m:t>
-                              </m:r>
-                            </m:e>
-                          </m:d>
                           <m:r>
                             <m:rPr>
                               <m:sty m:val="p"/>
                             </m:rPr>
-                            <m:t>+</m:t>
+                            <m:t>cos</m:t>
                           </m:r>
-                          <m:sSup>
-                            <m:e>
-                              <m:r>
-                                <m:rPr>
-                                  <m:sty m:val="p"/>
-                                </m:rPr>
-                                <m:t>sin</m:t>
-                              </m:r>
-                            </m:e>
-                            <m:sup>
-                              <m:r>
-                                <m:t>2</m:t>
-                              </m:r>
-                            </m:sup>
-                          </m:sSup>
-                          <m:d>
-                            <m:dPr>
-                              <m:begChr m:val="("/>
-                              <m:sepChr m:val=""/>
-                              <m:endChr m:val=")"/>
-                              <m:grow/>
-                            </m:dPr>
-                            <m:e>
-                              <m:r>
-                                <m:t>θ</m:t>
-                              </m:r>
-                            </m:e>
-                          </m:d>
                         </m:e>
-                      </m:d>
+                        <m:sup>
+                          <m:r>
+                            <m:t>2</m:t>
+                          </m:r>
+                        </m:sup>
+                      </m:sSup>
+                      <m:r>
+                        <m:rPr>
+                          <m:sty m:val="p"/>
+                        </m:rPr>
+                        <m:t>(</m:t>
+                      </m:r>
+                      <m:r>
+                        <m:t>θ</m:t>
+                      </m:r>
+                      <m:r>
+                        <m:rPr>
+                          <m:sty m:val="p"/>
+                        </m:rPr>
+                        <m:t>)</m:t>
+                      </m:r>
+                      <m:r>
+                        <m:rPr>
+                          <m:sty m:val="p"/>
+                        </m:rPr>
+                        <m:t>+</m:t>
+                      </m:r>
+                      <m:sSup>
+                        <m:e>
+                          <m:r>
+                            <m:rPr>
+                              <m:sty m:val="p"/>
+                            </m:rPr>
+                            <m:t>sin</m:t>
+                          </m:r>
+                        </m:e>
+                        <m:sup>
+                          <m:r>
+                            <m:t>2</m:t>
+                          </m:r>
+                        </m:sup>
+                      </m:sSup>
+                      <m:r>
+                        <m:rPr>
+                          <m:sty m:val="p"/>
+                        </m:rPr>
+                        <m:t>(</m:t>
+                      </m:r>
+                      <m:r>
+                        <m:t>θ</m:t>
+                      </m:r>
+                      <m:r>
+                        <m:rPr>
+                          <m:sty m:val="p"/>
+                        </m:rPr>
+                        <m:t>)</m:t>
+                      </m:r>
+                      <m:r>
+                        <m:rPr>
+                          <m:sty m:val="p"/>
+                        </m:rPr>
+                        <m:t>)</m:t>
+                      </m:r>
                       <m:r>
                         <m:rPr>
                           <m:sty m:val="p"/>
@@ -10510,19 +10732,21 @@
                           </m:r>
                         </m:sup>
                       </m:sSup>
-                      <m:d>
-                        <m:dPr>
-                          <m:begChr m:val="("/>
-                          <m:sepChr m:val=""/>
-                          <m:endChr m:val=")"/>
-                          <m:grow/>
-                        </m:dPr>
-                        <m:e>
-                          <m:r>
-                            <m:t>1</m:t>
-                          </m:r>
-                        </m:e>
-                      </m:d>
+                      <m:r>
+                        <m:rPr>
+                          <m:sty m:val="p"/>
+                        </m:rPr>
+                        <m:t>(</m:t>
+                      </m:r>
+                      <m:r>
+                        <m:t>1</m:t>
+                      </m:r>
+                      <m:r>
+                        <m:rPr>
+                          <m:sty m:val="p"/>
+                        </m:rPr>
+                        <m:t>)</m:t>
+                      </m:r>
                       <m:r>
                         <m:rPr>
                           <m:sty m:val="p"/>
@@ -10589,34 +10813,36 @@
         </w:numPr>
       </w:pPr>
       <m:oMath>
-        <m:d>
-          <m:dPr>
-            <m:begChr m:val="("/>
-            <m:sepChr m:val=""/>
-            <m:endChr m:val=")"/>
-            <m:grow/>
-          </m:dPr>
-          <m:e>
-            <m:r>
-              <m:t>4</m:t>
-            </m:r>
-            <m:r>
-              <m:rPr>
-                <m:sty m:val="p"/>
-              </m:rPr>
-              <m:t>,</m:t>
-            </m:r>
-            <m:r>
-              <m:t>90</m:t>
-            </m:r>
-            <m:r>
-              <m:rPr>
-                <m:sty m:val="p"/>
-              </m:rPr>
-              <m:t>°</m:t>
-            </m:r>
-          </m:e>
-        </m:d>
+        <m:r>
+          <m:rPr>
+            <m:sty m:val="p"/>
+          </m:rPr>
+          <m:t>(</m:t>
+        </m:r>
+        <m:r>
+          <m:t>4</m:t>
+        </m:r>
+        <m:r>
+          <m:rPr>
+            <m:sty m:val="p"/>
+          </m:rPr>
+          <m:t>,</m:t>
+        </m:r>
+        <m:r>
+          <m:t>90</m:t>
+        </m:r>
+        <m:r>
+          <m:rPr>
+            <m:sty m:val="p"/>
+          </m:rPr>
+          <m:t>°</m:t>
+        </m:r>
+        <m:r>
+          <m:rPr>
+            <m:sty m:val="p"/>
+          </m:rPr>
+          <m:t>)</m:t>
+        </m:r>
       </m:oMath>
     </w:p>
     <w:p>
@@ -10662,34 +10888,36 @@
         </w:numPr>
       </w:pPr>
       <m:oMath>
-        <m:d>
-          <m:dPr>
-            <m:begChr m:val="("/>
-            <m:sepChr m:val=""/>
-            <m:endChr m:val=")"/>
-            <m:grow/>
-          </m:dPr>
-          <m:e>
-            <m:r>
-              <m:t>6</m:t>
-            </m:r>
-            <m:r>
-              <m:rPr>
-                <m:sty m:val="p"/>
-              </m:rPr>
-              <m:t>,</m:t>
-            </m:r>
-            <m:r>
-              <m:t>135</m:t>
-            </m:r>
-            <m:r>
-              <m:rPr>
-                <m:sty m:val="p"/>
-              </m:rPr>
-              <m:t>°</m:t>
-            </m:r>
-          </m:e>
-        </m:d>
+        <m:r>
+          <m:rPr>
+            <m:sty m:val="p"/>
+          </m:rPr>
+          <m:t>(</m:t>
+        </m:r>
+        <m:r>
+          <m:t>6</m:t>
+        </m:r>
+        <m:r>
+          <m:rPr>
+            <m:sty m:val="p"/>
+          </m:rPr>
+          <m:t>,</m:t>
+        </m:r>
+        <m:r>
+          <m:t>135</m:t>
+        </m:r>
+        <m:r>
+          <m:rPr>
+            <m:sty m:val="p"/>
+          </m:rPr>
+          <m:t>°</m:t>
+        </m:r>
+        <m:r>
+          <m:rPr>
+            <m:sty m:val="p"/>
+          </m:rPr>
+          <m:t>)</m:t>
+        </m:r>
       </m:oMath>
     </w:p>
     <w:p>
@@ -10743,28 +10971,30 @@
         </w:numPr>
       </w:pPr>
       <m:oMath>
-        <m:d>
-          <m:dPr>
-            <m:begChr m:val="("/>
-            <m:sepChr m:val=""/>
-            <m:endChr m:val=")"/>
-            <m:grow/>
-          </m:dPr>
-          <m:e>
-            <m:r>
-              <m:t>2</m:t>
-            </m:r>
-            <m:r>
-              <m:rPr>
-                <m:sty m:val="p"/>
-              </m:rPr>
-              <m:t>,</m:t>
-            </m:r>
-            <m:r>
-              <m:t>2</m:t>
-            </m:r>
-          </m:e>
-        </m:d>
+        <m:r>
+          <m:rPr>
+            <m:sty m:val="p"/>
+          </m:rPr>
+          <m:t>(</m:t>
+        </m:r>
+        <m:r>
+          <m:t>2</m:t>
+        </m:r>
+        <m:r>
+          <m:rPr>
+            <m:sty m:val="p"/>
+          </m:rPr>
+          <m:t>,</m:t>
+        </m:r>
+        <m:r>
+          <m:t>2</m:t>
+        </m:r>
+        <m:r>
+          <m:rPr>
+            <m:sty m:val="p"/>
+          </m:rPr>
+          <m:t>)</m:t>
+        </m:r>
       </m:oMath>
     </w:p>
     <w:p>
@@ -10806,42 +11036,44 @@
         </w:numPr>
       </w:pPr>
       <m:oMath>
-        <m:d>
-          <m:dPr>
-            <m:begChr m:val="("/>
-            <m:sepChr m:val=""/>
-            <m:endChr m:val=")"/>
-            <m:grow/>
-          </m:dPr>
+        <m:r>
+          <m:rPr>
+            <m:sty m:val="p"/>
+          </m:rPr>
+          <m:t>(</m:t>
+        </m:r>
+        <m:r>
+          <m:t>1</m:t>
+        </m:r>
+        <m:r>
+          <m:rPr>
+            <m:sty m:val="p"/>
+          </m:rPr>
+          <m:t>,</m:t>
+        </m:r>
+        <m:r>
+          <m:rPr>
+            <m:sty m:val="p"/>
+          </m:rPr>
+          <m:t>−</m:t>
+        </m:r>
+        <m:rad>
+          <m:radPr>
+            <m:degHide m:val="on"/>
+          </m:radPr>
+          <m:deg/>
           <m:e>
             <m:r>
-              <m:t>1</m:t>
+              <m:t>2</m:t>
             </m:r>
-            <m:r>
-              <m:rPr>
-                <m:sty m:val="p"/>
-              </m:rPr>
-              <m:t>,</m:t>
-            </m:r>
-            <m:r>
-              <m:rPr>
-                <m:sty m:val="p"/>
-              </m:rPr>
-              <m:t>−</m:t>
-            </m:r>
-            <m:rad>
-              <m:radPr>
-                <m:degHide m:val="on"/>
-              </m:radPr>
-              <m:deg/>
-              <m:e>
-                <m:r>
-                  <m:t>2</m:t>
-                </m:r>
-              </m:e>
-            </m:rad>
           </m:e>
-        </m:d>
+        </m:rad>
+        <m:r>
+          <m:rPr>
+            <m:sty m:val="p"/>
+          </m:rPr>
+          <m:t>)</m:t>
+        </m:r>
       </m:oMath>
     </w:p>
     <w:p>
@@ -11141,19 +11373,21 @@
             </m:r>
           </m:sup>
         </m:sSup>
-        <m:d>
-          <m:dPr>
-            <m:begChr m:val="("/>
-            <m:sepChr m:val=""/>
-            <m:endChr m:val=")"/>
-            <m:grow/>
-          </m:dPr>
-          <m:e>
-            <m:r>
-              <m:t>φ</m:t>
-            </m:r>
-          </m:e>
-        </m:d>
+        <m:r>
+          <m:rPr>
+            <m:sty m:val="p"/>
+          </m:rPr>
+          <m:t>(</m:t>
+        </m:r>
+        <m:r>
+          <m:t>φ</m:t>
+        </m:r>
+        <m:r>
+          <m:rPr>
+            <m:sty m:val="p"/>
+          </m:rPr>
+          <m:t>)</m:t>
+        </m:r>
       </m:oMath>
       <w:r>
         <w:t xml:space="preserve"> </w:t>
@@ -11311,19 +11545,21 @@
           </m:rPr>
           <m:t>csc</m:t>
         </m:r>
-        <m:d>
-          <m:dPr>
-            <m:begChr m:val="("/>
-            <m:sepChr m:val=""/>
-            <m:endChr m:val=")"/>
-            <m:grow/>
-          </m:dPr>
-          <m:e>
-            <m:r>
-              <m:t>φ</m:t>
-            </m:r>
-          </m:e>
-        </m:d>
+        <m:r>
+          <m:rPr>
+            <m:sty m:val="p"/>
+          </m:rPr>
+          <m:t>(</m:t>
+        </m:r>
+        <m:r>
+          <m:t>φ</m:t>
+        </m:r>
+        <m:r>
+          <m:rPr>
+            <m:sty m:val="p"/>
+          </m:rPr>
+          <m:t>)</m:t>
+        </m:r>
       </m:oMath>
       <w:r>
         <w:t xml:space="preserve"> </w:t>
@@ -11490,22 +11726,24 @@
           </m:rPr>
           <m:t>sin</m:t>
         </m:r>
-        <m:d>
-          <m:dPr>
-            <m:begChr m:val="("/>
-            <m:sepChr m:val=""/>
-            <m:endChr m:val=")"/>
-            <m:grow/>
-          </m:dPr>
-          <m:e>
-            <m:r>
-              <m:t>2</m:t>
-            </m:r>
-            <m:r>
-              <m:t>φ</m:t>
-            </m:r>
-          </m:e>
-        </m:d>
+        <m:r>
+          <m:rPr>
+            <m:sty m:val="p"/>
+          </m:rPr>
+          <m:t>(</m:t>
+        </m:r>
+        <m:r>
+          <m:t>2</m:t>
+        </m:r>
+        <m:r>
+          <m:t>φ</m:t>
+        </m:r>
+        <m:r>
+          <m:rPr>
+            <m:sty m:val="p"/>
+          </m:rPr>
+          <m:t>)</m:t>
+        </m:r>
       </m:oMath>
       <w:r>
         <w:t xml:space="preserve"> </w:t>
@@ -11675,19 +11913,21 @@
           </m:rPr>
           <m:t>cos</m:t>
         </m:r>
-        <m:d>
-          <m:dPr>
-            <m:begChr m:val="("/>
-            <m:sepChr m:val=""/>
-            <m:endChr m:val=")"/>
-            <m:grow/>
-          </m:dPr>
-          <m:e>
-            <m:r>
-              <m:t>φ</m:t>
-            </m:r>
-          </m:e>
-        </m:d>
+        <m:r>
+          <m:rPr>
+            <m:sty m:val="p"/>
+          </m:rPr>
+          <m:t>(</m:t>
+        </m:r>
+        <m:r>
+          <m:t>φ</m:t>
+        </m:r>
+        <m:r>
+          <m:rPr>
+            <m:sty m:val="p"/>
+          </m:rPr>
+          <m:t>)</m:t>
+        </m:r>
       </m:oMath>
       <w:r>
         <w:t xml:space="preserve"> </w:t>
@@ -11848,19 +12088,21 @@
           </m:rPr>
           <m:t>tan</m:t>
         </m:r>
-        <m:d>
-          <m:dPr>
-            <m:begChr m:val="("/>
-            <m:sepChr m:val=""/>
-            <m:endChr m:val=")"/>
-            <m:grow/>
-          </m:dPr>
-          <m:e>
-            <m:r>
-              <m:t>φ</m:t>
-            </m:r>
-          </m:e>
-        </m:d>
+        <m:r>
+          <m:rPr>
+            <m:sty m:val="p"/>
+          </m:rPr>
+          <m:t>(</m:t>
+        </m:r>
+        <m:r>
+          <m:t>φ</m:t>
+        </m:r>
+        <m:r>
+          <m:rPr>
+            <m:sty m:val="p"/>
+          </m:rPr>
+          <m:t>)</m:t>
+        </m:r>
       </m:oMath>
       <w:r>
         <w:t xml:space="preserve"> </w:t>
@@ -12012,48 +12254,50 @@
         </w:numPr>
       </w:pPr>
       <m:oMath>
+        <m:r>
+          <m:rPr>
+            <m:sty m:val="p"/>
+          </m:rPr>
+          <m:t>(</m:t>
+        </m:r>
         <m:sSup>
           <m:e>
-            <m:d>
-              <m:dPr>
-                <m:begChr m:val="("/>
-                <m:sepChr m:val=""/>
-                <m:endChr m:val=")"/>
-                <m:grow/>
-              </m:dPr>
-              <m:e>
-                <m:sSup>
-                  <m:e>
-                    <m:r>
-                      <m:t>x</m:t>
-                    </m:r>
-                  </m:e>
-                  <m:sup>
-                    <m:r>
-                      <m:t>2</m:t>
-                    </m:r>
-                  </m:sup>
-                </m:sSup>
-                <m:r>
-                  <m:rPr>
-                    <m:sty m:val="p"/>
-                  </m:rPr>
-                  <m:t>+</m:t>
-                </m:r>
-                <m:sSup>
-                  <m:e>
-                    <m:r>
-                      <m:t>y</m:t>
-                    </m:r>
-                  </m:e>
-                  <m:sup>
-                    <m:r>
-                      <m:t>2</m:t>
-                    </m:r>
-                  </m:sup>
-                </m:sSup>
-              </m:e>
-            </m:d>
+            <m:r>
+              <m:t>x</m:t>
+            </m:r>
+          </m:e>
+          <m:sup>
+            <m:r>
+              <m:t>2</m:t>
+            </m:r>
+          </m:sup>
+        </m:sSup>
+        <m:r>
+          <m:rPr>
+            <m:sty m:val="p"/>
+          </m:rPr>
+          <m:t>+</m:t>
+        </m:r>
+        <m:sSup>
+          <m:e>
+            <m:r>
+              <m:t>y</m:t>
+            </m:r>
+          </m:e>
+          <m:sup>
+            <m:r>
+              <m:t>2</m:t>
+            </m:r>
+          </m:sup>
+        </m:sSup>
+        <m:sSup>
+          <m:e>
+            <m:r>
+              <m:rPr>
+                <m:sty m:val="p"/>
+              </m:rPr>
+              <m:t>)</m:t>
+            </m:r>
           </m:e>
           <m:sup>
             <m:f>
@@ -12105,48 +12349,50 @@
         </w:numPr>
       </w:pPr>
       <m:oMath>
+        <m:r>
+          <m:rPr>
+            <m:sty m:val="p"/>
+          </m:rPr>
+          <m:t>(</m:t>
+        </m:r>
         <m:sSup>
           <m:e>
-            <m:d>
-              <m:dPr>
-                <m:begChr m:val="("/>
-                <m:sepChr m:val=""/>
-                <m:endChr m:val=")"/>
-                <m:grow/>
-              </m:dPr>
-              <m:e>
-                <m:sSup>
-                  <m:e>
-                    <m:r>
-                      <m:t>x</m:t>
-                    </m:r>
-                  </m:e>
-                  <m:sup>
-                    <m:r>
-                      <m:t>2</m:t>
-                    </m:r>
-                  </m:sup>
-                </m:sSup>
-                <m:r>
-                  <m:rPr>
-                    <m:sty m:val="p"/>
-                  </m:rPr>
-                  <m:t>+</m:t>
-                </m:r>
-                <m:sSup>
-                  <m:e>
-                    <m:r>
-                      <m:t>y</m:t>
-                    </m:r>
-                  </m:e>
-                  <m:sup>
-                    <m:r>
-                      <m:t>2</m:t>
-                    </m:r>
-                  </m:sup>
-                </m:sSup>
-              </m:e>
-            </m:d>
+            <m:r>
+              <m:t>x</m:t>
+            </m:r>
+          </m:e>
+          <m:sup>
+            <m:r>
+              <m:t>2</m:t>
+            </m:r>
+          </m:sup>
+        </m:sSup>
+        <m:r>
+          <m:rPr>
+            <m:sty m:val="p"/>
+          </m:rPr>
+          <m:t>+</m:t>
+        </m:r>
+        <m:sSup>
+          <m:e>
+            <m:r>
+              <m:t>y</m:t>
+            </m:r>
+          </m:e>
+          <m:sup>
+            <m:r>
+              <m:t>2</m:t>
+            </m:r>
+          </m:sup>
+        </m:sSup>
+        <m:sSup>
+          <m:e>
+            <m:r>
+              <m:rPr>
+                <m:sty m:val="p"/>
+              </m:rPr>
+              <m:t>)</m:t>
+            </m:r>
           </m:e>
           <m:sup>
             <m:r>
@@ -12180,60 +12426,62 @@
         </w:numPr>
       </w:pPr>
       <m:oMath>
+        <m:r>
+          <m:rPr>
+            <m:sty m:val="p"/>
+          </m:rPr>
+          <m:t>(</m:t>
+        </m:r>
         <m:sSup>
           <m:e>
-            <m:d>
-              <m:dPr>
-                <m:begChr m:val="("/>
-                <m:sepChr m:val=""/>
-                <m:endChr m:val=")"/>
-                <m:grow/>
-              </m:dPr>
-              <m:e>
-                <m:sSup>
-                  <m:e>
-                    <m:r>
-                      <m:t>x</m:t>
-                    </m:r>
-                  </m:e>
-                  <m:sup>
-                    <m:r>
-                      <m:t>2</m:t>
-                    </m:r>
-                  </m:sup>
-                </m:sSup>
-                <m:r>
-                  <m:rPr>
-                    <m:sty m:val="p"/>
-                  </m:rPr>
-                  <m:t>+</m:t>
-                </m:r>
-                <m:sSup>
-                  <m:e>
-                    <m:r>
-                      <m:t>y</m:t>
-                    </m:r>
-                  </m:e>
-                  <m:sup>
-                    <m:r>
-                      <m:t>2</m:t>
-                    </m:r>
-                  </m:sup>
-                </m:sSup>
-                <m:r>
-                  <m:rPr>
-                    <m:sty m:val="p"/>
-                  </m:rPr>
-                  <m:t>−</m:t>
-                </m:r>
-                <m:r>
-                  <m:t>2</m:t>
-                </m:r>
-                <m:r>
-                  <m:t>x</m:t>
-                </m:r>
-              </m:e>
-            </m:d>
+            <m:r>
+              <m:t>x</m:t>
+            </m:r>
+          </m:e>
+          <m:sup>
+            <m:r>
+              <m:t>2</m:t>
+            </m:r>
+          </m:sup>
+        </m:sSup>
+        <m:r>
+          <m:rPr>
+            <m:sty m:val="p"/>
+          </m:rPr>
+          <m:t>+</m:t>
+        </m:r>
+        <m:sSup>
+          <m:e>
+            <m:r>
+              <m:t>y</m:t>
+            </m:r>
+          </m:e>
+          <m:sup>
+            <m:r>
+              <m:t>2</m:t>
+            </m:r>
+          </m:sup>
+        </m:sSup>
+        <m:r>
+          <m:rPr>
+            <m:sty m:val="p"/>
+          </m:rPr>
+          <m:t>−</m:t>
+        </m:r>
+        <m:r>
+          <m:t>2</m:t>
+        </m:r>
+        <m:r>
+          <m:t>x</m:t>
+        </m:r>
+        <m:sSup>
+          <m:e>
+            <m:r>
+              <m:rPr>
+                <m:sty m:val="p"/>
+              </m:rPr>
+              <m:t>)</m:t>
+            </m:r>
           </m:e>
           <m:sup>
             <m:r>
@@ -12250,46 +12498,48 @@
         <m:r>
           <m:t>4</m:t>
         </m:r>
-        <m:d>
-          <m:dPr>
-            <m:begChr m:val="("/>
-            <m:sepChr m:val=""/>
-            <m:endChr m:val=")"/>
-            <m:grow/>
-          </m:dPr>
+        <m:r>
+          <m:rPr>
+            <m:sty m:val="p"/>
+          </m:rPr>
+          <m:t>(</m:t>
+        </m:r>
+        <m:sSup>
           <m:e>
-            <m:sSup>
-              <m:e>
-                <m:r>
-                  <m:t>x</m:t>
-                </m:r>
-              </m:e>
-              <m:sup>
-                <m:r>
-                  <m:t>2</m:t>
-                </m:r>
-              </m:sup>
-            </m:sSup>
             <m:r>
-              <m:rPr>
-                <m:sty m:val="p"/>
-              </m:rPr>
-              <m:t>+</m:t>
+              <m:t>x</m:t>
             </m:r>
-            <m:sSup>
-              <m:e>
-                <m:r>
-                  <m:t>y</m:t>
-                </m:r>
-              </m:e>
-              <m:sup>
-                <m:r>
-                  <m:t>2</m:t>
-                </m:r>
-              </m:sup>
-            </m:sSup>
           </m:e>
-        </m:d>
+          <m:sup>
+            <m:r>
+              <m:t>2</m:t>
+            </m:r>
+          </m:sup>
+        </m:sSup>
+        <m:r>
+          <m:rPr>
+            <m:sty m:val="p"/>
+          </m:rPr>
+          <m:t>+</m:t>
+        </m:r>
+        <m:sSup>
+          <m:e>
+            <m:r>
+              <m:t>y</m:t>
+            </m:r>
+          </m:e>
+          <m:sup>
+            <m:r>
+              <m:t>2</m:t>
+            </m:r>
+          </m:sup>
+        </m:sSup>
+        <m:r>
+          <m:rPr>
+            <m:sty m:val="p"/>
+          </m:rPr>
+          <m:t>)</m:t>
+        </m:r>
       </m:oMath>
     </w:p>
     <w:p>
@@ -12398,46 +12648,48 @@
             </m:r>
           </m:sup>
         </m:sSup>
-        <m:d>
-          <m:dPr>
-            <m:begChr m:val="("/>
-            <m:sepChr m:val=""/>
-            <m:endChr m:val=")"/>
-            <m:grow/>
-          </m:dPr>
+        <m:r>
+          <m:rPr>
+            <m:sty m:val="p"/>
+          </m:rPr>
+          <m:t>(</m:t>
+        </m:r>
+        <m:sSup>
           <m:e>
-            <m:sSup>
-              <m:e>
-                <m:r>
-                  <m:t>x</m:t>
-                </m:r>
-              </m:e>
-              <m:sup>
-                <m:r>
-                  <m:t>2</m:t>
-                </m:r>
-              </m:sup>
-            </m:sSup>
             <m:r>
-              <m:rPr>
-                <m:sty m:val="p"/>
-              </m:rPr>
-              <m:t>+</m:t>
+              <m:t>x</m:t>
             </m:r>
-            <m:sSup>
-              <m:e>
-                <m:r>
-                  <m:t>y</m:t>
-                </m:r>
-              </m:e>
-              <m:sup>
-                <m:r>
-                  <m:t>2</m:t>
-                </m:r>
-              </m:sup>
-            </m:sSup>
           </m:e>
-        </m:d>
+          <m:sup>
+            <m:r>
+              <m:t>2</m:t>
+            </m:r>
+          </m:sup>
+        </m:sSup>
+        <m:r>
+          <m:rPr>
+            <m:sty m:val="p"/>
+          </m:rPr>
+          <m:t>+</m:t>
+        </m:r>
+        <m:sSup>
+          <m:e>
+            <m:r>
+              <m:t>y</m:t>
+            </m:r>
+          </m:e>
+          <m:sup>
+            <m:r>
+              <m:t>2</m:t>
+            </m:r>
+          </m:sup>
+        </m:sSup>
+        <m:r>
+          <m:rPr>
+            <m:sty m:val="p"/>
+          </m:rPr>
+          <m:t>)</m:t>
+        </m:r>
         <m:r>
           <m:rPr>
             <m:sty m:val="p"/>
@@ -12647,34 +12899,36 @@
         </w:numPr>
       </w:pPr>
       <m:oMath>
-        <m:d>
-          <m:dPr>
-            <m:begChr m:val="("/>
-            <m:sepChr m:val=""/>
-            <m:endChr m:val=")"/>
-            <m:grow/>
-          </m:dPr>
-          <m:e>
-            <m:r>
-              <m:t>4</m:t>
-            </m:r>
-            <m:r>
-              <m:rPr>
-                <m:sty m:val="p"/>
-              </m:rPr>
-              <m:t>,</m:t>
-            </m:r>
-            <m:r>
-              <m:t>90</m:t>
-            </m:r>
-            <m:r>
-              <m:rPr>
-                <m:sty m:val="p"/>
-              </m:rPr>
-              <m:t>°</m:t>
-            </m:r>
-          </m:e>
-        </m:d>
+        <m:r>
+          <m:rPr>
+            <m:sty m:val="p"/>
+          </m:rPr>
+          <m:t>(</m:t>
+        </m:r>
+        <m:r>
+          <m:t>4</m:t>
+        </m:r>
+        <m:r>
+          <m:rPr>
+            <m:sty m:val="p"/>
+          </m:rPr>
+          <m:t>,</m:t>
+        </m:r>
+        <m:r>
+          <m:t>90</m:t>
+        </m:r>
+        <m:r>
+          <m:rPr>
+            <m:sty m:val="p"/>
+          </m:rPr>
+          <m:t>°</m:t>
+        </m:r>
+        <m:r>
+          <m:rPr>
+            <m:sty m:val="p"/>
+          </m:rPr>
+          <m:t>)</m:t>
+        </m:r>
       </m:oMath>
     </w:p>
     <w:p>
@@ -12720,34 +12974,36 @@
         </w:numPr>
       </w:pPr>
       <m:oMath>
-        <m:d>
-          <m:dPr>
-            <m:begChr m:val="("/>
-            <m:sepChr m:val=""/>
-            <m:endChr m:val=")"/>
-            <m:grow/>
-          </m:dPr>
-          <m:e>
-            <m:r>
-              <m:t>6</m:t>
-            </m:r>
-            <m:r>
-              <m:rPr>
-                <m:sty m:val="p"/>
-              </m:rPr>
-              <m:t>,</m:t>
-            </m:r>
-            <m:r>
-              <m:t>135</m:t>
-            </m:r>
-            <m:r>
-              <m:rPr>
-                <m:sty m:val="p"/>
-              </m:rPr>
-              <m:t>°</m:t>
-            </m:r>
-          </m:e>
-        </m:d>
+        <m:r>
+          <m:rPr>
+            <m:sty m:val="p"/>
+          </m:rPr>
+          <m:t>(</m:t>
+        </m:r>
+        <m:r>
+          <m:t>6</m:t>
+        </m:r>
+        <m:r>
+          <m:rPr>
+            <m:sty m:val="p"/>
+          </m:rPr>
+          <m:t>,</m:t>
+        </m:r>
+        <m:r>
+          <m:t>135</m:t>
+        </m:r>
+        <m:r>
+          <m:rPr>
+            <m:sty m:val="p"/>
+          </m:rPr>
+          <m:t>°</m:t>
+        </m:r>
+        <m:r>
+          <m:rPr>
+            <m:sty m:val="p"/>
+          </m:rPr>
+          <m:t>)</m:t>
+        </m:r>
       </m:oMath>
     </w:p>
     <w:p>
@@ -12789,34 +13045,36 @@
         </w:numPr>
       </w:pPr>
       <m:oMath>
-        <m:d>
-          <m:dPr>
-            <m:begChr m:val="("/>
-            <m:sepChr m:val=""/>
-            <m:endChr m:val=")"/>
-            <m:grow/>
-          </m:dPr>
-          <m:e>
-            <m:r>
-              <m:t>10</m:t>
-            </m:r>
-            <m:r>
-              <m:rPr>
-                <m:sty m:val="p"/>
-              </m:rPr>
-              <m:t>,</m:t>
-            </m:r>
-            <m:r>
-              <m:t>105</m:t>
-            </m:r>
-            <m:r>
-              <m:rPr>
-                <m:sty m:val="p"/>
-              </m:rPr>
-              <m:t>°</m:t>
-            </m:r>
-          </m:e>
-        </m:d>
+        <m:r>
+          <m:rPr>
+            <m:sty m:val="p"/>
+          </m:rPr>
+          <m:t>(</m:t>
+        </m:r>
+        <m:r>
+          <m:t>10</m:t>
+        </m:r>
+        <m:r>
+          <m:rPr>
+            <m:sty m:val="p"/>
+          </m:rPr>
+          <m:t>,</m:t>
+        </m:r>
+        <m:r>
+          <m:t>105</m:t>
+        </m:r>
+        <m:r>
+          <m:rPr>
+            <m:sty m:val="p"/>
+          </m:rPr>
+          <m:t>°</m:t>
+        </m:r>
+        <m:r>
+          <m:rPr>
+            <m:sty m:val="p"/>
+          </m:rPr>
+          <m:t>)</m:t>
+        </m:r>
       </m:oMath>
     </w:p>
     <w:p>
@@ -12870,28 +13128,30 @@
         </w:numPr>
       </w:pPr>
       <m:oMath>
-        <m:d>
-          <m:dPr>
-            <m:begChr m:val="("/>
-            <m:sepChr m:val=""/>
-            <m:endChr m:val=")"/>
-            <m:grow/>
-          </m:dPr>
-          <m:e>
-            <m:r>
-              <m:t>2</m:t>
-            </m:r>
-            <m:r>
-              <m:rPr>
-                <m:sty m:val="p"/>
-              </m:rPr>
-              <m:t>,</m:t>
-            </m:r>
-            <m:r>
-              <m:t>2</m:t>
-            </m:r>
-          </m:e>
-        </m:d>
+        <m:r>
+          <m:rPr>
+            <m:sty m:val="p"/>
+          </m:rPr>
+          <m:t>(</m:t>
+        </m:r>
+        <m:r>
+          <m:t>2</m:t>
+        </m:r>
+        <m:r>
+          <m:rPr>
+            <m:sty m:val="p"/>
+          </m:rPr>
+          <m:t>,</m:t>
+        </m:r>
+        <m:r>
+          <m:t>2</m:t>
+        </m:r>
+        <m:r>
+          <m:rPr>
+            <m:sty m:val="p"/>
+          </m:rPr>
+          <m:t>)</m:t>
+        </m:r>
       </m:oMath>
     </w:p>
     <w:p>
@@ -12933,42 +13193,44 @@
         </w:numPr>
       </w:pPr>
       <m:oMath>
-        <m:d>
-          <m:dPr>
-            <m:begChr m:val="("/>
-            <m:sepChr m:val=""/>
-            <m:endChr m:val=")"/>
-            <m:grow/>
-          </m:dPr>
+        <m:r>
+          <m:rPr>
+            <m:sty m:val="p"/>
+          </m:rPr>
+          <m:t>(</m:t>
+        </m:r>
+        <m:r>
+          <m:t>1</m:t>
+        </m:r>
+        <m:r>
+          <m:rPr>
+            <m:sty m:val="p"/>
+          </m:rPr>
+          <m:t>,</m:t>
+        </m:r>
+        <m:r>
+          <m:rPr>
+            <m:sty m:val="p"/>
+          </m:rPr>
+          <m:t>−</m:t>
+        </m:r>
+        <m:rad>
+          <m:radPr>
+            <m:degHide m:val="on"/>
+          </m:radPr>
+          <m:deg/>
           <m:e>
             <m:r>
-              <m:t>1</m:t>
+              <m:t>2</m:t>
             </m:r>
-            <m:r>
-              <m:rPr>
-                <m:sty m:val="p"/>
-              </m:rPr>
-              <m:t>,</m:t>
-            </m:r>
-            <m:r>
-              <m:rPr>
-                <m:sty m:val="p"/>
-              </m:rPr>
-              <m:t>−</m:t>
-            </m:r>
-            <m:rad>
-              <m:radPr>
-                <m:degHide m:val="on"/>
-              </m:radPr>
-              <m:deg/>
-              <m:e>
-                <m:r>
-                  <m:t>2</m:t>
-                </m:r>
-              </m:e>
-            </m:rad>
           </m:e>
-        </m:d>
+        </m:rad>
+        <m:r>
+          <m:rPr>
+            <m:sty m:val="p"/>
+          </m:rPr>
+          <m:t>)</m:t>
+        </m:r>
       </m:oMath>
     </w:p>
     <w:p>
@@ -13010,40 +13272,42 @@
         </w:numPr>
       </w:pPr>
       <m:oMath>
-        <m:d>
-          <m:dPr>
-            <m:begChr m:val="("/>
-            <m:sepChr m:val=""/>
-            <m:endChr m:val=")"/>
-            <m:grow/>
-          </m:dPr>
-          <m:e>
-            <m:r>
-              <m:rPr>
-                <m:sty m:val="p"/>
-              </m:rPr>
-              <m:t>−</m:t>
-            </m:r>
-            <m:r>
-              <m:t>12</m:t>
-            </m:r>
-            <m:r>
-              <m:rPr>
-                <m:sty m:val="p"/>
-              </m:rPr>
-              <m:t>,</m:t>
-            </m:r>
-            <m:r>
-              <m:rPr>
-                <m:sty m:val="p"/>
-              </m:rPr>
-              <m:t>−</m:t>
-            </m:r>
-            <m:r>
-              <m:t>5</m:t>
-            </m:r>
-          </m:e>
-        </m:d>
+        <m:r>
+          <m:rPr>
+            <m:sty m:val="p"/>
+          </m:rPr>
+          <m:t>(</m:t>
+        </m:r>
+        <m:r>
+          <m:rPr>
+            <m:sty m:val="p"/>
+          </m:rPr>
+          <m:t>−</m:t>
+        </m:r>
+        <m:r>
+          <m:t>12</m:t>
+        </m:r>
+        <m:r>
+          <m:rPr>
+            <m:sty m:val="p"/>
+          </m:rPr>
+          <m:t>,</m:t>
+        </m:r>
+        <m:r>
+          <m:rPr>
+            <m:sty m:val="p"/>
+          </m:rPr>
+          <m:t>−</m:t>
+        </m:r>
+        <m:r>
+          <m:t>5</m:t>
+        </m:r>
+        <m:r>
+          <m:rPr>
+            <m:sty m:val="p"/>
+          </m:rPr>
+          <m:t>)</m:t>
+        </m:r>
       </m:oMath>
     </w:p>
     <w:p>
@@ -13350,19 +13614,21 @@
             </m:r>
           </m:sup>
         </m:sSup>
-        <m:d>
-          <m:dPr>
-            <m:begChr m:val="("/>
-            <m:sepChr m:val=""/>
-            <m:endChr m:val=")"/>
-            <m:grow/>
-          </m:dPr>
-          <m:e>
-            <m:r>
-              <m:t>φ</m:t>
-            </m:r>
-          </m:e>
-        </m:d>
+        <m:r>
+          <m:rPr>
+            <m:sty m:val="p"/>
+          </m:rPr>
+          <m:t>(</m:t>
+        </m:r>
+        <m:r>
+          <m:t>φ</m:t>
+        </m:r>
+        <m:r>
+          <m:rPr>
+            <m:sty m:val="p"/>
+          </m:rPr>
+          <m:t>)</m:t>
+        </m:r>
       </m:oMath>
       <w:r>
         <w:t xml:space="preserve"> </w:t>
@@ -13530,19 +13796,21 @@
               </m:rPr>
               <m:t>sin</m:t>
             </m:r>
-            <m:d>
-              <m:dPr>
-                <m:begChr m:val="("/>
-                <m:sepChr m:val=""/>
-                <m:endChr m:val=")"/>
-                <m:grow/>
-              </m:dPr>
-              <m:e>
-                <m:r>
-                  <m:t>φ</m:t>
-                </m:r>
-              </m:e>
-            </m:d>
+            <m:r>
+              <m:rPr>
+                <m:sty m:val="p"/>
+              </m:rPr>
+              <m:t>(</m:t>
+            </m:r>
+            <m:r>
+              <m:t>φ</m:t>
+            </m:r>
+            <m:r>
+              <m:rPr>
+                <m:sty m:val="p"/>
+              </m:rPr>
+              <m:t>)</m:t>
+            </m:r>
           </m:den>
         </m:f>
       </m:oMath>
@@ -13711,22 +13979,24 @@
           </m:rPr>
           <m:t>sin</m:t>
         </m:r>
-        <m:d>
-          <m:dPr>
-            <m:begChr m:val="("/>
-            <m:sepChr m:val=""/>
-            <m:endChr m:val=")"/>
-            <m:grow/>
-          </m:dPr>
-          <m:e>
-            <m:r>
-              <m:t>2</m:t>
-            </m:r>
-            <m:r>
-              <m:t>φ</m:t>
-            </m:r>
-          </m:e>
-        </m:d>
+        <m:r>
+          <m:rPr>
+            <m:sty m:val="p"/>
+          </m:rPr>
+          <m:t>(</m:t>
+        </m:r>
+        <m:r>
+          <m:t>2</m:t>
+        </m:r>
+        <m:r>
+          <m:t>φ</m:t>
+        </m:r>
+        <m:r>
+          <m:rPr>
+            <m:sty m:val="p"/>
+          </m:rPr>
+          <m:t>)</m:t>
+        </m:r>
       </m:oMath>
       <w:r>
         <w:t xml:space="preserve"> </w:t>
@@ -13896,19 +14166,21 @@
           </m:rPr>
           <m:t>cos</m:t>
         </m:r>
-        <m:d>
-          <m:dPr>
-            <m:begChr m:val="("/>
-            <m:sepChr m:val=""/>
-            <m:endChr m:val=")"/>
-            <m:grow/>
-          </m:dPr>
-          <m:e>
-            <m:r>
-              <m:t>φ</m:t>
-            </m:r>
-          </m:e>
-        </m:d>
+        <m:r>
+          <m:rPr>
+            <m:sty m:val="p"/>
+          </m:rPr>
+          <m:t>(</m:t>
+        </m:r>
+        <m:r>
+          <m:t>φ</m:t>
+        </m:r>
+        <m:r>
+          <m:rPr>
+            <m:sty m:val="p"/>
+          </m:rPr>
+          <m:t>)</m:t>
+        </m:r>
       </m:oMath>
       <w:r>
         <w:t xml:space="preserve"> </w:t>
@@ -14069,19 +14341,21 @@
           </m:rPr>
           <m:t>tan</m:t>
         </m:r>
-        <m:d>
-          <m:dPr>
-            <m:begChr m:val="("/>
-            <m:sepChr m:val=""/>
-            <m:endChr m:val=")"/>
-            <m:grow/>
-          </m:dPr>
-          <m:e>
-            <m:r>
-              <m:t>φ</m:t>
-            </m:r>
-          </m:e>
-        </m:d>
+        <m:r>
+          <m:rPr>
+            <m:sty m:val="p"/>
+          </m:rPr>
+          <m:t>(</m:t>
+        </m:r>
+        <m:r>
+          <m:t>φ</m:t>
+        </m:r>
+        <m:r>
+          <m:rPr>
+            <m:sty m:val="p"/>
+          </m:rPr>
+          <m:t>)</m:t>
+        </m:r>
       </m:oMath>
       <w:r>
         <w:t xml:space="preserve"> </w:t>
@@ -14224,8 +14498,8 @@
         <w:t xml:space="preserve">is the odd one out.</w:t>
       </w:r>
     </w:p>
-    <w:bookmarkEnd w:id="78"/>
-    <w:bookmarkStart w:id="81" w:name="further-reading"/>
+    <w:bookmarkEnd w:id="67"/>
+    <w:bookmarkStart w:id="70" w:name="further-reading"/>
     <w:p>
       <w:pPr>
         <w:pStyle w:val="Heading1"/>
@@ -14234,7 +14508,7 @@
         <w:t xml:space="preserve">Further reading</w:t>
       </w:r>
     </w:p>
-    <w:bookmarkStart w:id="80" w:name="version-history"/>
+    <w:bookmarkStart w:id="69" w:name="version-history"/>
     <w:p>
       <w:pPr>
         <w:pStyle w:val="Heading2"/>
@@ -14255,7 +14529,7 @@
       <w:pPr>
         <w:pStyle w:val="BodyText"/>
       </w:pPr>
-      <w:hyperlink r:id="rId79">
+      <w:hyperlink r:id="rId68">
         <w:r>
           <w:rPr>
             <w:rStyle w:val="Hyperlink"/>
@@ -14264,8 +14538,8 @@
         </w:r>
       </w:hyperlink>
     </w:p>
-    <w:bookmarkEnd w:id="80"/>
-    <w:bookmarkEnd w:id="81"/>
+    <w:bookmarkEnd w:id="69"/>
+    <w:bookmarkEnd w:id="70"/>
     <w:sectPr>
       <w:pgSz w:h="15840" w:w="12240"/>
       <w:pgMar w:bottom="1440" w:footer="720" w:gutter="0" w:header="720" w:left="1440" w:right="1440" w:top="1440"/>
